--- a/AntiGubrnator/02. Административное исковое заявление в Верховный Суд.docx
+++ b/AntiGubrnator/02. Административное исковое заявление в Верховный Суд.docx
@@ -61,7 +61,7 @@
           <w:i w:val="0"/>
           <w:sz w:val="24"/>
         </w:rPr>
-        <w:t>Сенат штата Сан-Андреас — коллегиальный орган законодательной власти штата Сан-Андреас (ст. 19 ч. 1 Конституции штата Сан-Андреас), в лице Председателя Сената штата Сан-Андреас ____________________.</w:t>
+        <w:t>Сенат штата Сан-Андреас — орган законодательной власти штата Сан-Андреас (ст. 19 ч. 1 Конституции штата Сан-Андреас), в лице Председателя Сената штата Сан-Андреас ____________________.</w:t>
       </w:r>
     </w:p>
     <w:p>
@@ -125,7 +125,7 @@
           <w:i w:val="0"/>
           <w:sz w:val="24"/>
         </w:rPr>
-        <w:t>Представитель: _____________ (при наличии; документ о полномочиях — Приложение № 9).</w:t>
+        <w:t>Представитель: _____________ (при наличии; документ о полномочиях — Приложение № 11).</w:t>
       </w:r>
     </w:p>
     <w:p>
@@ -277,25 +277,7 @@
           <w:i w:val="0"/>
           <w:sz w:val="24"/>
         </w:rPr>
-        <w:t xml:space="preserve">1.1. Сенат штата Сан-Андреас принял законопроект ACT. 244 «О внесении технического исправления в Закон "О чрезвычайном и военном положении штата Сан-Андреас"». Законопроект устраняет в статье 2.2 названного Закона дублирование слова: действующая редакция содержит «…или Главой Департамента Национальной Безопасности </w:t>
-      </w:r>
-      <w:r>
-        <w:rPr>
-          <w:rFonts w:ascii="Times New Roman" w:hAnsi="Times New Roman" w:cs="Times New Roman" w:eastAsia="Times New Roman"/>
-          <w:b/>
-          <w:i w:val="0"/>
-          <w:sz w:val="24"/>
-        </w:rPr>
-        <w:t>безопасности</w:t>
-      </w:r>
-      <w:r>
-        <w:rPr>
-          <w:rFonts w:ascii="Times New Roman" w:hAnsi="Times New Roman" w:cs="Times New Roman" w:eastAsia="Times New Roman"/>
-          <w:b w:val="0"/>
-          <w:i w:val="0"/>
-          <w:sz w:val="24"/>
-        </w:rPr>
-        <w:t>». Предложенная редакция — «…или Главой Департамента Национальной Безопасности». Иных изменений законопроект не содержит; круг лиц, уполномоченных вводить чрезвычайное положение, не изменяется.</w:t>
+        <w:t>1.1. Сенат штата Сан-Андреас принял законопроект «О внесении изменений в Процессуальный кодекс штата Сан-Андреас» (ACT. 244), дополняющий часть 1 статьи 18 Процессуального кодекса пунктом «ж.1»: сотрудник подразделения внутренних расследований (IAD) LSPD и LSCSD признаётся субъектом задержания при задержании в помещениях или на территории собственного департамента, если инициатором выступает сотрудник того же департамента; на сотрудника IAD возложена обязанность видеофиксации своих действий. Результаты голосования: «за» — 10, «против» — 3, «воздержался» — 1.</w:t>
       </w:r>
     </w:p>
     <w:p>
@@ -311,7 +293,7 @@
           <w:i w:val="0"/>
           <w:sz w:val="24"/>
         </w:rPr>
-        <w:t>1.2. 29.10.2026 принятый закон поступил Губернатору штата Сан-Андреас для подписания и обнародования (ч. 3 ст. 80 Конституции штата Сан-Андреас).</w:t>
+        <w:t>1.2. Принятый законопроект поступил Губернатору штата Сан-Андреас для подписания и обнародования. Предварительное одобрение Федерального Суда, предусмотренное ч. 2 Поправки 8 к Конституции для поправок в Процессуальный кодекс, — ____________ (получено / не запрашивалось; реквизиты).</w:t>
       </w:r>
     </w:p>
     <w:p>
@@ -343,7 +325,7 @@
           <w:i w:val="0"/>
           <w:sz w:val="24"/>
         </w:rPr>
-        <w:t>1.4. Указ не содержит мотивированного обоснования, отклоняет иной предмет и не идентифицирует отклоняемый закон. Указанные обстоятельства подтверждаются текстом Указа и не нуждаются в доказывании со стороны Истца: обязанность доказывания законности оспариваемого решения возложена на Ответчика (ч. 5 ст. 32 КЗ «О судебной системе штата Сан-Андреас»).</w:t>
+        <w:t>1.4. Указ не содержит мотивированного обоснования, основан на норме, не предоставляющей права отклонения, и не идентифицирует дату принятия отклоняемого акта. Указанные обстоятельства подтверждаются текстом Указа и не нуждаются в доказывании со стороны Истца: обязанность доказывания законности оспариваемого решения возложена на Ответчика (ч. 5 ст. 32 КЗ «О судебной системе штата Сан-Андреас»).</w:t>
       </w:r>
     </w:p>
     <w:p>
@@ -359,7 +341,7 @@
           <w:i w:val="0"/>
           <w:sz w:val="24"/>
         </w:rPr>
-        <w:t>1.5. До настоящего момента закон не подписан и не обнародован. Двухдневный срок, исчисляемый со дня поступления закона (29.10.2026), истекает 31.10.2026 (ч. 3 ст. 80 Конституции; ч. 2 ст. 8 КЗ «О нормативных правовых актах» — срок в днях истекает в 24 часа последнего дня; при почасовом подсчёте 48 часов — не позднее того же дня).</w:t>
+        <w:t>1.5. До настоящего момента закон не подписан и не обнародован; нарушение является длящимся.</w:t>
       </w:r>
     </w:p>
     <w:p>
@@ -374,7 +356,7 @@
           <w:i w:val="0"/>
           <w:sz w:val="24"/>
         </w:rPr>
-        <w:t>2. Подсудность и срок обращения</w:t>
+        <w:t>2. Подсудность, срок обращения и государственная пошлина</w:t>
       </w:r>
     </w:p>
     <w:p>
@@ -476,7 +458,7 @@
           <w:i w:val="0"/>
           <w:sz w:val="24"/>
         </w:rPr>
-        <w:t xml:space="preserve"> Документ об уплате прилагается (Приложение № 7). Одновременно заявляется ходатайство об освобождении от уплаты государственной пошлины в порядке ч. 10, п. «б» ч. 11 ст. 60 КЗ «О судебной системе» как поданное в защиту интересов государства (Приложение № 8). Истец не относится к лицам, освобождённым от уплаты пошлины в силу закона: освобождение по ч. 2.2 ст. 60 распространяется только на запросы о проверке конституционности в порядке ч. 2.2 ст. 39.</w:t>
+        <w:t xml:space="preserve"> Документ об уплате прилагается (Приложение № 8). Одновременно заявляется ходатайство об освобождении от уплаты государственной пошлины в порядке ч. 10, п. «б» ч. 11 ст. 60 КЗ «О судебной системе» как поданное в защиту интересов государства (Приложение № 9). Истец не относится к лицам, освобождённым от уплаты пошлины в силу закона: освобождение по ч. 2.2 ст. 60 распространяется только на запросы о проверке конституционности в порядке ч. 2.2 ст. 39.</w:t>
       </w:r>
     </w:p>
     <w:p>
@@ -523,7 +505,7 @@
           <w:i w:val="0"/>
           <w:sz w:val="24"/>
         </w:rPr>
-        <w:t>Ч. 1 ст. 83: Губернатор вправе отклонить принятые Сенатом законы «с обязательным мотивированным обоснованием своего решения». Обязательность мотивировки — не формальность: она обеспечивает возможность проверки решения и защищает Сенат от произвольного блокирования закона.</w:t>
+        <w:t>Ч. 1 ст. 83: Губернатор вправе отклонить принятые Сенатом законы «с обязательным мотивированным обоснованием своего решения». Обязательность мотивировки обеспечивает возможность проверки решения и защищает Сенат от произвольного блокирования закона.</w:t>
       </w:r>
     </w:p>
     <w:p>
@@ -539,7 +521,7 @@
           <w:i w:val="0"/>
           <w:sz w:val="24"/>
         </w:rPr>
-        <w:t>Указ не содержит: (а) указания на конкретное положение закона, вызывающее претензию; (б) указания на конкретное право, свободу или интерес и способ их нарушения; (в) описания содержания правовой неопределённости, пробела или коллизии с указанием нормы, с которой возникает противоречие.</w:t>
+        <w:t>Указ не содержит: (а) указания на конкретное положение законопроекта, вызывающее претензию; (б) указания на конкретное право, свободу или законный интерес и способ их нарушения; (в) описания содержания правовой неопределённости, пробела или коллизии с указанием нормы, с которой возникает противоречие.</w:t>
       </w:r>
     </w:p>
     <w:p>
@@ -637,7 +619,7 @@
           <w:i w:val="0"/>
           <w:sz w:val="24"/>
         </w:rPr>
-        <w:t>3.3. Отклонён иной предмет — Указ не создаёт последствий для принятого закона.</w:t>
+        <w:t>3.3. Указ не идентифицирует отклоняемый акт — нарушение ст. 9 ч. 1 КЗ «О нормативных правовых актах».</w:t>
       </w:r>
     </w:p>
     <w:p>
@@ -653,73 +635,7 @@
           <w:i w:val="0"/>
           <w:sz w:val="24"/>
         </w:rPr>
-        <w:t xml:space="preserve">Пункт 1 постановляющей части Указа отклоняет «поправку в </w:t>
-      </w:r>
-      <w:r>
-        <w:rPr>
-          <w:rFonts w:ascii="Times New Roman" w:hAnsi="Times New Roman" w:cs="Times New Roman" w:eastAsia="Times New Roman"/>
-          <w:b/>
-          <w:i w:val="0"/>
-          <w:sz w:val="24"/>
-        </w:rPr>
-        <w:t>Процессуальный Кодекс</w:t>
-      </w:r>
-      <w:r>
-        <w:rPr>
-          <w:rFonts w:ascii="Times New Roman" w:hAnsi="Times New Roman" w:cs="Times New Roman" w:eastAsia="Times New Roman"/>
-          <w:b w:val="0"/>
-          <w:i w:val="0"/>
-          <w:sz w:val="24"/>
-        </w:rPr>
-        <w:t xml:space="preserve"> "ACT.244"». Принятый Сенатом закон вносит изменения в Закон «О чрезвычайном и военном положении штата Сан-Андреас»; Процессуальный кодекс штата Сан-Андреас им не изменяется.</w:t>
-      </w:r>
-    </w:p>
-    <w:p>
-      <w:pPr>
-        <w:spacing w:before="0" w:after="120" w:line="276" w:lineRule="auto"/>
-        <w:ind w:firstLine="709"/>
-        <w:jc w:val="both"/>
-      </w:pPr>
-      <w:r>
-        <w:rPr>
-          <w:rFonts w:ascii="Times New Roman" w:hAnsi="Times New Roman" w:cs="Times New Roman" w:eastAsia="Times New Roman"/>
-          <w:b w:val="0"/>
-          <w:i w:val="0"/>
-          <w:sz w:val="24"/>
-        </w:rPr>
-        <w:t>Предмет акта — обязательный элемент его содержания (ст. 9 ч. 1, ч. 2 КЗ «О нормативных правовых актах»: отсутствие внутренних противоречий, точность формулирования). Акт, отклоняющий акт, которого не существует, не порождает правовых последствий: невозможно установить, что именно не подлежит подписанию и что подлежит повторному рассмотрению. Соответственно, обязанность Ответчика подписать и обнародовать принятый закон не прекращена.</w:t>
-      </w:r>
-    </w:p>
-    <w:p>
-      <w:pPr>
-        <w:spacing w:before="0" w:after="120" w:line="276" w:lineRule="auto"/>
-        <w:ind w:firstLine="709"/>
-        <w:jc w:val="both"/>
-      </w:pPr>
-      <w:r>
-        <w:rPr>
-          <w:rFonts w:ascii="Times New Roman" w:hAnsi="Times New Roman" w:cs="Times New Roman" w:eastAsia="Times New Roman"/>
-          <w:b/>
-          <w:i w:val="0"/>
-          <w:sz w:val="24"/>
-        </w:rPr>
-        <w:t>3.4. Порок обязательных реквизитов.</w:t>
-      </w:r>
-    </w:p>
-    <w:p>
-      <w:pPr>
-        <w:spacing w:before="0" w:after="120" w:line="276" w:lineRule="auto"/>
-        <w:ind w:firstLine="709"/>
-        <w:jc w:val="both"/>
-      </w:pPr>
-      <w:r>
-        <w:rPr>
-          <w:rFonts w:ascii="Times New Roman" w:hAnsi="Times New Roman" w:cs="Times New Roman" w:eastAsia="Times New Roman"/>
-          <w:b w:val="0"/>
-          <w:i w:val="0"/>
-          <w:sz w:val="24"/>
-        </w:rPr>
-        <w:t xml:space="preserve">В тексте Указа оставлена незаполненная позиция «…принятый Сенатом штата Сан-Андреас </w:t>
+        <w:t xml:space="preserve">В тексте Указа оставлен незаполненный реквизит «…принятый Сенатом штата Сан-Андреас </w:t>
       </w:r>
       <w:r>
         <w:rPr>
@@ -737,7 +653,23 @@
           <w:i w:val="0"/>
           <w:sz w:val="24"/>
         </w:rPr>
-        <w:t>». Наряду с неверным наименованием акта это лишает Указ свойства идентифицировать свой объект. Акт, не позволяющий установить, какой закон им отклонён, не может служить основанием для отказа в подписании и не подлежит исполнению.</w:t>
+        <w:t>». Дата принятия отклоняемого акта не указана. При этом наименование Указа говорит об отклонении «закона», а постановляющая часть — об отклонении «поправки».</w:t>
+      </w:r>
+    </w:p>
+    <w:p>
+      <w:pPr>
+        <w:spacing w:before="0" w:after="120" w:line="276" w:lineRule="auto"/>
+        <w:ind w:firstLine="709"/>
+        <w:jc w:val="both"/>
+      </w:pPr>
+      <w:r>
+        <w:rPr>
+          <w:rFonts w:ascii="Times New Roman" w:hAnsi="Times New Roman" w:cs="Times New Roman" w:eastAsia="Times New Roman"/>
+          <w:b w:val="0"/>
+          <w:i w:val="0"/>
+          <w:sz w:val="24"/>
+        </w:rPr>
+        <w:t>Точность формулирования и отсутствие внутренних противоречий — обязательные требования к акту (ст. 9 ч. 1 КЗ «О нормативных правовых актах»). Их нарушение само по себе не аннулирует акт, но в соединении с отсутствием мотивировки (раздел 3.1) показывает: указ издан без проверки его содержания и предмета. Акт, в котором не заполнено поле с датой отклоняемого закона, не может служить доказательством того, что Ответчик действительно рассматривал именно тот законопроект, который был ему направлен.</w:t>
       </w:r>
     </w:p>
     <w:p>
@@ -753,7 +685,7 @@
           <w:i w:val="0"/>
           <w:sz w:val="24"/>
         </w:rPr>
-        <w:t>3.5. Внутреннее противоречие.</w:t>
+        <w:t>3.4. Вето противоречит предварительному одобрению Федерального Суда — нарушение ч. 3 ст. 80 и Поправки 8.</w:t>
       </w:r>
     </w:p>
     <w:p>
@@ -769,16 +701,23 @@
           <w:i w:val="0"/>
           <w:sz w:val="24"/>
         </w:rPr>
-        <w:t xml:space="preserve">Наименование Указа говорит об отклонении </w:t>
+        <w:t>Поправка 8, ч. 2 к Конституции: поправки в Процессуальный кодекс «считаются принятыми и вступают в силу только после подписания и обнародования Губернатором… при условии их предварительного одобрения Федеральным Судом штата Сан-Андреас». Ч. 3 ст. 80: принятые законы направляются в Федеральный Суд, а после получения его одобрения — Губернатору.</w:t>
       </w:r>
+    </w:p>
+    <w:p>
+      <w:pPr>
+        <w:spacing w:before="0" w:after="120" w:line="276" w:lineRule="auto"/>
+        <w:ind w:firstLine="709"/>
+        <w:jc w:val="both"/>
+      </w:pPr>
       <w:r>
         <w:rPr>
           <w:rFonts w:ascii="Times New Roman" w:hAnsi="Times New Roman" w:cs="Times New Roman" w:eastAsia="Times New Roman"/>
-          <w:b/>
-          <w:i w:val="0"/>
+          <w:b w:val="0"/>
+          <w:i/>
           <w:sz w:val="24"/>
         </w:rPr>
-        <w:t>закона</w:t>
+        <w:t>(Вариант А — одобрение получено; приводится при наличии акта Федерального Суда.)</w:t>
       </w:r>
       <w:r>
         <w:rPr>
@@ -787,16 +726,23 @@
           <w:i w:val="0"/>
           <w:sz w:val="24"/>
         </w:rPr>
-        <w:t xml:space="preserve">, постановляющая часть — об отклонении </w:t>
+        <w:t xml:space="preserve"> Федеральный Суд одобрил законопроект __________ (акт № ___, дата). Отклонив закон по мотивам создания коллизий, правовой неопределённости и пробелов, Ответчик отверг вывод судебного органа, проверявшего тот же акт на те же предметы. Вето не может подменять оценку органа, давшего предварительное одобрение, предусмотренное Конституцией: иначе Поправка 8 утрачивает смысл, а Губернатор приобретает право повторной проверки того, что уже проверено Федеральным Судом.</w:t>
       </w:r>
+    </w:p>
+    <w:p>
+      <w:pPr>
+        <w:spacing w:before="0" w:after="120" w:line="276" w:lineRule="auto"/>
+        <w:ind w:firstLine="709"/>
+        <w:jc w:val="both"/>
+      </w:pPr>
       <w:r>
         <w:rPr>
           <w:rFonts w:ascii="Times New Roman" w:hAnsi="Times New Roman" w:cs="Times New Roman" w:eastAsia="Times New Roman"/>
-          <w:b/>
-          <w:i w:val="0"/>
+          <w:b w:val="0"/>
+          <w:i/>
           <w:sz w:val="24"/>
         </w:rPr>
-        <w:t>поправки</w:t>
+        <w:t>(Вариант Б — одобрение не запрашивалось; приводится при отсутствии акта.)</w:t>
       </w:r>
       <w:r>
         <w:rPr>
@@ -805,7 +751,7 @@
           <w:i w:val="0"/>
           <w:sz w:val="24"/>
         </w:rPr>
-        <w:t>. Устранение внутренних противоречий — обязательное требование к акту (ст. 9 ч. 1, ч. 2 КЗ «О нормативных правовых актах»). Противоречие не позволяет однозначно определить предмет и вид отклонённого акта.</w:t>
+        <w:t xml:space="preserve"> Предварительное одобрение Федерального Суда отсутствует. В этом случае закон не подлежал направлению Губернатору (ч. 3 ст. 80), а Указ издан в отношении акта, не завершившего конституционную процедуру, и потому не может порождать последствий, предусмотренных ч. 1 ст. 83.</w:t>
       </w:r>
     </w:p>
     <w:p>
@@ -821,7 +767,7 @@
           <w:i w:val="0"/>
           <w:sz w:val="24"/>
         </w:rPr>
-        <w:t>3.6. Заявленное основание опровергается содержанием закона.</w:t>
+        <w:t>3.5. Заявленные основания не соответствуют содержанию законопроекта.</w:t>
       </w:r>
     </w:p>
     <w:p>
@@ -837,7 +783,143 @@
           <w:i w:val="0"/>
           <w:sz w:val="24"/>
         </w:rPr>
-        <w:t>Указ утверждает, что отклоняемый акт создаёт правовую неопределённость, пробелы или коллизии. Отклоняемый закон состоит из одного изменения: удаления повторяющегося слова «безопасности» в ст. 2.2 Закона «О чрезвычайном и военном положении штата Сан-Андреас».</w:t>
+        <w:t>Указ утверждает, что отклоняемый акт нарушает права, создаёт правовую неопределённость, пробелы или коллизии. Проверка по тексту законопроекта:</w:t>
+      </w:r>
+    </w:p>
+    <w:p>
+      <w:pPr>
+        <w:spacing w:before="0" w:after="60" w:line="276" w:lineRule="auto"/>
+        <w:ind w:left="340"/>
+        <w:jc w:val="both"/>
+      </w:pPr>
+      <w:r>
+        <w:rPr>
+          <w:rFonts w:ascii="Times New Roman" w:hAnsi="Times New Roman" w:cs="Times New Roman" w:eastAsia="Times New Roman"/>
+          <w:b w:val="0"/>
+          <w:i w:val="0"/>
+          <w:sz w:val="24"/>
+        </w:rPr>
+        <w:t xml:space="preserve">— </w:t>
+      </w:r>
+      <w:r>
+        <w:rPr>
+          <w:rFonts w:ascii="Times New Roman" w:hAnsi="Times New Roman" w:cs="Times New Roman" w:eastAsia="Times New Roman"/>
+          <w:b/>
+          <w:i w:val="0"/>
+          <w:sz w:val="24"/>
+        </w:rPr>
+        <w:t>Права.</w:t>
+      </w:r>
+      <w:r>
+        <w:rPr>
+          <w:rFonts w:ascii="Times New Roman" w:hAnsi="Times New Roman" w:cs="Times New Roman" w:eastAsia="Times New Roman"/>
+          <w:b w:val="0"/>
+          <w:i w:val="0"/>
+          <w:sz w:val="24"/>
+        </w:rPr>
+        <w:t xml:space="preserve"> Законопроект не содержит ни одного ограничения прав: он добавляет участника задержания, то есть расширяет круг лиц, которые могут присутствовать при процессуальном действии. Единственная обязанность возложена на сотрудника IAD (видеофиксация) и служит гарантией для задержанного.</w:t>
+      </w:r>
+    </w:p>
+    <w:p>
+      <w:pPr>
+        <w:spacing w:before="0" w:after="60" w:line="276" w:lineRule="auto"/>
+        <w:ind w:left="340"/>
+        <w:jc w:val="both"/>
+      </w:pPr>
+      <w:r>
+        <w:rPr>
+          <w:rFonts w:ascii="Times New Roman" w:hAnsi="Times New Roman" w:cs="Times New Roman" w:eastAsia="Times New Roman"/>
+          <w:b w:val="0"/>
+          <w:i w:val="0"/>
+          <w:sz w:val="24"/>
+        </w:rPr>
+        <w:t xml:space="preserve">— </w:t>
+      </w:r>
+      <w:r>
+        <w:rPr>
+          <w:rFonts w:ascii="Times New Roman" w:hAnsi="Times New Roman" w:cs="Times New Roman" w:eastAsia="Times New Roman"/>
+          <w:b/>
+          <w:i w:val="0"/>
+          <w:sz w:val="24"/>
+        </w:rPr>
+        <w:t>Пробел.</w:t>
+      </w:r>
+      <w:r>
+        <w:rPr>
+          <w:rFonts w:ascii="Times New Roman" w:hAnsi="Times New Roman" w:cs="Times New Roman" w:eastAsia="Times New Roman"/>
+          <w:b w:val="0"/>
+          <w:i w:val="0"/>
+          <w:sz w:val="24"/>
+        </w:rPr>
+        <w:t xml:space="preserve"> Пробел — отсутствие регулирования. Законопроект вводит регулирование, а не исключает его. Полномочия IAD при выявлении нарушений — предмет устава и Закона о региональных правоохранительных органах, а не Процессуального кодекса, который определяет состав участников задержания.</w:t>
+      </w:r>
+    </w:p>
+    <w:p>
+      <w:pPr>
+        <w:spacing w:before="0" w:after="60" w:line="276" w:lineRule="auto"/>
+        <w:ind w:left="340"/>
+        <w:jc w:val="both"/>
+      </w:pPr>
+      <w:r>
+        <w:rPr>
+          <w:rFonts w:ascii="Times New Roman" w:hAnsi="Times New Roman" w:cs="Times New Roman" w:eastAsia="Times New Roman"/>
+          <w:b w:val="0"/>
+          <w:i w:val="0"/>
+          <w:sz w:val="24"/>
+        </w:rPr>
+        <w:t xml:space="preserve">— </w:t>
+      </w:r>
+      <w:r>
+        <w:rPr>
+          <w:rFonts w:ascii="Times New Roman" w:hAnsi="Times New Roman" w:cs="Times New Roman" w:eastAsia="Times New Roman"/>
+          <w:b/>
+          <w:i w:val="0"/>
+          <w:sz w:val="24"/>
+        </w:rPr>
+        <w:t>Неопределённость.</w:t>
+      </w:r>
+      <w:r>
+        <w:rPr>
+          <w:rFonts w:ascii="Times New Roman" w:hAnsi="Times New Roman" w:cs="Times New Roman" w:eastAsia="Times New Roman"/>
+          <w:b w:val="0"/>
+          <w:i w:val="0"/>
+          <w:sz w:val="24"/>
+        </w:rPr>
+        <w:t xml:space="preserve"> Содержание «внутреннего надзора» задано самой нормой: надзор за соблюдением законодательства штата сотрудниками департамента, в котором состоит сотрудник IAD. Дополнительно функции IAD определены уставами LSPD и LSCSD (дисциплинарные полномочия, проверки состава, контроль за соблюдением этического и административного кодексов внутри департамента).</w:t>
+      </w:r>
+    </w:p>
+    <w:p>
+      <w:pPr>
+        <w:spacing w:before="0" w:after="60" w:line="276" w:lineRule="auto"/>
+        <w:ind w:left="340"/>
+        <w:jc w:val="both"/>
+      </w:pPr>
+      <w:r>
+        <w:rPr>
+          <w:rFonts w:ascii="Times New Roman" w:hAnsi="Times New Roman" w:cs="Times New Roman" w:eastAsia="Times New Roman"/>
+          <w:b w:val="0"/>
+          <w:i w:val="0"/>
+          <w:sz w:val="24"/>
+        </w:rPr>
+        <w:t xml:space="preserve">— </w:t>
+      </w:r>
+      <w:r>
+        <w:rPr>
+          <w:rFonts w:ascii="Times New Roman" w:hAnsi="Times New Roman" w:cs="Times New Roman" w:eastAsia="Times New Roman"/>
+          <w:b/>
+          <w:i w:val="0"/>
+          <w:sz w:val="24"/>
+        </w:rPr>
+        <w:t>Коллизия.</w:t>
+      </w:r>
+      <w:r>
+        <w:rPr>
+          <w:rFonts w:ascii="Times New Roman" w:hAnsi="Times New Roman" w:cs="Times New Roman" w:eastAsia="Times New Roman"/>
+          <w:b w:val="0"/>
+          <w:i w:val="0"/>
+          <w:sz w:val="24"/>
+        </w:rPr>
+        <w:t xml:space="preserve"> Пункт «ж.1» не конкурирует с п. «ж» ч. 1 ст. 18: п. «ж» закрепляет надзор за регионами со стороны IB — подразделения Федерального Расследовательского Бюро, а п. «ж.1» — внутренний контроль в своём департаменте. Разные органы, разный объём, разные предметы. Введение собственной расшифровки (Internal Affairs Division, IAD) разводит эти понятия.</w:t>
       </w:r>
     </w:p>
     <w:p>
@@ -853,7 +935,23 @@
           <w:i w:val="0"/>
           <w:sz w:val="24"/>
         </w:rPr>
-        <w:t>Такое изменение: не вводит новых норм, обязанностей, запретов или изъятий; не исключает ни одного элемента правового регулирования (следовательно, не создаёт пробела); не вводит второй нормы, противоречащей первой (следовательно, не создаёт коллизии); напротив, устраняет дублирование и обеспечивает единство терминологии, требуемые ст. 9 ч. 1, ч. 3 и ст. 11 ч. 1 КЗ «О нормативных правовых актах».</w:t>
+        <w:t>Ни одно из заявленных Указом оснований не подтверждается текстом законопроекта; ни одно не привязано к конкретной норме.</w:t>
+      </w:r>
+    </w:p>
+    <w:p>
+      <w:pPr>
+        <w:spacing w:before="0" w:after="120" w:line="276" w:lineRule="auto"/>
+        <w:ind w:firstLine="709"/>
+        <w:jc w:val="both"/>
+      </w:pPr>
+      <w:r>
+        <w:rPr>
+          <w:rFonts w:ascii="Times New Roman" w:hAnsi="Times New Roman" w:cs="Times New Roman" w:eastAsia="Times New Roman"/>
+          <w:b/>
+          <w:i w:val="0"/>
+          <w:sz w:val="24"/>
+        </w:rPr>
+        <w:t>3.6. О неприкосновенности Ответчика.</w:t>
       </w:r>
     </w:p>
     <w:p>
@@ -869,71 +967,7 @@
           <w:i w:val="0"/>
           <w:sz w:val="24"/>
         </w:rPr>
-        <w:t>Наименование «Глава Департамента Национальной Безопасности» является единственным, используемым в законодательстве штата: оно применено в самом Законе «О чрезвычайном и военном положении» (ст. 4, ст. 11, ст. 30), в Законе о Национальной Гвардии (ст. 3 ч. 2, ст. 4, ст. 41 ч. 2), Законе «Об обеспечении неприкосновенности государственных служащих» (ст. 2), Законе «О государственной тайне» (ст. 6 ч. 1, ст. 7 ч. 2), Законе «О деятельности Секретной Службы» (ст. 3 ч. 1, ст. 7 ч. 2, ст. 10), КЗ «О Правительстве» (ст. 20 ч. 3 п. «р»), Уставе USSS. Вариант «…Национальной Безопасности безопасности» не встречается нигде, кроме исправляемой статьи 2.2.</w:t>
-      </w:r>
-    </w:p>
-    <w:p>
-      <w:pPr>
-        <w:spacing w:before="0" w:after="120" w:line="276" w:lineRule="auto"/>
-        <w:ind w:firstLine="709"/>
-        <w:jc w:val="both"/>
-      </w:pPr>
-      <w:r>
-        <w:rPr>
-          <w:rFonts w:ascii="Times New Roman" w:hAnsi="Times New Roman" w:cs="Times New Roman" w:eastAsia="Times New Roman"/>
-          <w:b/>
-          <w:i w:val="0"/>
-          <w:sz w:val="24"/>
-        </w:rPr>
-        <w:t>3.7. Вето отлагательное, а не абсолютное; Указ сформулирован как окончательное отклонение.</w:t>
-      </w:r>
-    </w:p>
-    <w:p>
-      <w:pPr>
-        <w:spacing w:before="0" w:after="120" w:line="276" w:lineRule="auto"/>
-        <w:ind w:firstLine="709"/>
-        <w:jc w:val="both"/>
-      </w:pPr>
-      <w:r>
-        <w:rPr>
-          <w:rFonts w:ascii="Times New Roman" w:hAnsi="Times New Roman" w:cs="Times New Roman" w:eastAsia="Times New Roman"/>
-          <w:b w:val="0"/>
-          <w:i w:val="0"/>
-          <w:sz w:val="24"/>
-        </w:rPr>
-        <w:t>Ч. 4 ст. 80 Конституции построена на том, что вето преодолимо: Сенат вправе вновь рассмотреть закон и при двух третях голосов закон подлежит подписанию, причём повторное вето не предусмотрено. Указ, озаглавленный «Об отклонении закона» и не содержащий указания на возврат закона в Сенат, описывает вето как окончательное. Это выходит за пределы полномочия, установленного ч. 1 ст. 83, и затрагивает компетенцию законодательной власти (ст. 19 ч. 1, ст. 20 ч. 1 Конституции).</w:t>
-      </w:r>
-    </w:p>
-    <w:p>
-      <w:pPr>
-        <w:spacing w:before="0" w:after="120" w:line="276" w:lineRule="auto"/>
-        <w:ind w:firstLine="709"/>
-        <w:jc w:val="both"/>
-      </w:pPr>
-      <w:r>
-        <w:rPr>
-          <w:rFonts w:ascii="Times New Roman" w:hAnsi="Times New Roman" w:cs="Times New Roman" w:eastAsia="Times New Roman"/>
-          <w:b/>
-          <w:i w:val="0"/>
-          <w:sz w:val="24"/>
-        </w:rPr>
-        <w:t>3.8. О неприкосновенности Ответчика.</w:t>
-      </w:r>
-    </w:p>
-    <w:p>
-      <w:pPr>
-        <w:spacing w:before="0" w:after="120" w:line="276" w:lineRule="auto"/>
-        <w:ind w:firstLine="709"/>
-        <w:jc w:val="both"/>
-      </w:pPr>
-      <w:r>
-        <w:rPr>
-          <w:rFonts w:ascii="Times New Roman" w:hAnsi="Times New Roman" w:cs="Times New Roman" w:eastAsia="Times New Roman"/>
-          <w:b w:val="0"/>
-          <w:i w:val="0"/>
-          <w:sz w:val="24"/>
-        </w:rPr>
-        <w:t>Истец не заявляет требований о привлечении Ответчика к дисциплинарной, административной или уголовной ответственности; такие требования не подлежат рассмотрению в административном судопроизводстве (ч. 3 ст. 32 КЗ «О судебной системе»). Статус неприкосновенности (ст. 27 Конституции; ст. 4 ч. 1 Закона «Об обеспечении неприкосновенности государственных служащих») представляет собой иммунитет от ответственности, предусмотренной Уголовным, Административным, Дорожным и Этическим кодексами, и не препятствует судебной проверке законности изданного акта. Настоящий иск направлен исключительно на проверку законности Указа и восстановление нарушенного права Сената на принятие закона.</w:t>
+        <w:t>Истец не заявляет требований о привлечении Ответчика к дисциплинарной, административной или уголовной ответственности; такие требования не подлежат рассмотрению в административном судопроизводстве (ч. 3 ст. 32 КЗ «О судебной системе»). Статус неприкосновенности (ст. 27 Конституции; ст. 4 ч. 1 Закона «Об обеспечении неприкосновенности государственных служащих») представляет собой иммунитет от ответственности, предусмотренной Уголовным, Административным, Дорожным и Этическим кодексами, и не препятствует судебной проверке законности изданного акта.</w:t>
       </w:r>
     </w:p>
     <w:p>
@@ -964,7 +998,7 @@
           <w:i w:val="0"/>
           <w:sz w:val="24"/>
         </w:rPr>
-        <w:t>Истец осуществляет законодательную власть (ст. 19 ч. 1 Конституции). Принятый им закон не вступил в силу вследствие акта, изданного с пороками, перечисленными в разделе 3. Тем самым нарушено право Сената на реализацию результатов законотворчества в порядке, установленном Конституцией, а также принцип самостоятельности органов законодательной и исполнительной власти (ст. 20 ч. 1 Конституции). Нарушение является длящимся: закон остаётся неподписанным на момент подачи заявления.</w:t>
+        <w:t>Истец осуществляет законодательную власть (ст. 19 ч. 1 Конституции). Принятый им закон не вступил в силу вследствие акта, изданного без мотивированного обоснования и с указанием нормы, не предоставляющей права отклонения. Тем самым нарушено право Сената на реализацию результатов законотворчества в порядке, установленном Конституцией, а также принцип самостоятельности органов законодательной и исполнительной власти (ст. 20 ч. 1 Конституции). Нарушение является длящимся: закон остаётся неподписанным на момент подачи заявления.</w:t>
       </w:r>
     </w:p>
     <w:p>
@@ -1133,7 +1167,7 @@
                 <w:i w:val="0"/>
                 <w:sz w:val="21"/>
               </w:rPr>
-              <w:t>предмет спора; отсутствие мотивировки; ссылка на ч. 4 ст. 80; указание на «поправку в Процессуальный Кодекс»; незаполненный реквизит «дата»; противоречие заголовка и постановляющей части</w:t>
+              <w:t>предмет спора; отсутствие мотивировки; ссылка на ч. 4 ст. 80; незаполненный реквизит «дата»; противоречие заголовка и резолюции</w:t>
             </w:r>
           </w:p>
         </w:tc>
@@ -1177,7 +1211,7 @@
                 <w:i w:val="0"/>
                 <w:sz w:val="21"/>
               </w:rPr>
-              <w:t>Текст законопроекта ACT. 244 (шапка, SECTION 1, SECTION 2 с таблицей «настоящая редакция / предложенный вариант»)</w:t>
+              <w:t>Принятый текст ACT. 244 (п. «ж.1» ч. 1 ст. 18 ПК)</w:t>
             </w:r>
           </w:p>
         </w:tc>
@@ -1198,7 +1232,7 @@
                 <w:i w:val="0"/>
                 <w:sz w:val="21"/>
               </w:rPr>
-              <w:t>предмет отклонения; отсутствие новых норм</w:t>
+              <w:t>предмет отклонения; отсутствие ограничений прав</w:t>
             </w:r>
           </w:p>
         </w:tc>
@@ -1242,7 +1276,7 @@
                 <w:i w:val="0"/>
                 <w:sz w:val="21"/>
               </w:rPr>
-              <w:t>Действующая редакция ст. 2.2 Закона «О чрезвычайном и военном положении штата Сан-Андреас»</w:t>
+              <w:t>Действующая редакция ст. 18 ПК (п. «а»–«л»)</w:t>
             </w:r>
           </w:p>
         </w:tc>
@@ -1263,7 +1297,7 @@
                 <w:i w:val="0"/>
                 <w:sz w:val="21"/>
               </w:rPr>
-              <w:t>наличие дублирования, устраняемого законом</w:t>
+              <w:t>иные пункты не изменялись; коллизии с п. «ж» нет</w:t>
             </w:r>
           </w:p>
         </w:tc>
@@ -1307,7 +1341,7 @@
                 <w:i w:val="0"/>
                 <w:sz w:val="21"/>
               </w:rPr>
-              <w:t>Выписка из протокола заседания Сената о принятии ACT. 244 (дата, кворум, результаты голосования)</w:t>
+              <w:t>Выписка из протокола заседания Сената о принятии ACT. 244: дата, кворум, 10/3/1, общее число действующих сенаторов</w:t>
             </w:r>
           </w:p>
         </w:tc>
@@ -1328,7 +1362,7 @@
                 <w:i w:val="0"/>
                 <w:sz w:val="21"/>
               </w:rPr>
-              <w:t>закон принят в установленном порядке</w:t>
+              <w:t>законность принятия</w:t>
             </w:r>
           </w:p>
         </w:tc>
@@ -1372,7 +1406,7 @@
                 <w:i w:val="0"/>
                 <w:sz w:val="21"/>
               </w:rPr>
-              <w:t>Сопроводительное письмо о направлении закона Губернатору от 29.10.2026 (исх. № ___)</w:t>
+              <w:t>Сопроводительное письмо о направлении закона Губернатору (исх. № ___)</w:t>
             </w:r>
           </w:p>
         </w:tc>
@@ -1393,7 +1427,7 @@
                 <w:i w:val="0"/>
                 <w:sz w:val="21"/>
               </w:rPr>
-              <w:t>дата поступления закона; начало течения двухдневного срока</w:t>
+              <w:t>дата поступления закона</w:t>
             </w:r>
           </w:p>
         </w:tc>
@@ -1437,7 +1471,7 @@
                 <w:i w:val="0"/>
                 <w:sz w:val="21"/>
               </w:rPr>
-              <w:t>Постановление Сената № ___ от 31.10.2026 о преодолении отклонения (вето) с протоколом голосования</w:t>
+              <w:t>Акт Федерального Суда об одобрении (либо сведения об отсутствии запроса)</w:t>
             </w:r>
           </w:p>
         </w:tc>
@@ -1458,7 +1492,7 @@
                 <w:i w:val="0"/>
                 <w:sz w:val="21"/>
               </w:rPr>
-              <w:t>воля Сената; преодоление вето двумя третями; требование о подписании</w:t>
+              <w:t>раздел 3.4</w:t>
             </w:r>
           </w:p>
         </w:tc>
@@ -1502,7 +1536,7 @@
                 <w:i w:val="0"/>
                 <w:sz w:val="21"/>
               </w:rPr>
-              <w:t>Документ об уплате государственной пошлины</w:t>
+              <w:t>Постановление Сената № ___ от 31.10.2026 о преодолении отклонения (вето) с протоколом голосования</w:t>
             </w:r>
           </w:p>
         </w:tc>
@@ -1523,7 +1557,7 @@
                 <w:i w:val="0"/>
                 <w:sz w:val="21"/>
               </w:rPr>
-              <w:t>соблюдение п. 3 ч. 1 ст. 33 КЗ «О судебной системе»</w:t>
+              <w:t>воля Сената; преодоление вето двумя третями</w:t>
             </w:r>
           </w:p>
         </w:tc>
@@ -1567,7 +1601,7 @@
                 <w:i w:val="0"/>
                 <w:sz w:val="21"/>
               </w:rPr>
-              <w:t>Ходатайство об освобождении от уплаты государственной пошлины (альтернативно п. 7)</w:t>
+              <w:t>Документ об уплате государственной пошлины</w:t>
             </w:r>
           </w:p>
         </w:tc>
@@ -1588,7 +1622,7 @@
                 <w:i w:val="0"/>
                 <w:sz w:val="21"/>
               </w:rPr>
-              <w:t>основание ч. 10, п. «б» ч. 11 ст. 60</w:t>
+              <w:t>п. 3 ч. 1 ст. 33 КЗ «О судебной системе»</w:t>
             </w:r>
           </w:p>
         </w:tc>
@@ -1632,7 +1666,7 @@
                 <w:i w:val="0"/>
                 <w:sz w:val="21"/>
               </w:rPr>
-              <w:t>Выборка текстов семи актов с наименованием «Глава Департамента Национальной Безопасности»</w:t>
+              <w:t>Ходатайство об освобождении от уплаты государственной пошлины (альтернативно п. 8)</w:t>
             </w:r>
           </w:p>
         </w:tc>
@@ -1653,7 +1687,7 @@
                 <w:i w:val="0"/>
                 <w:sz w:val="21"/>
               </w:rPr>
-              <w:t>единство терминологии; ложность довода о коллизии</w:t>
+              <w:t>ч. 10, п. «б» ч. 11 ст. 60</w:t>
             </w:r>
           </w:p>
         </w:tc>
@@ -1677,6 +1711,71 @@
                 <w:sz w:val="21"/>
               </w:rPr>
               <w:t>10</w:t>
+            </w:r>
+          </w:p>
+        </w:tc>
+        <w:tc>
+          <w:tcPr>
+            <w:tcW w:type="dxa" w:w="3118"/>
+          </w:tcPr>
+          <w:p>
+            <w:pPr>
+              <w:spacing w:after="40"/>
+              <w:jc w:val="left"/>
+            </w:pPr>
+            <w:r/>
+            <w:r>
+              <w:rPr>
+                <w:rFonts w:ascii="Times New Roman" w:hAnsi="Times New Roman" w:cs="Times New Roman" w:eastAsia="Times New Roman"/>
+                <w:b w:val="0"/>
+                <w:i w:val="0"/>
+                <w:sz w:val="21"/>
+              </w:rPr>
+              <w:t>Выписки из уставов LSPD (раздел IAD) и LSCSD (п. 10.1); ст. 28 Закона о региональных правоохранительных органах</w:t>
+            </w:r>
+          </w:p>
+        </w:tc>
+        <w:tc>
+          <w:tcPr>
+            <w:tcW w:type="dxa" w:w="3118"/>
+          </w:tcPr>
+          <w:p>
+            <w:pPr>
+              <w:spacing w:after="40"/>
+              <w:jc w:val="left"/>
+            </w:pPr>
+            <w:r/>
+            <w:r>
+              <w:rPr>
+                <w:rFonts w:ascii="Times New Roman" w:hAnsi="Times New Roman" w:cs="Times New Roman" w:eastAsia="Times New Roman"/>
+                <w:b w:val="0"/>
+                <w:i w:val="0"/>
+                <w:sz w:val="21"/>
+              </w:rPr>
+              <w:t>содержание «внутреннего надзора»; разграничение IB и IAD</w:t>
+            </w:r>
+          </w:p>
+        </w:tc>
+      </w:tr>
+      <w:tr>
+        <w:tc>
+          <w:tcPr>
+            <w:tcW w:type="dxa" w:w="3118"/>
+          </w:tcPr>
+          <w:p>
+            <w:pPr>
+              <w:spacing w:after="40"/>
+              <w:jc w:val="left"/>
+            </w:pPr>
+            <w:r/>
+            <w:r>
+              <w:rPr>
+                <w:rFonts w:ascii="Times New Roman" w:hAnsi="Times New Roman" w:cs="Times New Roman" w:eastAsia="Times New Roman"/>
+                <w:b w:val="0"/>
+                <w:i w:val="0"/>
+                <w:sz w:val="21"/>
+              </w:rPr>
+              <w:t>11</w:t>
             </w:r>
           </w:p>
         </w:tc>
@@ -1767,7 +1866,7 @@
           <w:i w:val="0"/>
           <w:sz w:val="24"/>
         </w:rPr>
-        <w:t>1. сведения о направлении закона в Федеральный Суд и о результате его рассмотрения (ч. 3 ст. 80 Конституции; Поправка 8);</w:t>
+        <w:t>1. сведения о направлении законопроекта в Федеральный Суд и о результате его рассмотрения (ч. 3 ст. 80 Конституции; Поправка 8);</w:t>
       </w:r>
     </w:p>
     <w:p>
@@ -1783,7 +1882,7 @@
           <w:i w:val="0"/>
           <w:sz w:val="24"/>
         </w:rPr>
-        <w:t>2. документы, подтверждающие дату и время поступления закона Губернатору;</w:t>
+        <w:t>2. документы, подтверждающие дату и время поступления законопроекта Губернатору;</w:t>
       </w:r>
     </w:p>
     <w:p>
@@ -1799,7 +1898,7 @@
           <w:i w:val="0"/>
           <w:sz w:val="24"/>
         </w:rPr>
-        <w:t>3. документы, на основании которых издан Указ (проект указа, согласования, материалы проверки закона);</w:t>
+        <w:t>3. документы, на основании которых издан Указ (проект указа, согласования, материалы проверки законопроекта), — в том числе любые материалы, в которых названы конкретные положения законопроекта, признанные Ответчиком нарушающими права;</w:t>
       </w:r>
     </w:p>
     <w:p>
@@ -1815,7 +1914,7 @@
           <w:i w:val="0"/>
           <w:sz w:val="24"/>
         </w:rPr>
-        <w:t>4. сведения о том, какой именно акт под обозначением «ACT.244» отклонён пунктом 1 постановляющей части Указа.</w:t>
+        <w:t>4. сведения о том, какой именно акт под обозначением «ACT.244» отклонён пунктом 1 постановляющей части Указа, с указанием даты его принятия Сенатом.</w:t>
       </w:r>
     </w:p>
     <w:p>
@@ -1870,7 +1969,7 @@
           <w:i w:val="0"/>
           <w:sz w:val="24"/>
         </w:rPr>
-        <w:t>На основании изложенного, руководствуясь ст. 19 ч. 1, ст. 20 ч. 1, ст. 80 ч. 3 и ч. 4, ст. 83 ч. 1 Конституции штата Сан-Андреас, ст. 20 ч. 1 п. «а», ст. 26, ст. 32 ч. 2 п. 3, ч. 5, ч. 8, ст. 33 КЗ «О судебной системе штата Сан-Андреас», ст. 3 ч. 3, ст. 9 ч. 1 и ч. 2, ст. 11 ч. 1 КЗ «О нормативных правовых актах штата Сан-Андреас»,</w:t>
+        <w:t>На основании изложенного, руководствуясь ст. 19 ч. 1, ст. 20 ч. 1, ст. 80 ч. 3 и ч. 4, ст. 83 ч. 1 Конституции штата Сан-Андреас, ч. 2 Поправки 8 к Конституции штата Сан-Андреас, ст. 20 ч. 1 п. «а», ст. 26, ст. 32 ч. 2 п. 3, ч. 5, ч. 8, ст. 33 КЗ «О судебной системе штата Сан-Андреас», ст. 3 ч. 3, ст. 9 ч. 1 КЗ «О нормативных правовых актах штата Сан-Андреас»,</w:t>
       </w:r>
     </w:p>
     <w:p>
@@ -1961,7 +2060,7 @@
           <w:i w:val="0"/>
           <w:sz w:val="24"/>
         </w:rPr>
-        <w:t xml:space="preserve"> Обязать Губернатора штата Сан-Андреас в течение двух дней со дня вступления решения суда в законную силу подписать и обнародовать Закон «О внесении технического исправления в Закон "О чрезвычайном и военном положении штата Сан-Андреас"» (ACT. 244) в ранее принятой Сенатом редакции (п. 3 ч. 8 ст. 32 КЗ «О судебной системе»; ч. 4 ст. 80 Конституции).</w:t>
+        <w:t xml:space="preserve"> Обязать Губернатора штата Сан-Андреас в течение двух дней со дня вступления решения суда в законную силу подписать и обнародовать закон «О внесении изменений в Процессуальный кодекс штата Сан-Андреас» (ACT. 244) в ранее принятой Сенатом редакции (п. 3 ч. 8 ст. 32 КЗ «О судебной системе»; ч. 4 ст. 80 Конституции).</w:t>
       </w:r>
     </w:p>
     <w:p>
@@ -2029,7 +2128,7 @@
           <w:i w:val="0"/>
           <w:sz w:val="24"/>
         </w:rPr>
-        <w:t xml:space="preserve"> Признать незаконным бездействие Губернатора штата Сан-Андреас, выразившееся в неподписании и необнародовании закона в срок, установленный ч. 3 ст. 80 Конституции, и обязать устранить допущенное нарушение в срок, определённый судом (п. 1 и п. 3 ч. 8 ст. 32 КЗ «О судебной системе»).</w:t>
+        <w:t xml:space="preserve"> Признать незаконным бездействие Губернатора штата Сан-Андреас, выразившееся в неподписании и необнародовании закона, и обязать устранить допущенное нарушение в срок, определённый судом (п. 1 и п. 3 ч. 8 ст. 32 КЗ «О судебной системе»).</w:t>
       </w:r>
     </w:p>
     <w:p>
@@ -2128,14 +2227,6 @@
     </w:p>
     <w:p>
       <w:pPr>
-        <w:spacing w:after="120"/>
-        <w:pBdr>
-          <w:bottom w:val="single" w:sz="6" w:space="1" w:color="000000"/>
-        </w:pBdr>
-      </w:pPr>
-    </w:p>
-    <w:p>
-      <w:pPr>
         <w:spacing w:before="240" w:after="120" w:line="276" w:lineRule="auto"/>
         <w:jc w:val="center"/>
       </w:pPr>
@@ -2194,7 +2285,7 @@
           <w:i w:val="0"/>
           <w:sz w:val="24"/>
         </w:rPr>
-        <w:t>3. Выписка из протокола заседания Сената о принятии ACT. 244.</w:t>
+        <w:t>3. Действующая редакция ст. 18 ПК.</w:t>
       </w:r>
     </w:p>
     <w:p>
@@ -2210,7 +2301,7 @@
           <w:i w:val="0"/>
           <w:sz w:val="24"/>
         </w:rPr>
-        <w:t>4. Сопроводительное письмо от 29.10.2026.</w:t>
+        <w:t>4. Выписка из протокола заседания Сената о принятии ACT. 244.</w:t>
       </w:r>
     </w:p>
     <w:p>
@@ -2226,7 +2317,7 @@
           <w:i w:val="0"/>
           <w:sz w:val="24"/>
         </w:rPr>
-        <w:t>5. Постановление Сената № ___ от 31.10.2026 с протоколом голосования.</w:t>
+        <w:t>5. Сопроводительное письмо о направлении закона Губернатору.</w:t>
       </w:r>
     </w:p>
     <w:p>
@@ -2242,7 +2333,7 @@
           <w:i w:val="0"/>
           <w:sz w:val="24"/>
         </w:rPr>
-        <w:t>6. Тексты семи актов с наименованием должности (выборка).</w:t>
+        <w:t>6. Акт Федерального Суда об одобрении (или сведения об его отсутствии).</w:t>
       </w:r>
     </w:p>
     <w:p>
@@ -2258,7 +2349,7 @@
           <w:i w:val="0"/>
           <w:sz w:val="24"/>
         </w:rPr>
-        <w:t>7. Документ об уплате государственной пошлины.</w:t>
+        <w:t>7. Постановление Сената № ___ от 31.10.2026 с протоколом голосования.</w:t>
       </w:r>
     </w:p>
     <w:p>
@@ -2274,7 +2365,7 @@
           <w:i w:val="0"/>
           <w:sz w:val="24"/>
         </w:rPr>
-        <w:t>8. Ходатайство об освобождении от уплаты государственной пошлины (альтернативно п. 7).</w:t>
+        <w:t>8. Документ об уплате государственной пошлины.</w:t>
       </w:r>
     </w:p>
     <w:p>
@@ -2290,7 +2381,7 @@
           <w:i w:val="0"/>
           <w:sz w:val="24"/>
         </w:rPr>
-        <w:t>9. Копия документа, удостоверяющего личность представителя, и документ о полномочиях.</w:t>
+        <w:t>9. Ходатайство об освобождении от уплаты государственной пошлины (альтернативно п. 8).</w:t>
       </w:r>
     </w:p>
     <w:p>
@@ -2306,7 +2397,39 @@
           <w:i w:val="0"/>
           <w:sz w:val="24"/>
         </w:rPr>
-        <w:t>10. Копия настоящего заявления для Ответчика.</w:t>
+        <w:t>10. Выписки из уставов LSPD и LSCSD; ст. 28 Закона о региональных правоохранительных органах.</w:t>
+      </w:r>
+    </w:p>
+    <w:p>
+      <w:pPr>
+        <w:spacing w:before="0" w:after="80" w:line="276" w:lineRule="auto"/>
+        <w:ind w:left="340"/>
+        <w:jc w:val="both"/>
+      </w:pPr>
+      <w:r>
+        <w:rPr>
+          <w:rFonts w:ascii="Times New Roman" w:hAnsi="Times New Roman" w:cs="Times New Roman" w:eastAsia="Times New Roman"/>
+          <w:b w:val="0"/>
+          <w:i w:val="0"/>
+          <w:sz w:val="24"/>
+        </w:rPr>
+        <w:t>11. Документ, подтверждающий полномочия представителя.</w:t>
+      </w:r>
+    </w:p>
+    <w:p>
+      <w:pPr>
+        <w:spacing w:before="0" w:after="80" w:line="276" w:lineRule="auto"/>
+        <w:ind w:left="340"/>
+        <w:jc w:val="both"/>
+      </w:pPr>
+      <w:r>
+        <w:rPr>
+          <w:rFonts w:ascii="Times New Roman" w:hAnsi="Times New Roman" w:cs="Times New Roman" w:eastAsia="Times New Roman"/>
+          <w:b w:val="0"/>
+          <w:i w:val="0"/>
+          <w:sz w:val="24"/>
+        </w:rPr>
+        <w:t>12. Копия настоящего заявления для Ответчика.</w:t>
       </w:r>
     </w:p>
     <w:sectPr>

--- a/AntiGubrnator/02. Административное исковое заявление в Верховный Суд.docx
+++ b/AntiGubrnator/02. Административное исковое заявление в Верховный Суд.docx
@@ -277,7 +277,7 @@
           <w:i w:val="0"/>
           <w:sz w:val="24"/>
         </w:rPr>
-        <w:t>1.1. Сенат штата Сан-Андреас принял законопроект «О внесении изменений в Процессуальный кодекс штата Сан-Андреас» (ACT. 244), дополняющий часть 1 статьи 18 Процессуального кодекса пунктом «ж.1»: сотрудник подразделения внутренних расследований (IAD) LSPD и LSCSD признаётся субъектом задержания при задержании в помещениях или на территории собственного департамента, если инициатором выступает сотрудник того же департамента; на сотрудника IAD возложена обязанность видеофиксации своих действий. Результаты голосования: «за» — 10, «против» — 3, «воздержался» — 1.</w:t>
+        <w:t>1.1. Сенат штата Сан-Андреас принял законопроект «О внесении изменений в Процессуальный кодекс штата Сан-Андреас» (ACT. 244), дополняющий часть 1 статьи 18 Процессуального кодекса пунктом «м»: сотрудник отдела IAD (Internal Affairs Division) ведомств LSPD и LSCSD признаётся субъектом задержания — исключительно с целью осуществления надзорной деятельности за соблюдением сотрудниками своего правоохранительного органа процессуальных норм на территории своего департамента, законодательства штата и внутреннего устава в ходе проведения ими процессуальных действий. Пункт размещён после пункта «л»; иные пункты не изменяются. Результаты голосования: «за» — 10, «против» — 3, «воздержался» — 1.</w:t>
       </w:r>
     </w:p>
     <w:p>
@@ -619,7 +619,7 @@
           <w:i w:val="0"/>
           <w:sz w:val="24"/>
         </w:rPr>
-        <w:t>3.3. Указ не идентифицирует отклоняемый акт — нарушение ст. 9 ч. 1 КЗ «О нормативных правовых актах».</w:t>
+        <w:t>3.3. Указ не фиксирует дату отклоняемого акта и противоречит себе — нарушение ст. 9 ч. 1 КЗ «О нормативных правовых актах».</w:t>
       </w:r>
     </w:p>
     <w:p>
@@ -817,7 +817,7 @@
           <w:i w:val="0"/>
           <w:sz w:val="24"/>
         </w:rPr>
-        <w:t xml:space="preserve"> Законопроект не содержит ни одного ограничения прав: он добавляет участника задержания, то есть расширяет круг лиц, которые могут присутствовать при процессуальном действии. Единственная обязанность возложена на сотрудника IAD (видеофиксация) и служит гарантией для задержанного.</w:t>
+        <w:t xml:space="preserve"> Законопроект не содержит ни одного ограничения прав: он добавляет участника задержания, то есть расширяет круг лиц, которые могут присутствовать при процессуальном действии, и не возлагает ни на кого новых обязанностей. Норма ограничена целью («исключительно… надзорная деятельность») и территорией («на территории своего департамента»).</w:t>
       </w:r>
     </w:p>
     <w:p>
@@ -851,7 +851,7 @@
           <w:i w:val="0"/>
           <w:sz w:val="24"/>
         </w:rPr>
-        <w:t xml:space="preserve"> Пробел — отсутствие регулирования. Законопроект вводит регулирование, а не исключает его. Полномочия IAD при выявлении нарушений — предмет устава и Закона о региональных правоохранительных органах, а не Процессуального кодекса, который определяет состав участников задержания.</w:t>
+        <w:t xml:space="preserve"> Пробел — отсутствие регулирования. Законопроект вводит регулирование, а не исключает его. Объём полномочий надзорного участника определяется его статусом и ведомственными актами, а не перечнем в ст. 18: пункт «ж» ч. 1 той же статьи включает сотрудника IB в перечень без описания полномочий, и эта конструкция действует.</w:t>
       </w:r>
     </w:p>
     <w:p>
@@ -885,7 +885,7 @@
           <w:i w:val="0"/>
           <w:sz w:val="24"/>
         </w:rPr>
-        <w:t xml:space="preserve"> Содержание «внутреннего надзора» задано самой нормой: надзор за соблюдением законодательства штата сотрудниками департамента, в котором состоит сотрудник IAD. Дополнительно функции IAD определены уставами LSPD и LSCSD (дисциплинарные полномочия, проверки состава, контроль за соблюдением этического и административного кодексов внутри департамента).</w:t>
+        <w:t xml:space="preserve"> Смысл нормы задан её конструкцией: надзор ведётся за сотрудниками «своего правоохранительного органа», то есть того же, в котором состоит сотрудник IAD; следовательно, «свой департамент» в обеих частях предложения обозначает одно и то же. Отдел IAD урегулирован уставами LSPD (раздел Internal Affairs Division) и LSCSD (п. 10.1). КоНПА ст. 11 ч. 4 допускает использование термина в значении, принятом в специальной области.</w:t>
       </w:r>
     </w:p>
     <w:p>
@@ -919,7 +919,7 @@
           <w:i w:val="0"/>
           <w:sz w:val="24"/>
         </w:rPr>
-        <w:t xml:space="preserve"> Пункт «ж.1» не конкурирует с п. «ж» ч. 1 ст. 18: п. «ж» закрепляет надзор за регионами со стороны IB — подразделения Федерального Расследовательского Бюро, а п. «ж.1» — внутренний контроль в своём департаменте. Разные органы, разный объём, разные предметы. Введение собственной расшифровки (Internal Affairs Division, IAD) разводит эти понятия.</w:t>
+        <w:t xml:space="preserve"> Пункт «м» не конкурирует с п. «ж» ч. 1 ст. 18: п. «ж» — надзор IB (подразделение Федерального Расследовательского Бюро) за региональными правоохранительными органами, п. «м» — внутренний надзор в своём департаменте. Оба пункта ограничивают участие одним сотрудником. Ни одна норма не запрещает применение другой.</w:t>
       </w:r>
     </w:p>
     <w:p>
@@ -935,7 +935,7 @@
           <w:i w:val="0"/>
           <w:sz w:val="24"/>
         </w:rPr>
-        <w:t>Ни одно из заявленных Указом оснований не подтверждается текстом законопроекта; ни одно не привязано к конкретной норме.</w:t>
+        <w:t>Ни одно из заявленных Указом оснований не привязано к конкретной норме законопроекта и не раскрыто до состояния, допускающего проверку.</w:t>
       </w:r>
     </w:p>
     <w:p>
@@ -1211,7 +1211,7 @@
                 <w:i w:val="0"/>
                 <w:sz w:val="21"/>
               </w:rPr>
-              <w:t>Принятый текст ACT. 244 (п. «ж.1» ч. 1 ст. 18 ПК)</w:t>
+              <w:t>Принятый текст ACT. 244 (п. «м» ч. 1 ст. 18 ПК)</w:t>
             </w:r>
           </w:p>
         </w:tc>
@@ -1297,7 +1297,7 @@
                 <w:i w:val="0"/>
                 <w:sz w:val="21"/>
               </w:rPr>
-              <w:t>иные пункты не изменялись; коллизии с п. «ж» нет</w:t>
+              <w:t>присоединение пункта в конец перечня; п. «ж» как аналог конструкции</w:t>
             </w:r>
           </w:p>
         </w:tc>
@@ -1752,7 +1752,7 @@
                 <w:i w:val="0"/>
                 <w:sz w:val="21"/>
               </w:rPr>
-              <w:t>содержание «внутреннего надзора»; разграничение IB и IAD</w:t>
+              <w:t>«отдел IAD» урегулирован; разграничение IB и IAD</w:t>
             </w:r>
           </w:p>
         </w:tc>

--- a/AntiGubrnator/02. Административное исковое заявление в Верховный Суд.docx
+++ b/AntiGubrnator/02. Административное исковое заявление в Верховный Суд.docx
@@ -4,27 +4,65 @@
   <w:body>
     <w:p>
       <w:pPr>
-        <w:spacing w:before="0" w:after="80" w:line="276" w:lineRule="auto"/>
+        <w:keepNext w:val="0"/>
+        <w:spacing w:before="0" w:after="120" w:line="276" w:lineRule="auto"/>
+        <w:ind w:firstLine="0" w:left="0"/>
         <w:jc w:val="center"/>
       </w:pPr>
       <w:r>
         <w:rPr>
-          <w:rFonts w:ascii="Times New Roman" w:hAnsi="Times New Roman" w:cs="Times New Roman" w:eastAsia="Times New Roman"/>
+          <w:rFonts w:ascii="Times New Roman" w:hAnsi="Times New Roman" w:eastAsia="Times New Roman"/>
           <w:b/>
           <w:i w:val="0"/>
-          <w:sz w:val="26"/>
+          <w:sz w:val="24"/>
         </w:rPr>
         <w:t>В ВЕРХОВНЫЙ СУД ШТАТА САН-АНДРЕАС</w:t>
       </w:r>
     </w:p>
     <w:p>
       <w:pPr>
-        <w:spacing w:before="240" w:after="120" w:line="276" w:lineRule="auto"/>
+        <w:keepNext w:val="0"/>
+        <w:spacing w:before="0" w:after="120" w:line="276" w:lineRule="auto"/>
+        <w:ind w:firstLine="0" w:left="0"/>
         <w:jc w:val="center"/>
       </w:pPr>
       <w:r>
         <w:rPr>
-          <w:rFonts w:ascii="Times New Roman" w:hAnsi="Times New Roman" w:cs="Times New Roman" w:eastAsia="Times New Roman"/>
+          <w:rFonts w:ascii="Times New Roman" w:hAnsi="Times New Roman" w:eastAsia="Times New Roman"/>
+          <w:b/>
+          <w:i w:val="0"/>
+          <w:sz w:val="24"/>
+        </w:rPr>
+        <w:t>От: Сената штата Сан-Андреас</w:t>
+      </w:r>
+    </w:p>
+    <w:p>
+      <w:pPr>
+        <w:keepNext w:val="0"/>
+        <w:spacing w:before="0" w:after="120" w:line="276" w:lineRule="auto"/>
+        <w:ind w:firstLine="0" w:left="0"/>
+        <w:jc w:val="center"/>
+      </w:pPr>
+      <w:r>
+        <w:rPr>
+          <w:rFonts w:ascii="Times New Roman" w:hAnsi="Times New Roman" w:eastAsia="Times New Roman"/>
+          <w:b/>
+          <w:i w:val="0"/>
+          <w:sz w:val="24"/>
+        </w:rPr>
+        <w:t>ИСКОВОЕ ЗАЯВЛЕНИЕ № ___</w:t>
+      </w:r>
+    </w:p>
+    <w:p>
+      <w:pPr>
+        <w:keepNext/>
+        <w:spacing w:before="200" w:after="120" w:line="276" w:lineRule="auto"/>
+        <w:ind w:firstLine="0" w:left="0"/>
+        <w:jc w:val="center"/>
+      </w:pPr>
+      <w:r>
+        <w:rPr>
+          <w:rFonts w:ascii="Times New Roman" w:hAnsi="Times New Roman" w:eastAsia="Times New Roman"/>
           <w:b/>
           <w:i w:val="0"/>
           <w:sz w:val="26"/>
@@ -34,13 +72,14 @@
     </w:p>
     <w:p>
       <w:pPr>
+        <w:keepNext w:val="0"/>
         <w:spacing w:before="0" w:after="120" w:line="276" w:lineRule="auto"/>
-        <w:ind w:firstLine="709"/>
+        <w:ind w:firstLine="709" w:left="0"/>
         <w:jc w:val="both"/>
       </w:pPr>
       <w:r>
         <w:rPr>
-          <w:rFonts w:ascii="Times New Roman" w:hAnsi="Times New Roman" w:cs="Times New Roman" w:eastAsia="Times New Roman"/>
+          <w:rFonts w:ascii="Times New Roman" w:hAnsi="Times New Roman" w:eastAsia="Times New Roman"/>
           <w:b/>
           <w:i w:val="0"/>
           <w:sz w:val="24"/>
@@ -50,13 +89,14 @@
     </w:p>
     <w:p>
       <w:pPr>
+        <w:keepNext w:val="0"/>
         <w:spacing w:before="0" w:after="120" w:line="276" w:lineRule="auto"/>
-        <w:ind w:firstLine="709"/>
+        <w:ind w:firstLine="709" w:left="0"/>
         <w:jc w:val="both"/>
       </w:pPr>
       <w:r>
         <w:rPr>
-          <w:rFonts w:ascii="Times New Roman" w:hAnsi="Times New Roman" w:cs="Times New Roman" w:eastAsia="Times New Roman"/>
+          <w:rFonts w:ascii="Times New Roman" w:hAnsi="Times New Roman" w:eastAsia="Times New Roman"/>
           <w:b w:val="0"/>
           <w:i w:val="0"/>
           <w:sz w:val="24"/>
@@ -66,77 +106,31 @@
     </w:p>
     <w:p>
       <w:pPr>
+        <w:keepNext w:val="0"/>
         <w:spacing w:before="0" w:after="120" w:line="276" w:lineRule="auto"/>
-        <w:ind w:firstLine="709"/>
+        <w:ind w:firstLine="709" w:left="0"/>
         <w:jc w:val="both"/>
       </w:pPr>
       <w:r>
         <w:rPr>
-          <w:rFonts w:ascii="Times New Roman" w:hAnsi="Times New Roman" w:cs="Times New Roman" w:eastAsia="Times New Roman"/>
+          <w:rFonts w:ascii="Times New Roman" w:hAnsi="Times New Roman" w:eastAsia="Times New Roman"/>
           <w:b w:val="0"/>
           <w:i w:val="0"/>
           <w:sz w:val="24"/>
         </w:rPr>
-        <w:t>Адрес: г. Лос-Сантос, Капитолий, зал заседаний Сената.</w:t>
+        <w:t>Адрес: г. Лос-Сантос, Капитолий, зал заседаний Сената. Телефон: _____________. Электронная почта: _____________. Банковский счёт: _____________. Представитель: _____________ (при наличии; документ о полномочиях — Приложение № 11).</w:t>
       </w:r>
     </w:p>
     <w:p>
       <w:pPr>
+        <w:keepNext w:val="0"/>
         <w:spacing w:before="0" w:after="120" w:line="276" w:lineRule="auto"/>
-        <w:ind w:firstLine="709"/>
+        <w:ind w:firstLine="709" w:left="0"/>
         <w:jc w:val="both"/>
       </w:pPr>
       <w:r>
         <w:rPr>
-          <w:rFonts w:ascii="Times New Roman" w:hAnsi="Times New Roman" w:cs="Times New Roman" w:eastAsia="Times New Roman"/>
-          <w:b w:val="0"/>
-          <w:i w:val="0"/>
-          <w:sz w:val="24"/>
-        </w:rPr>
-        <w:t>Телефон: _____________. Электронная почта: _____________.</w:t>
-      </w:r>
-    </w:p>
-    <w:p>
-      <w:pPr>
-        <w:spacing w:before="0" w:after="120" w:line="276" w:lineRule="auto"/>
-        <w:ind w:firstLine="709"/>
-        <w:jc w:val="both"/>
-      </w:pPr>
-      <w:r>
-        <w:rPr>
-          <w:rFonts w:ascii="Times New Roman" w:hAnsi="Times New Roman" w:cs="Times New Roman" w:eastAsia="Times New Roman"/>
-          <w:b w:val="0"/>
-          <w:i w:val="0"/>
-          <w:sz w:val="24"/>
-        </w:rPr>
-        <w:t>Банковский счёт: _____________.</w:t>
-      </w:r>
-    </w:p>
-    <w:p>
-      <w:pPr>
-        <w:spacing w:before="0" w:after="120" w:line="276" w:lineRule="auto"/>
-        <w:ind w:firstLine="709"/>
-        <w:jc w:val="both"/>
-      </w:pPr>
-      <w:r>
-        <w:rPr>
-          <w:rFonts w:ascii="Times New Roman" w:hAnsi="Times New Roman" w:cs="Times New Roman" w:eastAsia="Times New Roman"/>
-          <w:b w:val="0"/>
-          <w:i w:val="0"/>
-          <w:sz w:val="24"/>
-        </w:rPr>
-        <w:t>Представитель: _____________ (при наличии; документ о полномочиях — Приложение № 11).</w:t>
-      </w:r>
-    </w:p>
-    <w:p>
-      <w:pPr>
-        <w:spacing w:before="0" w:after="120" w:line="276" w:lineRule="auto"/>
-        <w:ind w:firstLine="709"/>
-        <w:jc w:val="both"/>
-      </w:pPr>
-      <w:r>
-        <w:rPr>
-          <w:rFonts w:ascii="Times New Roman" w:hAnsi="Times New Roman" w:cs="Times New Roman" w:eastAsia="Times New Roman"/>
+          <w:rFonts w:ascii="Times New Roman" w:hAnsi="Times New Roman" w:eastAsia="Times New Roman"/>
           <w:b/>
           <w:i w:val="0"/>
           <w:sz w:val="24"/>
@@ -146,13 +140,14 @@
     </w:p>
     <w:p>
       <w:pPr>
+        <w:keepNext w:val="0"/>
         <w:spacing w:before="0" w:after="120" w:line="276" w:lineRule="auto"/>
-        <w:ind w:firstLine="709"/>
+        <w:ind w:firstLine="709" w:left="0"/>
         <w:jc w:val="both"/>
       </w:pPr>
       <w:r>
         <w:rPr>
-          <w:rFonts w:ascii="Times New Roman" w:hAnsi="Times New Roman" w:cs="Times New Roman" w:eastAsia="Times New Roman"/>
+          <w:rFonts w:ascii="Times New Roman" w:hAnsi="Times New Roman" w:eastAsia="Times New Roman"/>
           <w:b w:val="0"/>
           <w:i w:val="0"/>
           <w:sz w:val="24"/>
@@ -161,7 +156,7 @@
       </w:r>
       <w:r>
         <w:rPr>
-          <w:rFonts w:ascii="Times New Roman" w:hAnsi="Times New Roman" w:cs="Times New Roman" w:eastAsia="Times New Roman"/>
+          <w:rFonts w:ascii="Times New Roman" w:hAnsi="Times New Roman" w:eastAsia="Times New Roman"/>
           <w:b/>
           <w:i w:val="0"/>
           <w:sz w:val="24"/>
@@ -170,78 +165,24 @@
       </w:r>
       <w:r>
         <w:rPr>
-          <w:rFonts w:ascii="Times New Roman" w:hAnsi="Times New Roman" w:cs="Times New Roman" w:eastAsia="Times New Roman"/>
+          <w:rFonts w:ascii="Times New Roman" w:hAnsi="Times New Roman" w:eastAsia="Times New Roman"/>
           <w:b w:val="0"/>
           <w:i w:val="0"/>
           <w:sz w:val="24"/>
         </w:rPr>
-        <w:t>.</w:t>
+        <w:t>. Место работы: Правительство штата Сан-Андреас. Должность: Губернатор штата Сан-Андреас. Паспорт: _____________ (если известен). Электронная почта: _____________.</w:t>
       </w:r>
     </w:p>
     <w:p>
       <w:pPr>
-        <w:spacing w:before="0" w:after="120" w:line="276" w:lineRule="auto"/>
-        <w:ind w:firstLine="709"/>
-        <w:jc w:val="both"/>
-      </w:pPr>
-      <w:r>
-        <w:rPr>
-          <w:rFonts w:ascii="Times New Roman" w:hAnsi="Times New Roman" w:cs="Times New Roman" w:eastAsia="Times New Roman"/>
-          <w:b w:val="0"/>
-          <w:i w:val="0"/>
-          <w:sz w:val="24"/>
-        </w:rPr>
-        <w:t>Место работы: Правительство штата Сан-Андреас.</w:t>
-      </w:r>
-    </w:p>
-    <w:p>
-      <w:pPr>
-        <w:spacing w:before="0" w:after="120" w:line="276" w:lineRule="auto"/>
-        <w:ind w:firstLine="709"/>
-        <w:jc w:val="both"/>
-      </w:pPr>
-      <w:r>
-        <w:rPr>
-          <w:rFonts w:ascii="Times New Roman" w:hAnsi="Times New Roman" w:cs="Times New Roman" w:eastAsia="Times New Roman"/>
-          <w:b w:val="0"/>
-          <w:i w:val="0"/>
-          <w:sz w:val="24"/>
-        </w:rPr>
-        <w:t>Должность: Губернатор штата Сан-Андреас.</w:t>
-      </w:r>
-    </w:p>
-    <w:p>
-      <w:pPr>
-        <w:spacing w:before="0" w:after="120" w:line="276" w:lineRule="auto"/>
-        <w:ind w:firstLine="709"/>
-        <w:jc w:val="both"/>
-      </w:pPr>
-      <w:r>
-        <w:rPr>
-          <w:rFonts w:ascii="Times New Roman" w:hAnsi="Times New Roman" w:cs="Times New Roman" w:eastAsia="Times New Roman"/>
-          <w:b w:val="0"/>
-          <w:i w:val="0"/>
-          <w:sz w:val="24"/>
-        </w:rPr>
-        <w:t>Паспорт: _____________ (если известен). Электронная почта: _____________.</w:t>
-      </w:r>
-    </w:p>
-    <w:p>
-      <w:pPr>
-        <w:spacing w:after="120"/>
-        <w:pBdr>
-          <w:bottom w:val="single" w:sz="6" w:space="1" w:color="000000"/>
-        </w:pBdr>
-      </w:pPr>
-    </w:p>
-    <w:p>
-      <w:pPr>
-        <w:spacing w:before="240" w:after="120" w:line="276" w:lineRule="auto"/>
+        <w:keepNext/>
+        <w:spacing w:before="200" w:after="120" w:line="276" w:lineRule="auto"/>
+        <w:ind w:firstLine="0" w:left="0"/>
         <w:jc w:val="center"/>
       </w:pPr>
       <w:r>
         <w:rPr>
-          <w:rFonts w:ascii="Times New Roman" w:hAnsi="Times New Roman" w:cs="Times New Roman" w:eastAsia="Times New Roman"/>
+          <w:rFonts w:ascii="Times New Roman" w:hAnsi="Times New Roman" w:eastAsia="Times New Roman"/>
           <w:b/>
           <w:i w:val="0"/>
           <w:sz w:val="26"/>
@@ -251,12 +192,14 @@
     </w:p>
     <w:p>
       <w:pPr>
-        <w:spacing w:before="160" w:after="80" w:line="276" w:lineRule="auto"/>
+        <w:keepNext/>
+        <w:spacing w:before="160" w:after="120" w:line="276" w:lineRule="auto"/>
+        <w:ind w:firstLine="0" w:left="0"/>
         <w:jc w:val="left"/>
       </w:pPr>
       <w:r>
         <w:rPr>
-          <w:rFonts w:ascii="Times New Roman" w:hAnsi="Times New Roman" w:cs="Times New Roman" w:eastAsia="Times New Roman"/>
+          <w:rFonts w:ascii="Times New Roman" w:hAnsi="Times New Roman" w:eastAsia="Times New Roman"/>
           <w:b/>
           <w:i w:val="0"/>
           <w:sz w:val="24"/>
@@ -266,13 +209,14 @@
     </w:p>
     <w:p>
       <w:pPr>
+        <w:keepNext w:val="0"/>
         <w:spacing w:before="0" w:after="120" w:line="276" w:lineRule="auto"/>
-        <w:ind w:firstLine="709"/>
+        <w:ind w:firstLine="709" w:left="0"/>
         <w:jc w:val="both"/>
       </w:pPr>
       <w:r>
         <w:rPr>
-          <w:rFonts w:ascii="Times New Roman" w:hAnsi="Times New Roman" w:cs="Times New Roman" w:eastAsia="Times New Roman"/>
+          <w:rFonts w:ascii="Times New Roman" w:hAnsi="Times New Roman" w:eastAsia="Times New Roman"/>
           <w:b w:val="0"/>
           <w:i w:val="0"/>
           <w:sz w:val="24"/>
@@ -282,13 +226,14 @@
     </w:p>
     <w:p>
       <w:pPr>
+        <w:keepNext w:val="0"/>
         <w:spacing w:before="0" w:after="120" w:line="276" w:lineRule="auto"/>
-        <w:ind w:firstLine="709"/>
+        <w:ind w:firstLine="709" w:left="0"/>
         <w:jc w:val="both"/>
       </w:pPr>
       <w:r>
         <w:rPr>
-          <w:rFonts w:ascii="Times New Roman" w:hAnsi="Times New Roman" w:cs="Times New Roman" w:eastAsia="Times New Roman"/>
+          <w:rFonts w:ascii="Times New Roman" w:hAnsi="Times New Roman" w:eastAsia="Times New Roman"/>
           <w:b w:val="0"/>
           <w:i w:val="0"/>
           <w:sz w:val="24"/>
@@ -298,13 +243,14 @@
     </w:p>
     <w:p>
       <w:pPr>
+        <w:keepNext w:val="0"/>
         <w:spacing w:before="0" w:after="120" w:line="276" w:lineRule="auto"/>
-        <w:ind w:firstLine="709"/>
+        <w:ind w:firstLine="709" w:left="0"/>
         <w:jc w:val="both"/>
       </w:pPr>
       <w:r>
         <w:rPr>
-          <w:rFonts w:ascii="Times New Roman" w:hAnsi="Times New Roman" w:cs="Times New Roman" w:eastAsia="Times New Roman"/>
+          <w:rFonts w:ascii="Times New Roman" w:hAnsi="Times New Roman" w:eastAsia="Times New Roman"/>
           <w:b w:val="0"/>
           <w:i w:val="0"/>
           <w:sz w:val="24"/>
@@ -314,29 +260,31 @@
     </w:p>
     <w:p>
       <w:pPr>
+        <w:keepNext w:val="0"/>
         <w:spacing w:before="0" w:after="120" w:line="276" w:lineRule="auto"/>
-        <w:ind w:firstLine="709"/>
+        <w:ind w:firstLine="709" w:left="0"/>
         <w:jc w:val="both"/>
       </w:pPr>
       <w:r>
         <w:rPr>
-          <w:rFonts w:ascii="Times New Roman" w:hAnsi="Times New Roman" w:cs="Times New Roman" w:eastAsia="Times New Roman"/>
+          <w:rFonts w:ascii="Times New Roman" w:hAnsi="Times New Roman" w:eastAsia="Times New Roman"/>
           <w:b w:val="0"/>
           <w:i w:val="0"/>
           <w:sz w:val="24"/>
         </w:rPr>
-        <w:t>1.4. Указ не содержит мотивированного обоснования, основан на норме, не предоставляющей права отклонения, и не идентифицирует дату принятия отклоняемого акта. Указанные обстоятельства подтверждаются текстом Указа и не нуждаются в доказывании со стороны Истца: обязанность доказывания законности оспариваемого решения возложена на Ответчика (ч. 5 ст. 32 КЗ «О судебной системе штата Сан-Андреас»).</w:t>
+        <w:t>1.4. Указ не содержит мотивированного обоснования, основан на норме, не предоставляющей права отклонения, и не идентифицирует дату принятия отклоняемого акта. Указанные обстоятельства подтверждаются самим текстом Указа; обязанность доказывания законности оспариваемого решения возложена на Ответчика (ч. 5 ст. 32 КЗ «О судебной системе штата Сан-Андреас»), Истец обязан лишь указать нормы, которым Указ противоречит, и подтвердить нарушение своих прав (п. 1 и 2 ч. 5 ст. 32).</w:t>
       </w:r>
     </w:p>
     <w:p>
       <w:pPr>
+        <w:keepNext w:val="0"/>
         <w:spacing w:before="0" w:after="120" w:line="276" w:lineRule="auto"/>
-        <w:ind w:firstLine="709"/>
+        <w:ind w:firstLine="709" w:left="0"/>
         <w:jc w:val="both"/>
       </w:pPr>
       <w:r>
         <w:rPr>
-          <w:rFonts w:ascii="Times New Roman" w:hAnsi="Times New Roman" w:cs="Times New Roman" w:eastAsia="Times New Roman"/>
+          <w:rFonts w:ascii="Times New Roman" w:hAnsi="Times New Roman" w:eastAsia="Times New Roman"/>
           <w:b w:val="0"/>
           <w:i w:val="0"/>
           <w:sz w:val="24"/>
@@ -346,12 +294,14 @@
     </w:p>
     <w:p>
       <w:pPr>
-        <w:spacing w:before="160" w:after="80" w:line="276" w:lineRule="auto"/>
+        <w:keepNext/>
+        <w:spacing w:before="160" w:after="120" w:line="276" w:lineRule="auto"/>
+        <w:ind w:firstLine="0" w:left="0"/>
         <w:jc w:val="left"/>
       </w:pPr>
       <w:r>
         <w:rPr>
-          <w:rFonts w:ascii="Times New Roman" w:hAnsi="Times New Roman" w:cs="Times New Roman" w:eastAsia="Times New Roman"/>
+          <w:rFonts w:ascii="Times New Roman" w:hAnsi="Times New Roman" w:eastAsia="Times New Roman"/>
           <w:b/>
           <w:i w:val="0"/>
           <w:sz w:val="24"/>
@@ -361,13 +311,14 @@
     </w:p>
     <w:p>
       <w:pPr>
+        <w:keepNext w:val="0"/>
         <w:spacing w:before="0" w:after="120" w:line="276" w:lineRule="auto"/>
-        <w:ind w:firstLine="709"/>
+        <w:ind w:firstLine="709" w:left="0"/>
         <w:jc w:val="both"/>
       </w:pPr>
       <w:r>
         <w:rPr>
-          <w:rFonts w:ascii="Times New Roman" w:hAnsi="Times New Roman" w:cs="Times New Roman" w:eastAsia="Times New Roman"/>
+          <w:rFonts w:ascii="Times New Roman" w:hAnsi="Times New Roman" w:eastAsia="Times New Roman"/>
           <w:b w:val="0"/>
           <w:i w:val="0"/>
           <w:sz w:val="24"/>
@@ -376,7 +327,7 @@
       </w:r>
       <w:r>
         <w:rPr>
-          <w:rFonts w:ascii="Times New Roman" w:hAnsi="Times New Roman" w:cs="Times New Roman" w:eastAsia="Times New Roman"/>
+          <w:rFonts w:ascii="Times New Roman" w:hAnsi="Times New Roman" w:eastAsia="Times New Roman"/>
           <w:b/>
           <w:i w:val="0"/>
           <w:sz w:val="24"/>
@@ -385,7 +336,7 @@
       </w:r>
       <w:r>
         <w:rPr>
-          <w:rFonts w:ascii="Times New Roman" w:hAnsi="Times New Roman" w:cs="Times New Roman" w:eastAsia="Times New Roman"/>
+          <w:rFonts w:ascii="Times New Roman" w:hAnsi="Times New Roman" w:eastAsia="Times New Roman"/>
           <w:b w:val="0"/>
           <w:i w:val="0"/>
           <w:sz w:val="24"/>
@@ -395,13 +346,14 @@
     </w:p>
     <w:p>
       <w:pPr>
+        <w:keepNext w:val="0"/>
         <w:spacing w:before="0" w:after="120" w:line="276" w:lineRule="auto"/>
-        <w:ind w:firstLine="709"/>
+        <w:ind w:firstLine="709" w:left="0"/>
         <w:jc w:val="both"/>
       </w:pPr>
       <w:r>
         <w:rPr>
-          <w:rFonts w:ascii="Times New Roman" w:hAnsi="Times New Roman" w:cs="Times New Roman" w:eastAsia="Times New Roman"/>
+          <w:rFonts w:ascii="Times New Roman" w:hAnsi="Times New Roman" w:eastAsia="Times New Roman"/>
           <w:b w:val="0"/>
           <w:i w:val="0"/>
           <w:sz w:val="24"/>
@@ -410,7 +362,7 @@
       </w:r>
       <w:r>
         <w:rPr>
-          <w:rFonts w:ascii="Times New Roman" w:hAnsi="Times New Roman" w:cs="Times New Roman" w:eastAsia="Times New Roman"/>
+          <w:rFonts w:ascii="Times New Roman" w:hAnsi="Times New Roman" w:eastAsia="Times New Roman"/>
           <w:b/>
           <w:i w:val="0"/>
           <w:sz w:val="24"/>
@@ -419,7 +371,7 @@
       </w:r>
       <w:r>
         <w:rPr>
-          <w:rFonts w:ascii="Times New Roman" w:hAnsi="Times New Roman" w:cs="Times New Roman" w:eastAsia="Times New Roman"/>
+          <w:rFonts w:ascii="Times New Roman" w:hAnsi="Times New Roman" w:eastAsia="Times New Roman"/>
           <w:b w:val="0"/>
           <w:i w:val="0"/>
           <w:sz w:val="24"/>
@@ -429,13 +381,14 @@
     </w:p>
     <w:p>
       <w:pPr>
+        <w:keepNext w:val="0"/>
         <w:spacing w:before="0" w:after="120" w:line="276" w:lineRule="auto"/>
-        <w:ind w:firstLine="709"/>
+        <w:ind w:firstLine="709" w:left="0"/>
         <w:jc w:val="both"/>
       </w:pPr>
       <w:r>
         <w:rPr>
-          <w:rFonts w:ascii="Times New Roman" w:hAnsi="Times New Roman" w:cs="Times New Roman" w:eastAsia="Times New Roman"/>
+          <w:rFonts w:ascii="Times New Roman" w:hAnsi="Times New Roman" w:eastAsia="Times New Roman"/>
           <w:b w:val="0"/>
           <w:i w:val="0"/>
           <w:sz w:val="24"/>
@@ -444,7 +397,7 @@
       </w:r>
       <w:r>
         <w:rPr>
-          <w:rFonts w:ascii="Times New Roman" w:hAnsi="Times New Roman" w:cs="Times New Roman" w:eastAsia="Times New Roman"/>
+          <w:rFonts w:ascii="Times New Roman" w:hAnsi="Times New Roman" w:eastAsia="Times New Roman"/>
           <w:b/>
           <w:i w:val="0"/>
           <w:sz w:val="24"/>
@@ -453,7 +406,7 @@
       </w:r>
       <w:r>
         <w:rPr>
-          <w:rFonts w:ascii="Times New Roman" w:hAnsi="Times New Roman" w:cs="Times New Roman" w:eastAsia="Times New Roman"/>
+          <w:rFonts w:ascii="Times New Roman" w:hAnsi="Times New Roman" w:eastAsia="Times New Roman"/>
           <w:b w:val="0"/>
           <w:i w:val="0"/>
           <w:sz w:val="24"/>
@@ -463,12 +416,14 @@
     </w:p>
     <w:p>
       <w:pPr>
-        <w:spacing w:before="160" w:after="80" w:line="276" w:lineRule="auto"/>
+        <w:keepNext/>
+        <w:spacing w:before="160" w:after="120" w:line="276" w:lineRule="auto"/>
+        <w:ind w:firstLine="0" w:left="0"/>
         <w:jc w:val="left"/>
       </w:pPr>
       <w:r>
         <w:rPr>
-          <w:rFonts w:ascii="Times New Roman" w:hAnsi="Times New Roman" w:cs="Times New Roman" w:eastAsia="Times New Roman"/>
+          <w:rFonts w:ascii="Times New Roman" w:hAnsi="Times New Roman" w:eastAsia="Times New Roman"/>
           <w:b/>
           <w:i w:val="0"/>
           <w:sz w:val="24"/>
@@ -478,13 +433,14 @@
     </w:p>
     <w:p>
       <w:pPr>
+        <w:keepNext w:val="0"/>
         <w:spacing w:before="0" w:after="120" w:line="276" w:lineRule="auto"/>
-        <w:ind w:firstLine="709"/>
+        <w:ind w:firstLine="709" w:left="0"/>
         <w:jc w:val="both"/>
       </w:pPr>
       <w:r>
         <w:rPr>
-          <w:rFonts w:ascii="Times New Roman" w:hAnsi="Times New Roman" w:cs="Times New Roman" w:eastAsia="Times New Roman"/>
+          <w:rFonts w:ascii="Times New Roman" w:hAnsi="Times New Roman" w:eastAsia="Times New Roman"/>
           <w:b/>
           <w:i w:val="0"/>
           <w:sz w:val="24"/>
@@ -494,13 +450,14 @@
     </w:p>
     <w:p>
       <w:pPr>
+        <w:keepNext w:val="0"/>
         <w:spacing w:before="0" w:after="120" w:line="276" w:lineRule="auto"/>
-        <w:ind w:firstLine="709"/>
+        <w:ind w:firstLine="709" w:left="0"/>
         <w:jc w:val="both"/>
       </w:pPr>
       <w:r>
         <w:rPr>
-          <w:rFonts w:ascii="Times New Roman" w:hAnsi="Times New Roman" w:cs="Times New Roman" w:eastAsia="Times New Roman"/>
+          <w:rFonts w:ascii="Times New Roman" w:hAnsi="Times New Roman" w:eastAsia="Times New Roman"/>
           <w:b w:val="0"/>
           <w:i w:val="0"/>
           <w:sz w:val="24"/>
@@ -510,13 +467,14 @@
     </w:p>
     <w:p>
       <w:pPr>
+        <w:keepNext w:val="0"/>
         <w:spacing w:before="0" w:after="120" w:line="276" w:lineRule="auto"/>
-        <w:ind w:firstLine="709"/>
+        <w:ind w:firstLine="709" w:left="0"/>
         <w:jc w:val="both"/>
       </w:pPr>
       <w:r>
         <w:rPr>
-          <w:rFonts w:ascii="Times New Roman" w:hAnsi="Times New Roman" w:cs="Times New Roman" w:eastAsia="Times New Roman"/>
+          <w:rFonts w:ascii="Times New Roman" w:hAnsi="Times New Roman" w:eastAsia="Times New Roman"/>
           <w:b w:val="0"/>
           <w:i w:val="0"/>
           <w:sz w:val="24"/>
@@ -526,13 +484,14 @@
     </w:p>
     <w:p>
       <w:pPr>
+        <w:keepNext w:val="0"/>
         <w:spacing w:before="0" w:after="120" w:line="276" w:lineRule="auto"/>
-        <w:ind w:firstLine="709"/>
+        <w:ind w:firstLine="709" w:left="0"/>
         <w:jc w:val="both"/>
       </w:pPr>
       <w:r>
         <w:rPr>
-          <w:rFonts w:ascii="Times New Roman" w:hAnsi="Times New Roman" w:cs="Times New Roman" w:eastAsia="Times New Roman"/>
+          <w:rFonts w:ascii="Times New Roman" w:hAnsi="Times New Roman" w:eastAsia="Times New Roman"/>
           <w:b w:val="0"/>
           <w:i w:val="0"/>
           <w:sz w:val="24"/>
@@ -542,29 +501,31 @@
     </w:p>
     <w:p>
       <w:pPr>
+        <w:keepNext w:val="0"/>
         <w:spacing w:before="0" w:after="120" w:line="276" w:lineRule="auto"/>
-        <w:ind w:firstLine="709"/>
+        <w:ind w:firstLine="709" w:left="0"/>
         <w:jc w:val="both"/>
       </w:pPr>
       <w:r>
         <w:rPr>
-          <w:rFonts w:ascii="Times New Roman" w:hAnsi="Times New Roman" w:cs="Times New Roman" w:eastAsia="Times New Roman"/>
+          <w:rFonts w:ascii="Times New Roman" w:hAnsi="Times New Roman" w:eastAsia="Times New Roman"/>
           <w:b/>
           <w:i w:val="0"/>
           <w:sz w:val="24"/>
         </w:rPr>
-        <w:t>3.2. Указано основание, не управомочивающее на отклонение, — нарушение ч. 1 ст. 83 и ст. 3 ч. 3 КЗ «О нормативных правовых актах».</w:t>
+        <w:t>3.2. Указано основание, не управомочивающее на отклонение, — нарушение ч. 1 ст. 83, ст. 76 ч. 3 Конституции и ст. 3 ч. 3 КЗ «О нормативных правовых актах».</w:t>
       </w:r>
     </w:p>
     <w:p>
       <w:pPr>
+        <w:keepNext w:val="0"/>
         <w:spacing w:before="0" w:after="120" w:line="276" w:lineRule="auto"/>
-        <w:ind w:firstLine="709"/>
+        <w:ind w:firstLine="709" w:left="0"/>
         <w:jc w:val="both"/>
       </w:pPr>
       <w:r>
         <w:rPr>
-          <w:rFonts w:ascii="Times New Roman" w:hAnsi="Times New Roman" w:cs="Times New Roman" w:eastAsia="Times New Roman"/>
+          <w:rFonts w:ascii="Times New Roman" w:hAnsi="Times New Roman" w:eastAsia="Times New Roman"/>
           <w:b w:val="0"/>
           <w:i w:val="0"/>
           <w:sz w:val="24"/>
@@ -573,7 +534,7 @@
       </w:r>
       <w:r>
         <w:rPr>
-          <w:rFonts w:ascii="Times New Roman" w:hAnsi="Times New Roman" w:cs="Times New Roman" w:eastAsia="Times New Roman"/>
+          <w:rFonts w:ascii="Times New Roman" w:hAnsi="Times New Roman" w:eastAsia="Times New Roman"/>
           <w:b/>
           <w:i w:val="0"/>
           <w:sz w:val="24"/>
@@ -582,7 +543,7 @@
       </w:r>
       <w:r>
         <w:rPr>
-          <w:rFonts w:ascii="Times New Roman" w:hAnsi="Times New Roman" w:cs="Times New Roman" w:eastAsia="Times New Roman"/>
+          <w:rFonts w:ascii="Times New Roman" w:hAnsi="Times New Roman" w:eastAsia="Times New Roman"/>
           <w:b w:val="0"/>
           <w:i w:val="0"/>
           <w:sz w:val="24"/>
@@ -592,13 +553,14 @@
     </w:p>
     <w:p>
       <w:pPr>
+        <w:keepNext w:val="0"/>
         <w:spacing w:before="0" w:after="120" w:line="276" w:lineRule="auto"/>
-        <w:ind w:firstLine="709"/>
+        <w:ind w:firstLine="709" w:left="0"/>
         <w:jc w:val="both"/>
       </w:pPr>
       <w:r>
         <w:rPr>
-          <w:rFonts w:ascii="Times New Roman" w:hAnsi="Times New Roman" w:cs="Times New Roman" w:eastAsia="Times New Roman"/>
+          <w:rFonts w:ascii="Times New Roman" w:hAnsi="Times New Roman" w:eastAsia="Times New Roman"/>
           <w:b w:val="0"/>
           <w:i w:val="0"/>
           <w:sz w:val="24"/>
@@ -608,29 +570,31 @@
     </w:p>
     <w:p>
       <w:pPr>
+        <w:keepNext w:val="0"/>
         <w:spacing w:before="0" w:after="120" w:line="276" w:lineRule="auto"/>
-        <w:ind w:firstLine="709"/>
+        <w:ind w:firstLine="709" w:left="0"/>
         <w:jc w:val="both"/>
       </w:pPr>
       <w:r>
         <w:rPr>
-          <w:rFonts w:ascii="Times New Roman" w:hAnsi="Times New Roman" w:cs="Times New Roman" w:eastAsia="Times New Roman"/>
+          <w:rFonts w:ascii="Times New Roman" w:hAnsi="Times New Roman" w:eastAsia="Times New Roman"/>
           <w:b/>
           <w:i w:val="0"/>
           <w:sz w:val="24"/>
         </w:rPr>
-        <w:t>3.3. Указ не фиксирует дату отклоняемого акта и противоречит себе — нарушение ст. 9 ч. 1 КЗ «О нормативных правовых актах».</w:t>
+        <w:t>3.3. Указ не идентифицирует отклоняемый акт и противоречит себе — нарушение требования правовой определённости (ст. 79 ч. 1 Конституции, ст. 6 ч. 1 п. «л» КЗ «О нормативных правовых актах»).</w:t>
       </w:r>
     </w:p>
     <w:p>
       <w:pPr>
+        <w:keepNext w:val="0"/>
         <w:spacing w:before="0" w:after="120" w:line="276" w:lineRule="auto"/>
-        <w:ind w:firstLine="709"/>
+        <w:ind w:firstLine="709" w:left="0"/>
         <w:jc w:val="both"/>
       </w:pPr>
       <w:r>
         <w:rPr>
-          <w:rFonts w:ascii="Times New Roman" w:hAnsi="Times New Roman" w:cs="Times New Roman" w:eastAsia="Times New Roman"/>
+          <w:rFonts w:ascii="Times New Roman" w:hAnsi="Times New Roman" w:eastAsia="Times New Roman"/>
           <w:b w:val="0"/>
           <w:i w:val="0"/>
           <w:sz w:val="24"/>
@@ -639,7 +603,7 @@
       </w:r>
       <w:r>
         <w:rPr>
-          <w:rFonts w:ascii="Times New Roman" w:hAnsi="Times New Roman" w:cs="Times New Roman" w:eastAsia="Times New Roman"/>
+          <w:rFonts w:ascii="Times New Roman" w:hAnsi="Times New Roman" w:eastAsia="Times New Roman"/>
           <w:b/>
           <w:i w:val="0"/>
           <w:sz w:val="24"/>
@@ -648,7 +612,7 @@
       </w:r>
       <w:r>
         <w:rPr>
-          <w:rFonts w:ascii="Times New Roman" w:hAnsi="Times New Roman" w:cs="Times New Roman" w:eastAsia="Times New Roman"/>
+          <w:rFonts w:ascii="Times New Roman" w:hAnsi="Times New Roman" w:eastAsia="Times New Roman"/>
           <w:b w:val="0"/>
           <w:i w:val="0"/>
           <w:sz w:val="24"/>
@@ -658,29 +622,31 @@
     </w:p>
     <w:p>
       <w:pPr>
+        <w:keepNext w:val="0"/>
         <w:spacing w:before="0" w:after="120" w:line="276" w:lineRule="auto"/>
-        <w:ind w:firstLine="709"/>
+        <w:ind w:firstLine="709" w:left="0"/>
         <w:jc w:val="both"/>
       </w:pPr>
       <w:r>
         <w:rPr>
-          <w:rFonts w:ascii="Times New Roman" w:hAnsi="Times New Roman" w:cs="Times New Roman" w:eastAsia="Times New Roman"/>
+          <w:rFonts w:ascii="Times New Roman" w:hAnsi="Times New Roman" w:eastAsia="Times New Roman"/>
           <w:b w:val="0"/>
           <w:i w:val="0"/>
           <w:sz w:val="24"/>
         </w:rPr>
-        <w:t>Точность формулирования и отсутствие внутренних противоречий — обязательные требования к акту (ст. 9 ч. 1 КЗ «О нормативных правовых актах»). Их нарушение само по себе не аннулирует акт, но в соединении с отсутствием мотивировки (раздел 3.1) показывает: указ издан без проверки его содержания и предмета. Акт, в котором не заполнено поле с датой отклоняемого закона, не может служить доказательством того, что Ответчик действительно рассматривал именно тот законопроект, который был ему направлен.</w:t>
+        <w:t>Указ — акт Губернатора, производный от Конституции и не противоречащий ей (ст. 79 ч. 1 Конституции). Нормотворческая деятельность подчинена принципу правовой определённости (ст. 6 ч. 1 п. «л» КЗ «О нормативных правовых актах») независимо от того, признаётся ли конкретный акт нормативным. Их нарушение само по себе не аннулирует акт, но в соединении с отсутствием мотивировки (раздел 3.1) показывает: указ издан без проверки его содержания и предмета. Акт, в котором не заполнено поле с датой отклоняемого закона, не может служить доказательством того, что Ответчик действительно рассматривал именно тот законопроект, который был ему направлен.</w:t>
       </w:r>
     </w:p>
     <w:p>
       <w:pPr>
+        <w:keepNext w:val="0"/>
         <w:spacing w:before="0" w:after="120" w:line="276" w:lineRule="auto"/>
-        <w:ind w:firstLine="709"/>
+        <w:ind w:firstLine="709" w:left="0"/>
         <w:jc w:val="both"/>
       </w:pPr>
       <w:r>
         <w:rPr>
-          <w:rFonts w:ascii="Times New Roman" w:hAnsi="Times New Roman" w:cs="Times New Roman" w:eastAsia="Times New Roman"/>
+          <w:rFonts w:ascii="Times New Roman" w:hAnsi="Times New Roman" w:eastAsia="Times New Roman"/>
           <w:b/>
           <w:i w:val="0"/>
           <w:sz w:val="24"/>
@@ -690,13 +656,14 @@
     </w:p>
     <w:p>
       <w:pPr>
+        <w:keepNext w:val="0"/>
         <w:spacing w:before="0" w:after="120" w:line="276" w:lineRule="auto"/>
-        <w:ind w:firstLine="709"/>
+        <w:ind w:firstLine="709" w:left="0"/>
         <w:jc w:val="both"/>
       </w:pPr>
       <w:r>
         <w:rPr>
-          <w:rFonts w:ascii="Times New Roman" w:hAnsi="Times New Roman" w:cs="Times New Roman" w:eastAsia="Times New Roman"/>
+          <w:rFonts w:ascii="Times New Roman" w:hAnsi="Times New Roman" w:eastAsia="Times New Roman"/>
           <w:b w:val="0"/>
           <w:i w:val="0"/>
           <w:sz w:val="24"/>
@@ -706,13 +673,14 @@
     </w:p>
     <w:p>
       <w:pPr>
+        <w:keepNext w:val="0"/>
         <w:spacing w:before="0" w:after="120" w:line="276" w:lineRule="auto"/>
-        <w:ind w:firstLine="709"/>
+        <w:ind w:firstLine="709" w:left="0"/>
         <w:jc w:val="both"/>
       </w:pPr>
       <w:r>
         <w:rPr>
-          <w:rFonts w:ascii="Times New Roman" w:hAnsi="Times New Roman" w:cs="Times New Roman" w:eastAsia="Times New Roman"/>
+          <w:rFonts w:ascii="Times New Roman" w:hAnsi="Times New Roman" w:eastAsia="Times New Roman"/>
           <w:b w:val="0"/>
           <w:i/>
           <w:sz w:val="24"/>
@@ -721,7 +689,7 @@
       </w:r>
       <w:r>
         <w:rPr>
-          <w:rFonts w:ascii="Times New Roman" w:hAnsi="Times New Roman" w:cs="Times New Roman" w:eastAsia="Times New Roman"/>
+          <w:rFonts w:ascii="Times New Roman" w:hAnsi="Times New Roman" w:eastAsia="Times New Roman"/>
           <w:b w:val="0"/>
           <w:i w:val="0"/>
           <w:sz w:val="24"/>
@@ -731,13 +699,14 @@
     </w:p>
     <w:p>
       <w:pPr>
+        <w:keepNext w:val="0"/>
         <w:spacing w:before="0" w:after="120" w:line="276" w:lineRule="auto"/>
-        <w:ind w:firstLine="709"/>
+        <w:ind w:firstLine="709" w:left="0"/>
         <w:jc w:val="both"/>
       </w:pPr>
       <w:r>
         <w:rPr>
-          <w:rFonts w:ascii="Times New Roman" w:hAnsi="Times New Roman" w:cs="Times New Roman" w:eastAsia="Times New Roman"/>
+          <w:rFonts w:ascii="Times New Roman" w:hAnsi="Times New Roman" w:eastAsia="Times New Roman"/>
           <w:b w:val="0"/>
           <w:i/>
           <w:sz w:val="24"/>
@@ -746,7 +715,7 @@
       </w:r>
       <w:r>
         <w:rPr>
-          <w:rFonts w:ascii="Times New Roman" w:hAnsi="Times New Roman" w:cs="Times New Roman" w:eastAsia="Times New Roman"/>
+          <w:rFonts w:ascii="Times New Roman" w:hAnsi="Times New Roman" w:eastAsia="Times New Roman"/>
           <w:b w:val="0"/>
           <w:i w:val="0"/>
           <w:sz w:val="24"/>
@@ -756,13 +725,14 @@
     </w:p>
     <w:p>
       <w:pPr>
+        <w:keepNext w:val="0"/>
         <w:spacing w:before="0" w:after="120" w:line="276" w:lineRule="auto"/>
-        <w:ind w:firstLine="709"/>
+        <w:ind w:firstLine="709" w:left="0"/>
         <w:jc w:val="both"/>
       </w:pPr>
       <w:r>
         <w:rPr>
-          <w:rFonts w:ascii="Times New Roman" w:hAnsi="Times New Roman" w:cs="Times New Roman" w:eastAsia="Times New Roman"/>
+          <w:rFonts w:ascii="Times New Roman" w:hAnsi="Times New Roman" w:eastAsia="Times New Roman"/>
           <w:b/>
           <w:i w:val="0"/>
           <w:sz w:val="24"/>
@@ -772,13 +742,14 @@
     </w:p>
     <w:p>
       <w:pPr>
+        <w:keepNext w:val="0"/>
         <w:spacing w:before="0" w:after="120" w:line="276" w:lineRule="auto"/>
-        <w:ind w:firstLine="709"/>
+        <w:ind w:firstLine="709" w:left="0"/>
         <w:jc w:val="both"/>
       </w:pPr>
       <w:r>
         <w:rPr>
-          <w:rFonts w:ascii="Times New Roman" w:hAnsi="Times New Roman" w:cs="Times New Roman" w:eastAsia="Times New Roman"/>
+          <w:rFonts w:ascii="Times New Roman" w:hAnsi="Times New Roman" w:eastAsia="Times New Roman"/>
           <w:b w:val="0"/>
           <w:i w:val="0"/>
           <w:sz w:val="24"/>
@@ -788,149 +759,106 @@
     </w:p>
     <w:p>
       <w:pPr>
-        <w:spacing w:before="0" w:after="60" w:line="276" w:lineRule="auto"/>
-        <w:ind w:left="340"/>
-        <w:jc w:val="both"/>
+        <w:pStyle w:val="ListBullet"/>
+        <w:spacing w:after="60" w:line="276" w:lineRule="auto"/>
+        <w:ind w:left="709"/>
       </w:pPr>
       <w:r>
         <w:rPr>
-          <w:rFonts w:ascii="Times New Roman" w:hAnsi="Times New Roman" w:cs="Times New Roman" w:eastAsia="Times New Roman"/>
-          <w:b w:val="0"/>
-          <w:i w:val="0"/>
-          <w:sz w:val="24"/>
-        </w:rPr>
-        <w:t xml:space="preserve">— </w:t>
-      </w:r>
-      <w:r>
-        <w:rPr>
-          <w:rFonts w:ascii="Times New Roman" w:hAnsi="Times New Roman" w:cs="Times New Roman" w:eastAsia="Times New Roman"/>
+          <w:rFonts w:ascii="Times New Roman" w:hAnsi="Times New Roman" w:eastAsia="Times New Roman"/>
           <w:b/>
           <w:i w:val="0"/>
-          <w:sz w:val="24"/>
         </w:rPr>
         <w:t>Права.</w:t>
       </w:r>
       <w:r>
         <w:rPr>
-          <w:rFonts w:ascii="Times New Roman" w:hAnsi="Times New Roman" w:cs="Times New Roman" w:eastAsia="Times New Roman"/>
+          <w:rFonts w:ascii="Times New Roman" w:hAnsi="Times New Roman" w:eastAsia="Times New Roman"/>
           <w:b w:val="0"/>
           <w:i w:val="0"/>
-          <w:sz w:val="24"/>
         </w:rPr>
         <w:t xml:space="preserve"> Законопроект не содержит ни одного ограничения прав: он добавляет участника задержания, то есть расширяет круг лиц, которые могут присутствовать при процессуальном действии, и не возлагает ни на кого новых обязанностей. Норма ограничена целью («исключительно… надзорная деятельность») и территорией («на территории своего департамента»).</w:t>
       </w:r>
     </w:p>
     <w:p>
       <w:pPr>
-        <w:spacing w:before="0" w:after="60" w:line="276" w:lineRule="auto"/>
-        <w:ind w:left="340"/>
-        <w:jc w:val="both"/>
+        <w:pStyle w:val="ListBullet"/>
+        <w:spacing w:after="60" w:line="276" w:lineRule="auto"/>
+        <w:ind w:left="709"/>
       </w:pPr>
       <w:r>
         <w:rPr>
-          <w:rFonts w:ascii="Times New Roman" w:hAnsi="Times New Roman" w:cs="Times New Roman" w:eastAsia="Times New Roman"/>
-          <w:b w:val="0"/>
-          <w:i w:val="0"/>
-          <w:sz w:val="24"/>
-        </w:rPr>
-        <w:t xml:space="preserve">— </w:t>
-      </w:r>
-      <w:r>
-        <w:rPr>
-          <w:rFonts w:ascii="Times New Roman" w:hAnsi="Times New Roman" w:cs="Times New Roman" w:eastAsia="Times New Roman"/>
+          <w:rFonts w:ascii="Times New Roman" w:hAnsi="Times New Roman" w:eastAsia="Times New Roman"/>
           <w:b/>
           <w:i w:val="0"/>
-          <w:sz w:val="24"/>
         </w:rPr>
         <w:t>Пробел.</w:t>
       </w:r>
       <w:r>
         <w:rPr>
-          <w:rFonts w:ascii="Times New Roman" w:hAnsi="Times New Roman" w:cs="Times New Roman" w:eastAsia="Times New Roman"/>
+          <w:rFonts w:ascii="Times New Roman" w:hAnsi="Times New Roman" w:eastAsia="Times New Roman"/>
           <w:b w:val="0"/>
           <w:i w:val="0"/>
-          <w:sz w:val="24"/>
         </w:rPr>
         <w:t xml:space="preserve"> Пробел — отсутствие регулирования. Законопроект вводит регулирование, а не исключает его. Объём полномочий надзорного участника определяется его статусом и ведомственными актами, а не перечнем в ст. 18: пункт «ж» ч. 1 той же статьи включает сотрудника IB в перечень без описания полномочий, и эта конструкция действует.</w:t>
       </w:r>
     </w:p>
     <w:p>
       <w:pPr>
-        <w:spacing w:before="0" w:after="60" w:line="276" w:lineRule="auto"/>
-        <w:ind w:left="340"/>
-        <w:jc w:val="both"/>
+        <w:pStyle w:val="ListBullet"/>
+        <w:spacing w:after="60" w:line="276" w:lineRule="auto"/>
+        <w:ind w:left="709"/>
       </w:pPr>
       <w:r>
         <w:rPr>
-          <w:rFonts w:ascii="Times New Roman" w:hAnsi="Times New Roman" w:cs="Times New Roman" w:eastAsia="Times New Roman"/>
-          <w:b w:val="0"/>
-          <w:i w:val="0"/>
-          <w:sz w:val="24"/>
-        </w:rPr>
-        <w:t xml:space="preserve">— </w:t>
-      </w:r>
-      <w:r>
-        <w:rPr>
-          <w:rFonts w:ascii="Times New Roman" w:hAnsi="Times New Roman" w:cs="Times New Roman" w:eastAsia="Times New Roman"/>
+          <w:rFonts w:ascii="Times New Roman" w:hAnsi="Times New Roman" w:eastAsia="Times New Roman"/>
           <w:b/>
           <w:i w:val="0"/>
-          <w:sz w:val="24"/>
         </w:rPr>
         <w:t>Неопределённость.</w:t>
       </w:r>
       <w:r>
         <w:rPr>
-          <w:rFonts w:ascii="Times New Roman" w:hAnsi="Times New Roman" w:cs="Times New Roman" w:eastAsia="Times New Roman"/>
+          <w:rFonts w:ascii="Times New Roman" w:hAnsi="Times New Roman" w:eastAsia="Times New Roman"/>
           <w:b w:val="0"/>
           <w:i w:val="0"/>
-          <w:sz w:val="24"/>
         </w:rPr>
         <w:t xml:space="preserve"> Смысл нормы задан её конструкцией: надзор ведётся за сотрудниками «своего правоохранительного органа», то есть того же, в котором состоит сотрудник IAD; следовательно, «свой департамент» в обеих частях предложения обозначает одно и то же. Отдел IAD урегулирован уставами LSPD (раздел Internal Affairs Division) и LSCSD (п. 10.1). КоНПА ст. 11 ч. 4 допускает использование термина в значении, принятом в специальной области.</w:t>
       </w:r>
     </w:p>
     <w:p>
       <w:pPr>
-        <w:spacing w:before="0" w:after="60" w:line="276" w:lineRule="auto"/>
-        <w:ind w:left="340"/>
-        <w:jc w:val="both"/>
+        <w:pStyle w:val="ListBullet"/>
+        <w:spacing w:after="60" w:line="276" w:lineRule="auto"/>
+        <w:ind w:left="709"/>
       </w:pPr>
       <w:r>
         <w:rPr>
-          <w:rFonts w:ascii="Times New Roman" w:hAnsi="Times New Roman" w:cs="Times New Roman" w:eastAsia="Times New Roman"/>
-          <w:b w:val="0"/>
-          <w:i w:val="0"/>
-          <w:sz w:val="24"/>
-        </w:rPr>
-        <w:t xml:space="preserve">— </w:t>
-      </w:r>
-      <w:r>
-        <w:rPr>
-          <w:rFonts w:ascii="Times New Roman" w:hAnsi="Times New Roman" w:cs="Times New Roman" w:eastAsia="Times New Roman"/>
+          <w:rFonts w:ascii="Times New Roman" w:hAnsi="Times New Roman" w:eastAsia="Times New Roman"/>
           <w:b/>
           <w:i w:val="0"/>
-          <w:sz w:val="24"/>
         </w:rPr>
         <w:t>Коллизия.</w:t>
       </w:r>
       <w:r>
         <w:rPr>
-          <w:rFonts w:ascii="Times New Roman" w:hAnsi="Times New Roman" w:cs="Times New Roman" w:eastAsia="Times New Roman"/>
+          <w:rFonts w:ascii="Times New Roman" w:hAnsi="Times New Roman" w:eastAsia="Times New Roman"/>
           <w:b w:val="0"/>
           <w:i w:val="0"/>
-          <w:sz w:val="24"/>
         </w:rPr>
         <w:t xml:space="preserve"> Пункт «м» не конкурирует с п. «ж» ч. 1 ст. 18: п. «ж» — надзор IB (подразделение Федерального Расследовательского Бюро) за региональными правоохранительными органами, п. «м» — внутренний надзор в своём департаменте. Оба пункта ограничивают участие одним сотрудником. Ни одна норма не запрещает применение другой.</w:t>
       </w:r>
     </w:p>
     <w:p>
       <w:pPr>
+        <w:keepNext w:val="0"/>
         <w:spacing w:before="0" w:after="120" w:line="276" w:lineRule="auto"/>
-        <w:ind w:firstLine="709"/>
+        <w:ind w:firstLine="709" w:left="0"/>
         <w:jc w:val="both"/>
       </w:pPr>
       <w:r>
         <w:rPr>
-          <w:rFonts w:ascii="Times New Roman" w:hAnsi="Times New Roman" w:cs="Times New Roman" w:eastAsia="Times New Roman"/>
+          <w:rFonts w:ascii="Times New Roman" w:hAnsi="Times New Roman" w:eastAsia="Times New Roman"/>
           <w:b w:val="0"/>
           <w:i w:val="0"/>
           <w:sz w:val="24"/>
@@ -940,13 +868,14 @@
     </w:p>
     <w:p>
       <w:pPr>
+        <w:keepNext w:val="0"/>
         <w:spacing w:before="0" w:after="120" w:line="276" w:lineRule="auto"/>
-        <w:ind w:firstLine="709"/>
+        <w:ind w:firstLine="709" w:left="0"/>
         <w:jc w:val="both"/>
       </w:pPr>
       <w:r>
         <w:rPr>
-          <w:rFonts w:ascii="Times New Roman" w:hAnsi="Times New Roman" w:cs="Times New Roman" w:eastAsia="Times New Roman"/>
+          <w:rFonts w:ascii="Times New Roman" w:hAnsi="Times New Roman" w:eastAsia="Times New Roman"/>
           <w:b/>
           <w:i w:val="0"/>
           <w:sz w:val="24"/>
@@ -956,13 +885,14 @@
     </w:p>
     <w:p>
       <w:pPr>
+        <w:keepNext w:val="0"/>
         <w:spacing w:before="0" w:after="120" w:line="276" w:lineRule="auto"/>
-        <w:ind w:firstLine="709"/>
+        <w:ind w:firstLine="709" w:left="0"/>
         <w:jc w:val="both"/>
       </w:pPr>
       <w:r>
         <w:rPr>
-          <w:rFonts w:ascii="Times New Roman" w:hAnsi="Times New Roman" w:cs="Times New Roman" w:eastAsia="Times New Roman"/>
+          <w:rFonts w:ascii="Times New Roman" w:hAnsi="Times New Roman" w:eastAsia="Times New Roman"/>
           <w:b w:val="0"/>
           <w:i w:val="0"/>
           <w:sz w:val="24"/>
@@ -972,12 +902,14 @@
     </w:p>
     <w:p>
       <w:pPr>
-        <w:spacing w:before="160" w:after="80" w:line="276" w:lineRule="auto"/>
+        <w:keepNext/>
+        <w:spacing w:before="160" w:after="120" w:line="276" w:lineRule="auto"/>
+        <w:ind w:firstLine="0" w:left="0"/>
         <w:jc w:val="left"/>
       </w:pPr>
       <w:r>
         <w:rPr>
-          <w:rFonts w:ascii="Times New Roman" w:hAnsi="Times New Roman" w:cs="Times New Roman" w:eastAsia="Times New Roman"/>
+          <w:rFonts w:ascii="Times New Roman" w:hAnsi="Times New Roman" w:eastAsia="Times New Roman"/>
           <w:b/>
           <w:i w:val="0"/>
           <w:sz w:val="24"/>
@@ -987,13 +919,14 @@
     </w:p>
     <w:p>
       <w:pPr>
+        <w:keepNext w:val="0"/>
         <w:spacing w:before="0" w:after="120" w:line="276" w:lineRule="auto"/>
-        <w:ind w:firstLine="709"/>
+        <w:ind w:firstLine="709" w:left="0"/>
         <w:jc w:val="both"/>
       </w:pPr>
       <w:r>
         <w:rPr>
-          <w:rFonts w:ascii="Times New Roman" w:hAnsi="Times New Roman" w:cs="Times New Roman" w:eastAsia="Times New Roman"/>
+          <w:rFonts w:ascii="Times New Roman" w:hAnsi="Times New Roman" w:eastAsia="Times New Roman"/>
           <w:b w:val="0"/>
           <w:i w:val="0"/>
           <w:sz w:val="24"/>
@@ -1003,20 +936,14 @@
     </w:p>
     <w:p>
       <w:pPr>
-        <w:spacing w:after="120"/>
-        <w:pBdr>
-          <w:bottom w:val="single" w:sz="6" w:space="1" w:color="000000"/>
-        </w:pBdr>
-      </w:pPr>
-    </w:p>
-    <w:p>
-      <w:pPr>
-        <w:spacing w:before="240" w:after="120" w:line="276" w:lineRule="auto"/>
+        <w:keepNext/>
+        <w:spacing w:before="200" w:after="120" w:line="276" w:lineRule="auto"/>
+        <w:ind w:firstLine="0" w:left="0"/>
         <w:jc w:val="center"/>
       </w:pPr>
       <w:r>
         <w:rPr>
-          <w:rFonts w:ascii="Times New Roman" w:hAnsi="Times New Roman" w:cs="Times New Roman" w:eastAsia="Times New Roman"/>
+          <w:rFonts w:ascii="Times New Roman" w:hAnsi="Times New Roman" w:eastAsia="Times New Roman"/>
           <w:b/>
           <w:i w:val="0"/>
           <w:sz w:val="26"/>
@@ -1037,13 +964,16 @@
         <w:gridCol w:w="3118"/>
       </w:tblGrid>
       <w:tr>
-        <w:trPr>
-          <w:tblHeader w:val="true"/>
-        </w:trPr>
         <w:tc>
           <w:tcPr>
             <w:tcW w:type="dxa" w:w="3118"/>
-            <w:shd w:val="clear" w:color="auto" w:fill="EFEFEF"/>
+            <w:shd w:val="clear" w:color="auto" w:fill="EDEDED"/>
+            <w:tcBorders>
+              <w:top w:val="single" w:sz="4" w:space="0" w:color="808080"/>
+              <w:left w:val="single" w:sz="4" w:space="0" w:color="808080"/>
+              <w:bottom w:val="single" w:sz="4" w:space="0" w:color="808080"/>
+              <w:right w:val="single" w:sz="4" w:space="0" w:color="808080"/>
+            </w:tcBorders>
           </w:tcPr>
           <w:p>
             <w:pPr>
@@ -1053,7 +983,7 @@
             <w:r/>
             <w:r>
               <w:rPr>
-                <w:rFonts w:ascii="Times New Roman" w:hAnsi="Times New Roman" w:cs="Times New Roman" w:eastAsia="Times New Roman"/>
+                <w:rFonts w:ascii="Times New Roman" w:hAnsi="Times New Roman" w:eastAsia="Times New Roman"/>
                 <w:b/>
                 <w:i w:val="0"/>
                 <w:sz w:val="21"/>
@@ -1065,7 +995,13 @@
         <w:tc>
           <w:tcPr>
             <w:tcW w:type="dxa" w:w="3118"/>
-            <w:shd w:val="clear" w:color="auto" w:fill="EFEFEF"/>
+            <w:shd w:val="clear" w:color="auto" w:fill="EDEDED"/>
+            <w:tcBorders>
+              <w:top w:val="single" w:sz="4" w:space="0" w:color="808080"/>
+              <w:left w:val="single" w:sz="4" w:space="0" w:color="808080"/>
+              <w:bottom w:val="single" w:sz="4" w:space="0" w:color="808080"/>
+              <w:right w:val="single" w:sz="4" w:space="0" w:color="808080"/>
+            </w:tcBorders>
           </w:tcPr>
           <w:p>
             <w:pPr>
@@ -1075,7 +1011,7 @@
             <w:r/>
             <w:r>
               <w:rPr>
-                <w:rFonts w:ascii="Times New Roman" w:hAnsi="Times New Roman" w:cs="Times New Roman" w:eastAsia="Times New Roman"/>
+                <w:rFonts w:ascii="Times New Roman" w:hAnsi="Times New Roman" w:eastAsia="Times New Roman"/>
                 <w:b/>
                 <w:i w:val="0"/>
                 <w:sz w:val="21"/>
@@ -1087,7 +1023,13 @@
         <w:tc>
           <w:tcPr>
             <w:tcW w:type="dxa" w:w="3118"/>
-            <w:shd w:val="clear" w:color="auto" w:fill="EFEFEF"/>
+            <w:shd w:val="clear" w:color="auto" w:fill="EDEDED"/>
+            <w:tcBorders>
+              <w:top w:val="single" w:sz="4" w:space="0" w:color="808080"/>
+              <w:left w:val="single" w:sz="4" w:space="0" w:color="808080"/>
+              <w:bottom w:val="single" w:sz="4" w:space="0" w:color="808080"/>
+              <w:right w:val="single" w:sz="4" w:space="0" w:color="808080"/>
+            </w:tcBorders>
           </w:tcPr>
           <w:p>
             <w:pPr>
@@ -1097,7 +1039,7 @@
             <w:r/>
             <w:r>
               <w:rPr>
-                <w:rFonts w:ascii="Times New Roman" w:hAnsi="Times New Roman" w:cs="Times New Roman" w:eastAsia="Times New Roman"/>
+                <w:rFonts w:ascii="Times New Roman" w:hAnsi="Times New Roman" w:eastAsia="Times New Roman"/>
                 <w:b/>
                 <w:i w:val="0"/>
                 <w:sz w:val="21"/>
@@ -1111,6 +1053,12 @@
         <w:tc>
           <w:tcPr>
             <w:tcW w:type="dxa" w:w="3118"/>
+            <w:tcBorders>
+              <w:top w:val="single" w:sz="4" w:space="0" w:color="808080"/>
+              <w:left w:val="single" w:sz="4" w:space="0" w:color="808080"/>
+              <w:bottom w:val="single" w:sz="4" w:space="0" w:color="808080"/>
+              <w:right w:val="single" w:sz="4" w:space="0" w:color="808080"/>
+            </w:tcBorders>
           </w:tcPr>
           <w:p>
             <w:pPr>
@@ -1120,7 +1068,7 @@
             <w:r/>
             <w:r>
               <w:rPr>
-                <w:rFonts w:ascii="Times New Roman" w:hAnsi="Times New Roman" w:cs="Times New Roman" w:eastAsia="Times New Roman"/>
+                <w:rFonts w:ascii="Times New Roman" w:hAnsi="Times New Roman" w:eastAsia="Times New Roman"/>
                 <w:b w:val="0"/>
                 <w:i w:val="0"/>
                 <w:sz w:val="21"/>
@@ -1132,6 +1080,12 @@
         <w:tc>
           <w:tcPr>
             <w:tcW w:type="dxa" w:w="3118"/>
+            <w:tcBorders>
+              <w:top w:val="single" w:sz="4" w:space="0" w:color="808080"/>
+              <w:left w:val="single" w:sz="4" w:space="0" w:color="808080"/>
+              <w:bottom w:val="single" w:sz="4" w:space="0" w:color="808080"/>
+              <w:right w:val="single" w:sz="4" w:space="0" w:color="808080"/>
+            </w:tcBorders>
           </w:tcPr>
           <w:p>
             <w:pPr>
@@ -1141,7 +1095,7 @@
             <w:r/>
             <w:r>
               <w:rPr>
-                <w:rFonts w:ascii="Times New Roman" w:hAnsi="Times New Roman" w:cs="Times New Roman" w:eastAsia="Times New Roman"/>
+                <w:rFonts w:ascii="Times New Roman" w:hAnsi="Times New Roman" w:eastAsia="Times New Roman"/>
                 <w:b w:val="0"/>
                 <w:i w:val="0"/>
                 <w:sz w:val="21"/>
@@ -1153,6 +1107,12 @@
         <w:tc>
           <w:tcPr>
             <w:tcW w:type="dxa" w:w="3118"/>
+            <w:tcBorders>
+              <w:top w:val="single" w:sz="4" w:space="0" w:color="808080"/>
+              <w:left w:val="single" w:sz="4" w:space="0" w:color="808080"/>
+              <w:bottom w:val="single" w:sz="4" w:space="0" w:color="808080"/>
+              <w:right w:val="single" w:sz="4" w:space="0" w:color="808080"/>
+            </w:tcBorders>
           </w:tcPr>
           <w:p>
             <w:pPr>
@@ -1162,7 +1122,7 @@
             <w:r/>
             <w:r>
               <w:rPr>
-                <w:rFonts w:ascii="Times New Roman" w:hAnsi="Times New Roman" w:cs="Times New Roman" w:eastAsia="Times New Roman"/>
+                <w:rFonts w:ascii="Times New Roman" w:hAnsi="Times New Roman" w:eastAsia="Times New Roman"/>
                 <w:b w:val="0"/>
                 <w:i w:val="0"/>
                 <w:sz w:val="21"/>
@@ -1176,6 +1136,12 @@
         <w:tc>
           <w:tcPr>
             <w:tcW w:type="dxa" w:w="3118"/>
+            <w:tcBorders>
+              <w:top w:val="single" w:sz="4" w:space="0" w:color="808080"/>
+              <w:left w:val="single" w:sz="4" w:space="0" w:color="808080"/>
+              <w:bottom w:val="single" w:sz="4" w:space="0" w:color="808080"/>
+              <w:right w:val="single" w:sz="4" w:space="0" w:color="808080"/>
+            </w:tcBorders>
           </w:tcPr>
           <w:p>
             <w:pPr>
@@ -1185,7 +1151,7 @@
             <w:r/>
             <w:r>
               <w:rPr>
-                <w:rFonts w:ascii="Times New Roman" w:hAnsi="Times New Roman" w:cs="Times New Roman" w:eastAsia="Times New Roman"/>
+                <w:rFonts w:ascii="Times New Roman" w:hAnsi="Times New Roman" w:eastAsia="Times New Roman"/>
                 <w:b w:val="0"/>
                 <w:i w:val="0"/>
                 <w:sz w:val="21"/>
@@ -1197,6 +1163,12 @@
         <w:tc>
           <w:tcPr>
             <w:tcW w:type="dxa" w:w="3118"/>
+            <w:tcBorders>
+              <w:top w:val="single" w:sz="4" w:space="0" w:color="808080"/>
+              <w:left w:val="single" w:sz="4" w:space="0" w:color="808080"/>
+              <w:bottom w:val="single" w:sz="4" w:space="0" w:color="808080"/>
+              <w:right w:val="single" w:sz="4" w:space="0" w:color="808080"/>
+            </w:tcBorders>
           </w:tcPr>
           <w:p>
             <w:pPr>
@@ -1206,7 +1178,7 @@
             <w:r/>
             <w:r>
               <w:rPr>
-                <w:rFonts w:ascii="Times New Roman" w:hAnsi="Times New Roman" w:cs="Times New Roman" w:eastAsia="Times New Roman"/>
+                <w:rFonts w:ascii="Times New Roman" w:hAnsi="Times New Roman" w:eastAsia="Times New Roman"/>
                 <w:b w:val="0"/>
                 <w:i w:val="0"/>
                 <w:sz w:val="21"/>
@@ -1218,6 +1190,12 @@
         <w:tc>
           <w:tcPr>
             <w:tcW w:type="dxa" w:w="3118"/>
+            <w:tcBorders>
+              <w:top w:val="single" w:sz="4" w:space="0" w:color="808080"/>
+              <w:left w:val="single" w:sz="4" w:space="0" w:color="808080"/>
+              <w:bottom w:val="single" w:sz="4" w:space="0" w:color="808080"/>
+              <w:right w:val="single" w:sz="4" w:space="0" w:color="808080"/>
+            </w:tcBorders>
           </w:tcPr>
           <w:p>
             <w:pPr>
@@ -1227,7 +1205,7 @@
             <w:r/>
             <w:r>
               <w:rPr>
-                <w:rFonts w:ascii="Times New Roman" w:hAnsi="Times New Roman" w:cs="Times New Roman" w:eastAsia="Times New Roman"/>
+                <w:rFonts w:ascii="Times New Roman" w:hAnsi="Times New Roman" w:eastAsia="Times New Roman"/>
                 <w:b w:val="0"/>
                 <w:i w:val="0"/>
                 <w:sz w:val="21"/>
@@ -1241,6 +1219,12 @@
         <w:tc>
           <w:tcPr>
             <w:tcW w:type="dxa" w:w="3118"/>
+            <w:tcBorders>
+              <w:top w:val="single" w:sz="4" w:space="0" w:color="808080"/>
+              <w:left w:val="single" w:sz="4" w:space="0" w:color="808080"/>
+              <w:bottom w:val="single" w:sz="4" w:space="0" w:color="808080"/>
+              <w:right w:val="single" w:sz="4" w:space="0" w:color="808080"/>
+            </w:tcBorders>
           </w:tcPr>
           <w:p>
             <w:pPr>
@@ -1250,7 +1234,7 @@
             <w:r/>
             <w:r>
               <w:rPr>
-                <w:rFonts w:ascii="Times New Roman" w:hAnsi="Times New Roman" w:cs="Times New Roman" w:eastAsia="Times New Roman"/>
+                <w:rFonts w:ascii="Times New Roman" w:hAnsi="Times New Roman" w:eastAsia="Times New Roman"/>
                 <w:b w:val="0"/>
                 <w:i w:val="0"/>
                 <w:sz w:val="21"/>
@@ -1262,6 +1246,12 @@
         <w:tc>
           <w:tcPr>
             <w:tcW w:type="dxa" w:w="3118"/>
+            <w:tcBorders>
+              <w:top w:val="single" w:sz="4" w:space="0" w:color="808080"/>
+              <w:left w:val="single" w:sz="4" w:space="0" w:color="808080"/>
+              <w:bottom w:val="single" w:sz="4" w:space="0" w:color="808080"/>
+              <w:right w:val="single" w:sz="4" w:space="0" w:color="808080"/>
+            </w:tcBorders>
           </w:tcPr>
           <w:p>
             <w:pPr>
@@ -1271,7 +1261,7 @@
             <w:r/>
             <w:r>
               <w:rPr>
-                <w:rFonts w:ascii="Times New Roman" w:hAnsi="Times New Roman" w:cs="Times New Roman" w:eastAsia="Times New Roman"/>
+                <w:rFonts w:ascii="Times New Roman" w:hAnsi="Times New Roman" w:eastAsia="Times New Roman"/>
                 <w:b w:val="0"/>
                 <w:i w:val="0"/>
                 <w:sz w:val="21"/>
@@ -1283,6 +1273,12 @@
         <w:tc>
           <w:tcPr>
             <w:tcW w:type="dxa" w:w="3118"/>
+            <w:tcBorders>
+              <w:top w:val="single" w:sz="4" w:space="0" w:color="808080"/>
+              <w:left w:val="single" w:sz="4" w:space="0" w:color="808080"/>
+              <w:bottom w:val="single" w:sz="4" w:space="0" w:color="808080"/>
+              <w:right w:val="single" w:sz="4" w:space="0" w:color="808080"/>
+            </w:tcBorders>
           </w:tcPr>
           <w:p>
             <w:pPr>
@@ -1292,7 +1288,7 @@
             <w:r/>
             <w:r>
               <w:rPr>
-                <w:rFonts w:ascii="Times New Roman" w:hAnsi="Times New Roman" w:cs="Times New Roman" w:eastAsia="Times New Roman"/>
+                <w:rFonts w:ascii="Times New Roman" w:hAnsi="Times New Roman" w:eastAsia="Times New Roman"/>
                 <w:b w:val="0"/>
                 <w:i w:val="0"/>
                 <w:sz w:val="21"/>
@@ -1306,6 +1302,12 @@
         <w:tc>
           <w:tcPr>
             <w:tcW w:type="dxa" w:w="3118"/>
+            <w:tcBorders>
+              <w:top w:val="single" w:sz="4" w:space="0" w:color="808080"/>
+              <w:left w:val="single" w:sz="4" w:space="0" w:color="808080"/>
+              <w:bottom w:val="single" w:sz="4" w:space="0" w:color="808080"/>
+              <w:right w:val="single" w:sz="4" w:space="0" w:color="808080"/>
+            </w:tcBorders>
           </w:tcPr>
           <w:p>
             <w:pPr>
@@ -1315,7 +1317,90 @@
             <w:r/>
             <w:r>
               <w:rPr>
-                <w:rFonts w:ascii="Times New Roman" w:hAnsi="Times New Roman" w:cs="Times New Roman" w:eastAsia="Times New Roman"/>
+                <w:rFonts w:ascii="Times New Roman" w:hAnsi="Times New Roman" w:eastAsia="Times New Roman"/>
+                <w:b w:val="0"/>
+                <w:i w:val="0"/>
+                <w:sz w:val="21"/>
+              </w:rPr>
+              <w:t>3.1</w:t>
+            </w:r>
+          </w:p>
+        </w:tc>
+        <w:tc>
+          <w:tcPr>
+            <w:tcW w:type="dxa" w:w="3118"/>
+            <w:tcBorders>
+              <w:top w:val="single" w:sz="4" w:space="0" w:color="808080"/>
+              <w:left w:val="single" w:sz="4" w:space="0" w:color="808080"/>
+              <w:bottom w:val="single" w:sz="4" w:space="0" w:color="808080"/>
+              <w:right w:val="single" w:sz="4" w:space="0" w:color="808080"/>
+            </w:tcBorders>
+          </w:tcPr>
+          <w:p>
+            <w:pPr>
+              <w:spacing w:after="40"/>
+              <w:jc w:val="left"/>
+            </w:pPr>
+            <w:r/>
+            <w:r>
+              <w:rPr>
+                <w:rFonts w:ascii="Times New Roman" w:hAnsi="Times New Roman" w:eastAsia="Times New Roman"/>
+                <w:b w:val="0"/>
+                <w:i w:val="0"/>
+                <w:sz w:val="21"/>
+              </w:rPr>
+              <w:t>Ст. 6 ч. 1 п. «л» КЗ «О нормативных правовых актах» (принцип правовой определённости)</w:t>
+            </w:r>
+          </w:p>
+        </w:tc>
+        <w:tc>
+          <w:tcPr>
+            <w:tcW w:type="dxa" w:w="3118"/>
+            <w:tcBorders>
+              <w:top w:val="single" w:sz="4" w:space="0" w:color="808080"/>
+              <w:left w:val="single" w:sz="4" w:space="0" w:color="808080"/>
+              <w:bottom w:val="single" w:sz="4" w:space="0" w:color="808080"/>
+              <w:right w:val="single" w:sz="4" w:space="0" w:color="808080"/>
+            </w:tcBorders>
+          </w:tcPr>
+          <w:p>
+            <w:pPr>
+              <w:spacing w:after="40"/>
+              <w:jc w:val="left"/>
+            </w:pPr>
+            <w:r/>
+            <w:r>
+              <w:rPr>
+                <w:rFonts w:ascii="Times New Roman" w:hAnsi="Times New Roman" w:eastAsia="Times New Roman"/>
+                <w:b w:val="0"/>
+                <w:i w:val="0"/>
+                <w:sz w:val="21"/>
+              </w:rPr>
+              <w:t>обоснование раздела 3.3</w:t>
+            </w:r>
+          </w:p>
+        </w:tc>
+      </w:tr>
+      <w:tr>
+        <w:tc>
+          <w:tcPr>
+            <w:tcW w:type="dxa" w:w="3118"/>
+            <w:tcBorders>
+              <w:top w:val="single" w:sz="4" w:space="0" w:color="808080"/>
+              <w:left w:val="single" w:sz="4" w:space="0" w:color="808080"/>
+              <w:bottom w:val="single" w:sz="4" w:space="0" w:color="808080"/>
+              <w:right w:val="single" w:sz="4" w:space="0" w:color="808080"/>
+            </w:tcBorders>
+          </w:tcPr>
+          <w:p>
+            <w:pPr>
+              <w:spacing w:after="40"/>
+              <w:jc w:val="left"/>
+            </w:pPr>
+            <w:r/>
+            <w:r>
+              <w:rPr>
+                <w:rFonts w:ascii="Times New Roman" w:hAnsi="Times New Roman" w:eastAsia="Times New Roman"/>
                 <w:b w:val="0"/>
                 <w:i w:val="0"/>
                 <w:sz w:val="21"/>
@@ -1327,6 +1412,12 @@
         <w:tc>
           <w:tcPr>
             <w:tcW w:type="dxa" w:w="3118"/>
+            <w:tcBorders>
+              <w:top w:val="single" w:sz="4" w:space="0" w:color="808080"/>
+              <w:left w:val="single" w:sz="4" w:space="0" w:color="808080"/>
+              <w:bottom w:val="single" w:sz="4" w:space="0" w:color="808080"/>
+              <w:right w:val="single" w:sz="4" w:space="0" w:color="808080"/>
+            </w:tcBorders>
           </w:tcPr>
           <w:p>
             <w:pPr>
@@ -1336,7 +1427,7 @@
             <w:r/>
             <w:r>
               <w:rPr>
-                <w:rFonts w:ascii="Times New Roman" w:hAnsi="Times New Roman" w:cs="Times New Roman" w:eastAsia="Times New Roman"/>
+                <w:rFonts w:ascii="Times New Roman" w:hAnsi="Times New Roman" w:eastAsia="Times New Roman"/>
                 <w:b w:val="0"/>
                 <w:i w:val="0"/>
                 <w:sz w:val="21"/>
@@ -1348,6 +1439,12 @@
         <w:tc>
           <w:tcPr>
             <w:tcW w:type="dxa" w:w="3118"/>
+            <w:tcBorders>
+              <w:top w:val="single" w:sz="4" w:space="0" w:color="808080"/>
+              <w:left w:val="single" w:sz="4" w:space="0" w:color="808080"/>
+              <w:bottom w:val="single" w:sz="4" w:space="0" w:color="808080"/>
+              <w:right w:val="single" w:sz="4" w:space="0" w:color="808080"/>
+            </w:tcBorders>
           </w:tcPr>
           <w:p>
             <w:pPr>
@@ -1357,7 +1454,7 @@
             <w:r/>
             <w:r>
               <w:rPr>
-                <w:rFonts w:ascii="Times New Roman" w:hAnsi="Times New Roman" w:cs="Times New Roman" w:eastAsia="Times New Roman"/>
+                <w:rFonts w:ascii="Times New Roman" w:hAnsi="Times New Roman" w:eastAsia="Times New Roman"/>
                 <w:b w:val="0"/>
                 <w:i w:val="0"/>
                 <w:sz w:val="21"/>
@@ -1371,6 +1468,12 @@
         <w:tc>
           <w:tcPr>
             <w:tcW w:type="dxa" w:w="3118"/>
+            <w:tcBorders>
+              <w:top w:val="single" w:sz="4" w:space="0" w:color="808080"/>
+              <w:left w:val="single" w:sz="4" w:space="0" w:color="808080"/>
+              <w:bottom w:val="single" w:sz="4" w:space="0" w:color="808080"/>
+              <w:right w:val="single" w:sz="4" w:space="0" w:color="808080"/>
+            </w:tcBorders>
           </w:tcPr>
           <w:p>
             <w:pPr>
@@ -1380,7 +1483,7 @@
             <w:r/>
             <w:r>
               <w:rPr>
-                <w:rFonts w:ascii="Times New Roman" w:hAnsi="Times New Roman" w:cs="Times New Roman" w:eastAsia="Times New Roman"/>
+                <w:rFonts w:ascii="Times New Roman" w:hAnsi="Times New Roman" w:eastAsia="Times New Roman"/>
                 <w:b w:val="0"/>
                 <w:i w:val="0"/>
                 <w:sz w:val="21"/>
@@ -1392,6 +1495,12 @@
         <w:tc>
           <w:tcPr>
             <w:tcW w:type="dxa" w:w="3118"/>
+            <w:tcBorders>
+              <w:top w:val="single" w:sz="4" w:space="0" w:color="808080"/>
+              <w:left w:val="single" w:sz="4" w:space="0" w:color="808080"/>
+              <w:bottom w:val="single" w:sz="4" w:space="0" w:color="808080"/>
+              <w:right w:val="single" w:sz="4" w:space="0" w:color="808080"/>
+            </w:tcBorders>
           </w:tcPr>
           <w:p>
             <w:pPr>
@@ -1401,7 +1510,7 @@
             <w:r/>
             <w:r>
               <w:rPr>
-                <w:rFonts w:ascii="Times New Roman" w:hAnsi="Times New Roman" w:cs="Times New Roman" w:eastAsia="Times New Roman"/>
+                <w:rFonts w:ascii="Times New Roman" w:hAnsi="Times New Roman" w:eastAsia="Times New Roman"/>
                 <w:b w:val="0"/>
                 <w:i w:val="0"/>
                 <w:sz w:val="21"/>
@@ -1413,6 +1522,12 @@
         <w:tc>
           <w:tcPr>
             <w:tcW w:type="dxa" w:w="3118"/>
+            <w:tcBorders>
+              <w:top w:val="single" w:sz="4" w:space="0" w:color="808080"/>
+              <w:left w:val="single" w:sz="4" w:space="0" w:color="808080"/>
+              <w:bottom w:val="single" w:sz="4" w:space="0" w:color="808080"/>
+              <w:right w:val="single" w:sz="4" w:space="0" w:color="808080"/>
+            </w:tcBorders>
           </w:tcPr>
           <w:p>
             <w:pPr>
@@ -1422,7 +1537,7 @@
             <w:r/>
             <w:r>
               <w:rPr>
-                <w:rFonts w:ascii="Times New Roman" w:hAnsi="Times New Roman" w:cs="Times New Roman" w:eastAsia="Times New Roman"/>
+                <w:rFonts w:ascii="Times New Roman" w:hAnsi="Times New Roman" w:eastAsia="Times New Roman"/>
                 <w:b w:val="0"/>
                 <w:i w:val="0"/>
                 <w:sz w:val="21"/>
@@ -1436,6 +1551,12 @@
         <w:tc>
           <w:tcPr>
             <w:tcW w:type="dxa" w:w="3118"/>
+            <w:tcBorders>
+              <w:top w:val="single" w:sz="4" w:space="0" w:color="808080"/>
+              <w:left w:val="single" w:sz="4" w:space="0" w:color="808080"/>
+              <w:bottom w:val="single" w:sz="4" w:space="0" w:color="808080"/>
+              <w:right w:val="single" w:sz="4" w:space="0" w:color="808080"/>
+            </w:tcBorders>
           </w:tcPr>
           <w:p>
             <w:pPr>
@@ -1445,7 +1566,7 @@
             <w:r/>
             <w:r>
               <w:rPr>
-                <w:rFonts w:ascii="Times New Roman" w:hAnsi="Times New Roman" w:cs="Times New Roman" w:eastAsia="Times New Roman"/>
+                <w:rFonts w:ascii="Times New Roman" w:hAnsi="Times New Roman" w:eastAsia="Times New Roman"/>
                 <w:b w:val="0"/>
                 <w:i w:val="0"/>
                 <w:sz w:val="21"/>
@@ -1457,6 +1578,12 @@
         <w:tc>
           <w:tcPr>
             <w:tcW w:type="dxa" w:w="3118"/>
+            <w:tcBorders>
+              <w:top w:val="single" w:sz="4" w:space="0" w:color="808080"/>
+              <w:left w:val="single" w:sz="4" w:space="0" w:color="808080"/>
+              <w:bottom w:val="single" w:sz="4" w:space="0" w:color="808080"/>
+              <w:right w:val="single" w:sz="4" w:space="0" w:color="808080"/>
+            </w:tcBorders>
           </w:tcPr>
           <w:p>
             <w:pPr>
@@ -1466,7 +1593,7 @@
             <w:r/>
             <w:r>
               <w:rPr>
-                <w:rFonts w:ascii="Times New Roman" w:hAnsi="Times New Roman" w:cs="Times New Roman" w:eastAsia="Times New Roman"/>
+                <w:rFonts w:ascii="Times New Roman" w:hAnsi="Times New Roman" w:eastAsia="Times New Roman"/>
                 <w:b w:val="0"/>
                 <w:i w:val="0"/>
                 <w:sz w:val="21"/>
@@ -1478,6 +1605,12 @@
         <w:tc>
           <w:tcPr>
             <w:tcW w:type="dxa" w:w="3118"/>
+            <w:tcBorders>
+              <w:top w:val="single" w:sz="4" w:space="0" w:color="808080"/>
+              <w:left w:val="single" w:sz="4" w:space="0" w:color="808080"/>
+              <w:bottom w:val="single" w:sz="4" w:space="0" w:color="808080"/>
+              <w:right w:val="single" w:sz="4" w:space="0" w:color="808080"/>
+            </w:tcBorders>
           </w:tcPr>
           <w:p>
             <w:pPr>
@@ -1487,7 +1620,7 @@
             <w:r/>
             <w:r>
               <w:rPr>
-                <w:rFonts w:ascii="Times New Roman" w:hAnsi="Times New Roman" w:cs="Times New Roman" w:eastAsia="Times New Roman"/>
+                <w:rFonts w:ascii="Times New Roman" w:hAnsi="Times New Roman" w:eastAsia="Times New Roman"/>
                 <w:b w:val="0"/>
                 <w:i w:val="0"/>
                 <w:sz w:val="21"/>
@@ -1501,6 +1634,12 @@
         <w:tc>
           <w:tcPr>
             <w:tcW w:type="dxa" w:w="3118"/>
+            <w:tcBorders>
+              <w:top w:val="single" w:sz="4" w:space="0" w:color="808080"/>
+              <w:left w:val="single" w:sz="4" w:space="0" w:color="808080"/>
+              <w:bottom w:val="single" w:sz="4" w:space="0" w:color="808080"/>
+              <w:right w:val="single" w:sz="4" w:space="0" w:color="808080"/>
+            </w:tcBorders>
           </w:tcPr>
           <w:p>
             <w:pPr>
@@ -1510,7 +1649,7 @@
             <w:r/>
             <w:r>
               <w:rPr>
-                <w:rFonts w:ascii="Times New Roman" w:hAnsi="Times New Roman" w:cs="Times New Roman" w:eastAsia="Times New Roman"/>
+                <w:rFonts w:ascii="Times New Roman" w:hAnsi="Times New Roman" w:eastAsia="Times New Roman"/>
                 <w:b w:val="0"/>
                 <w:i w:val="0"/>
                 <w:sz w:val="21"/>
@@ -1522,6 +1661,12 @@
         <w:tc>
           <w:tcPr>
             <w:tcW w:type="dxa" w:w="3118"/>
+            <w:tcBorders>
+              <w:top w:val="single" w:sz="4" w:space="0" w:color="808080"/>
+              <w:left w:val="single" w:sz="4" w:space="0" w:color="808080"/>
+              <w:bottom w:val="single" w:sz="4" w:space="0" w:color="808080"/>
+              <w:right w:val="single" w:sz="4" w:space="0" w:color="808080"/>
+            </w:tcBorders>
           </w:tcPr>
           <w:p>
             <w:pPr>
@@ -1531,7 +1676,7 @@
             <w:r/>
             <w:r>
               <w:rPr>
-                <w:rFonts w:ascii="Times New Roman" w:hAnsi="Times New Roman" w:cs="Times New Roman" w:eastAsia="Times New Roman"/>
+                <w:rFonts w:ascii="Times New Roman" w:hAnsi="Times New Roman" w:eastAsia="Times New Roman"/>
                 <w:b w:val="0"/>
                 <w:i w:val="0"/>
                 <w:sz w:val="21"/>
@@ -1543,6 +1688,12 @@
         <w:tc>
           <w:tcPr>
             <w:tcW w:type="dxa" w:w="3118"/>
+            <w:tcBorders>
+              <w:top w:val="single" w:sz="4" w:space="0" w:color="808080"/>
+              <w:left w:val="single" w:sz="4" w:space="0" w:color="808080"/>
+              <w:bottom w:val="single" w:sz="4" w:space="0" w:color="808080"/>
+              <w:right w:val="single" w:sz="4" w:space="0" w:color="808080"/>
+            </w:tcBorders>
           </w:tcPr>
           <w:p>
             <w:pPr>
@@ -1552,7 +1703,7 @@
             <w:r/>
             <w:r>
               <w:rPr>
-                <w:rFonts w:ascii="Times New Roman" w:hAnsi="Times New Roman" w:cs="Times New Roman" w:eastAsia="Times New Roman"/>
+                <w:rFonts w:ascii="Times New Roman" w:hAnsi="Times New Roman" w:eastAsia="Times New Roman"/>
                 <w:b w:val="0"/>
                 <w:i w:val="0"/>
                 <w:sz w:val="21"/>
@@ -1566,6 +1717,12 @@
         <w:tc>
           <w:tcPr>
             <w:tcW w:type="dxa" w:w="3118"/>
+            <w:tcBorders>
+              <w:top w:val="single" w:sz="4" w:space="0" w:color="808080"/>
+              <w:left w:val="single" w:sz="4" w:space="0" w:color="808080"/>
+              <w:bottom w:val="single" w:sz="4" w:space="0" w:color="808080"/>
+              <w:right w:val="single" w:sz="4" w:space="0" w:color="808080"/>
+            </w:tcBorders>
           </w:tcPr>
           <w:p>
             <w:pPr>
@@ -1575,7 +1732,7 @@
             <w:r/>
             <w:r>
               <w:rPr>
-                <w:rFonts w:ascii="Times New Roman" w:hAnsi="Times New Roman" w:cs="Times New Roman" w:eastAsia="Times New Roman"/>
+                <w:rFonts w:ascii="Times New Roman" w:hAnsi="Times New Roman" w:eastAsia="Times New Roman"/>
                 <w:b w:val="0"/>
                 <w:i w:val="0"/>
                 <w:sz w:val="21"/>
@@ -1587,6 +1744,12 @@
         <w:tc>
           <w:tcPr>
             <w:tcW w:type="dxa" w:w="3118"/>
+            <w:tcBorders>
+              <w:top w:val="single" w:sz="4" w:space="0" w:color="808080"/>
+              <w:left w:val="single" w:sz="4" w:space="0" w:color="808080"/>
+              <w:bottom w:val="single" w:sz="4" w:space="0" w:color="808080"/>
+              <w:right w:val="single" w:sz="4" w:space="0" w:color="808080"/>
+            </w:tcBorders>
           </w:tcPr>
           <w:p>
             <w:pPr>
@@ -1596,7 +1759,7 @@
             <w:r/>
             <w:r>
               <w:rPr>
-                <w:rFonts w:ascii="Times New Roman" w:hAnsi="Times New Roman" w:cs="Times New Roman" w:eastAsia="Times New Roman"/>
+                <w:rFonts w:ascii="Times New Roman" w:hAnsi="Times New Roman" w:eastAsia="Times New Roman"/>
                 <w:b w:val="0"/>
                 <w:i w:val="0"/>
                 <w:sz w:val="21"/>
@@ -1608,6 +1771,12 @@
         <w:tc>
           <w:tcPr>
             <w:tcW w:type="dxa" w:w="3118"/>
+            <w:tcBorders>
+              <w:top w:val="single" w:sz="4" w:space="0" w:color="808080"/>
+              <w:left w:val="single" w:sz="4" w:space="0" w:color="808080"/>
+              <w:bottom w:val="single" w:sz="4" w:space="0" w:color="808080"/>
+              <w:right w:val="single" w:sz="4" w:space="0" w:color="808080"/>
+            </w:tcBorders>
           </w:tcPr>
           <w:p>
             <w:pPr>
@@ -1617,7 +1786,7 @@
             <w:r/>
             <w:r>
               <w:rPr>
-                <w:rFonts w:ascii="Times New Roman" w:hAnsi="Times New Roman" w:cs="Times New Roman" w:eastAsia="Times New Roman"/>
+                <w:rFonts w:ascii="Times New Roman" w:hAnsi="Times New Roman" w:eastAsia="Times New Roman"/>
                 <w:b w:val="0"/>
                 <w:i w:val="0"/>
                 <w:sz w:val="21"/>
@@ -1631,6 +1800,12 @@
         <w:tc>
           <w:tcPr>
             <w:tcW w:type="dxa" w:w="3118"/>
+            <w:tcBorders>
+              <w:top w:val="single" w:sz="4" w:space="0" w:color="808080"/>
+              <w:left w:val="single" w:sz="4" w:space="0" w:color="808080"/>
+              <w:bottom w:val="single" w:sz="4" w:space="0" w:color="808080"/>
+              <w:right w:val="single" w:sz="4" w:space="0" w:color="808080"/>
+            </w:tcBorders>
           </w:tcPr>
           <w:p>
             <w:pPr>
@@ -1640,7 +1815,7 @@
             <w:r/>
             <w:r>
               <w:rPr>
-                <w:rFonts w:ascii="Times New Roman" w:hAnsi="Times New Roman" w:cs="Times New Roman" w:eastAsia="Times New Roman"/>
+                <w:rFonts w:ascii="Times New Roman" w:hAnsi="Times New Roman" w:eastAsia="Times New Roman"/>
                 <w:b w:val="0"/>
                 <w:i w:val="0"/>
                 <w:sz w:val="21"/>
@@ -1652,6 +1827,12 @@
         <w:tc>
           <w:tcPr>
             <w:tcW w:type="dxa" w:w="3118"/>
+            <w:tcBorders>
+              <w:top w:val="single" w:sz="4" w:space="0" w:color="808080"/>
+              <w:left w:val="single" w:sz="4" w:space="0" w:color="808080"/>
+              <w:bottom w:val="single" w:sz="4" w:space="0" w:color="808080"/>
+              <w:right w:val="single" w:sz="4" w:space="0" w:color="808080"/>
+            </w:tcBorders>
           </w:tcPr>
           <w:p>
             <w:pPr>
@@ -1661,7 +1842,7 @@
             <w:r/>
             <w:r>
               <w:rPr>
-                <w:rFonts w:ascii="Times New Roman" w:hAnsi="Times New Roman" w:cs="Times New Roman" w:eastAsia="Times New Roman"/>
+                <w:rFonts w:ascii="Times New Roman" w:hAnsi="Times New Roman" w:eastAsia="Times New Roman"/>
                 <w:b w:val="0"/>
                 <w:i w:val="0"/>
                 <w:sz w:val="21"/>
@@ -1673,6 +1854,12 @@
         <w:tc>
           <w:tcPr>
             <w:tcW w:type="dxa" w:w="3118"/>
+            <w:tcBorders>
+              <w:top w:val="single" w:sz="4" w:space="0" w:color="808080"/>
+              <w:left w:val="single" w:sz="4" w:space="0" w:color="808080"/>
+              <w:bottom w:val="single" w:sz="4" w:space="0" w:color="808080"/>
+              <w:right w:val="single" w:sz="4" w:space="0" w:color="808080"/>
+            </w:tcBorders>
           </w:tcPr>
           <w:p>
             <w:pPr>
@@ -1682,7 +1869,7 @@
             <w:r/>
             <w:r>
               <w:rPr>
-                <w:rFonts w:ascii="Times New Roman" w:hAnsi="Times New Roman" w:cs="Times New Roman" w:eastAsia="Times New Roman"/>
+                <w:rFonts w:ascii="Times New Roman" w:hAnsi="Times New Roman" w:eastAsia="Times New Roman"/>
                 <w:b w:val="0"/>
                 <w:i w:val="0"/>
                 <w:sz w:val="21"/>
@@ -1696,6 +1883,12 @@
         <w:tc>
           <w:tcPr>
             <w:tcW w:type="dxa" w:w="3118"/>
+            <w:tcBorders>
+              <w:top w:val="single" w:sz="4" w:space="0" w:color="808080"/>
+              <w:left w:val="single" w:sz="4" w:space="0" w:color="808080"/>
+              <w:bottom w:val="single" w:sz="4" w:space="0" w:color="808080"/>
+              <w:right w:val="single" w:sz="4" w:space="0" w:color="808080"/>
+            </w:tcBorders>
           </w:tcPr>
           <w:p>
             <w:pPr>
@@ -1705,7 +1898,7 @@
             <w:r/>
             <w:r>
               <w:rPr>
-                <w:rFonts w:ascii="Times New Roman" w:hAnsi="Times New Roman" w:cs="Times New Roman" w:eastAsia="Times New Roman"/>
+                <w:rFonts w:ascii="Times New Roman" w:hAnsi="Times New Roman" w:eastAsia="Times New Roman"/>
                 <w:b w:val="0"/>
                 <w:i w:val="0"/>
                 <w:sz w:val="21"/>
@@ -1717,6 +1910,12 @@
         <w:tc>
           <w:tcPr>
             <w:tcW w:type="dxa" w:w="3118"/>
+            <w:tcBorders>
+              <w:top w:val="single" w:sz="4" w:space="0" w:color="808080"/>
+              <w:left w:val="single" w:sz="4" w:space="0" w:color="808080"/>
+              <w:bottom w:val="single" w:sz="4" w:space="0" w:color="808080"/>
+              <w:right w:val="single" w:sz="4" w:space="0" w:color="808080"/>
+            </w:tcBorders>
           </w:tcPr>
           <w:p>
             <w:pPr>
@@ -1726,7 +1925,7 @@
             <w:r/>
             <w:r>
               <w:rPr>
-                <w:rFonts w:ascii="Times New Roman" w:hAnsi="Times New Roman" w:cs="Times New Roman" w:eastAsia="Times New Roman"/>
+                <w:rFonts w:ascii="Times New Roman" w:hAnsi="Times New Roman" w:eastAsia="Times New Roman"/>
                 <w:b w:val="0"/>
                 <w:i w:val="0"/>
                 <w:sz w:val="21"/>
@@ -1738,6 +1937,12 @@
         <w:tc>
           <w:tcPr>
             <w:tcW w:type="dxa" w:w="3118"/>
+            <w:tcBorders>
+              <w:top w:val="single" w:sz="4" w:space="0" w:color="808080"/>
+              <w:left w:val="single" w:sz="4" w:space="0" w:color="808080"/>
+              <w:bottom w:val="single" w:sz="4" w:space="0" w:color="808080"/>
+              <w:right w:val="single" w:sz="4" w:space="0" w:color="808080"/>
+            </w:tcBorders>
           </w:tcPr>
           <w:p>
             <w:pPr>
@@ -1747,7 +1952,7 @@
             <w:r/>
             <w:r>
               <w:rPr>
-                <w:rFonts w:ascii="Times New Roman" w:hAnsi="Times New Roman" w:cs="Times New Roman" w:eastAsia="Times New Roman"/>
+                <w:rFonts w:ascii="Times New Roman" w:hAnsi="Times New Roman" w:eastAsia="Times New Roman"/>
                 <w:b w:val="0"/>
                 <w:i w:val="0"/>
                 <w:sz w:val="21"/>
@@ -1761,6 +1966,12 @@
         <w:tc>
           <w:tcPr>
             <w:tcW w:type="dxa" w:w="3118"/>
+            <w:tcBorders>
+              <w:top w:val="single" w:sz="4" w:space="0" w:color="808080"/>
+              <w:left w:val="single" w:sz="4" w:space="0" w:color="808080"/>
+              <w:bottom w:val="single" w:sz="4" w:space="0" w:color="808080"/>
+              <w:right w:val="single" w:sz="4" w:space="0" w:color="808080"/>
+            </w:tcBorders>
           </w:tcPr>
           <w:p>
             <w:pPr>
@@ -1770,7 +1981,7 @@
             <w:r/>
             <w:r>
               <w:rPr>
-                <w:rFonts w:ascii="Times New Roman" w:hAnsi="Times New Roman" w:cs="Times New Roman" w:eastAsia="Times New Roman"/>
+                <w:rFonts w:ascii="Times New Roman" w:hAnsi="Times New Roman" w:eastAsia="Times New Roman"/>
                 <w:b w:val="0"/>
                 <w:i w:val="0"/>
                 <w:sz w:val="21"/>
@@ -1782,6 +1993,12 @@
         <w:tc>
           <w:tcPr>
             <w:tcW w:type="dxa" w:w="3118"/>
+            <w:tcBorders>
+              <w:top w:val="single" w:sz="4" w:space="0" w:color="808080"/>
+              <w:left w:val="single" w:sz="4" w:space="0" w:color="808080"/>
+              <w:bottom w:val="single" w:sz="4" w:space="0" w:color="808080"/>
+              <w:right w:val="single" w:sz="4" w:space="0" w:color="808080"/>
+            </w:tcBorders>
           </w:tcPr>
           <w:p>
             <w:pPr>
@@ -1791,7 +2008,7 @@
             <w:r/>
             <w:r>
               <w:rPr>
-                <w:rFonts w:ascii="Times New Roman" w:hAnsi="Times New Roman" w:cs="Times New Roman" w:eastAsia="Times New Roman"/>
+                <w:rFonts w:ascii="Times New Roman" w:hAnsi="Times New Roman" w:eastAsia="Times New Roman"/>
                 <w:b w:val="0"/>
                 <w:i w:val="0"/>
                 <w:sz w:val="21"/>
@@ -1803,6 +2020,12 @@
         <w:tc>
           <w:tcPr>
             <w:tcW w:type="dxa" w:w="3118"/>
+            <w:tcBorders>
+              <w:top w:val="single" w:sz="4" w:space="0" w:color="808080"/>
+              <w:left w:val="single" w:sz="4" w:space="0" w:color="808080"/>
+              <w:bottom w:val="single" w:sz="4" w:space="0" w:color="808080"/>
+              <w:right w:val="single" w:sz="4" w:space="0" w:color="808080"/>
+            </w:tcBorders>
           </w:tcPr>
           <w:p>
             <w:pPr>
@@ -1812,7 +2035,7 @@
             <w:r/>
             <w:r>
               <w:rPr>
-                <w:rFonts w:ascii="Times New Roman" w:hAnsi="Times New Roman" w:cs="Times New Roman" w:eastAsia="Times New Roman"/>
+                <w:rFonts w:ascii="Times New Roman" w:hAnsi="Times New Roman" w:eastAsia="Times New Roman"/>
                 <w:b w:val="0"/>
                 <w:i w:val="0"/>
                 <w:sz w:val="21"/>
@@ -1830,13 +2053,14 @@
     </w:p>
     <w:p>
       <w:pPr>
+        <w:keepNext w:val="0"/>
         <w:spacing w:before="0" w:after="120" w:line="276" w:lineRule="auto"/>
-        <w:ind w:firstLine="709"/>
+        <w:ind w:firstLine="709" w:left="0"/>
         <w:jc w:val="both"/>
       </w:pPr>
       <w:r>
         <w:rPr>
-          <w:rFonts w:ascii="Times New Roman" w:hAnsi="Times New Roman" w:cs="Times New Roman" w:eastAsia="Times New Roman"/>
+          <w:rFonts w:ascii="Times New Roman" w:hAnsi="Times New Roman" w:eastAsia="Times New Roman"/>
           <w:b/>
           <w:i w:val="0"/>
           <w:sz w:val="24"/>
@@ -1845,7 +2069,7 @@
       </w:r>
       <w:r>
         <w:rPr>
-          <w:rFonts w:ascii="Times New Roman" w:hAnsi="Times New Roman" w:cs="Times New Roman" w:eastAsia="Times New Roman"/>
+          <w:rFonts w:ascii="Times New Roman" w:hAnsi="Times New Roman" w:eastAsia="Times New Roman"/>
           <w:b w:val="0"/>
           <w:i w:val="0"/>
           <w:sz w:val="24"/>
@@ -1855,13 +2079,14 @@
     </w:p>
     <w:p>
       <w:pPr>
-        <w:spacing w:before="0" w:after="80" w:line="276" w:lineRule="auto"/>
-        <w:ind w:left="340"/>
+        <w:keepNext w:val="0"/>
+        <w:spacing w:before="0" w:after="60" w:line="276" w:lineRule="auto"/>
+        <w:ind w:firstLine="0" w:left="567"/>
         <w:jc w:val="both"/>
       </w:pPr>
       <w:r>
         <w:rPr>
-          <w:rFonts w:ascii="Times New Roman" w:hAnsi="Times New Roman" w:cs="Times New Roman" w:eastAsia="Times New Roman"/>
+          <w:rFonts w:ascii="Times New Roman" w:hAnsi="Times New Roman" w:eastAsia="Times New Roman"/>
           <w:b w:val="0"/>
           <w:i w:val="0"/>
           <w:sz w:val="24"/>
@@ -1871,13 +2096,14 @@
     </w:p>
     <w:p>
       <w:pPr>
-        <w:spacing w:before="0" w:after="80" w:line="276" w:lineRule="auto"/>
-        <w:ind w:left="340"/>
+        <w:keepNext w:val="0"/>
+        <w:spacing w:before="0" w:after="60" w:line="276" w:lineRule="auto"/>
+        <w:ind w:firstLine="0" w:left="567"/>
         <w:jc w:val="both"/>
       </w:pPr>
       <w:r>
         <w:rPr>
-          <w:rFonts w:ascii="Times New Roman" w:hAnsi="Times New Roman" w:cs="Times New Roman" w:eastAsia="Times New Roman"/>
+          <w:rFonts w:ascii="Times New Roman" w:hAnsi="Times New Roman" w:eastAsia="Times New Roman"/>
           <w:b w:val="0"/>
           <w:i w:val="0"/>
           <w:sz w:val="24"/>
@@ -1887,13 +2113,14 @@
     </w:p>
     <w:p>
       <w:pPr>
-        <w:spacing w:before="0" w:after="80" w:line="276" w:lineRule="auto"/>
-        <w:ind w:left="340"/>
+        <w:keepNext w:val="0"/>
+        <w:spacing w:before="0" w:after="60" w:line="276" w:lineRule="auto"/>
+        <w:ind w:firstLine="0" w:left="567"/>
         <w:jc w:val="both"/>
       </w:pPr>
       <w:r>
         <w:rPr>
-          <w:rFonts w:ascii="Times New Roman" w:hAnsi="Times New Roman" w:cs="Times New Roman" w:eastAsia="Times New Roman"/>
+          <w:rFonts w:ascii="Times New Roman" w:hAnsi="Times New Roman" w:eastAsia="Times New Roman"/>
           <w:b w:val="0"/>
           <w:i w:val="0"/>
           <w:sz w:val="24"/>
@@ -1903,13 +2130,14 @@
     </w:p>
     <w:p>
       <w:pPr>
-        <w:spacing w:before="0" w:after="80" w:line="276" w:lineRule="auto"/>
-        <w:ind w:left="340"/>
+        <w:keepNext w:val="0"/>
+        <w:spacing w:before="0" w:after="60" w:line="276" w:lineRule="auto"/>
+        <w:ind w:firstLine="0" w:left="567"/>
         <w:jc w:val="both"/>
       </w:pPr>
       <w:r>
         <w:rPr>
-          <w:rFonts w:ascii="Times New Roman" w:hAnsi="Times New Roman" w:cs="Times New Roman" w:eastAsia="Times New Roman"/>
+          <w:rFonts w:ascii="Times New Roman" w:hAnsi="Times New Roman" w:eastAsia="Times New Roman"/>
           <w:b w:val="0"/>
           <w:i w:val="0"/>
           <w:sz w:val="24"/>
@@ -1919,13 +2147,14 @@
     </w:p>
     <w:p>
       <w:pPr>
+        <w:keepNext w:val="0"/>
         <w:spacing w:before="0" w:after="120" w:line="276" w:lineRule="auto"/>
-        <w:ind w:firstLine="709"/>
+        <w:ind w:firstLine="709" w:left="0"/>
         <w:jc w:val="both"/>
       </w:pPr>
       <w:r>
         <w:rPr>
-          <w:rFonts w:ascii="Times New Roman" w:hAnsi="Times New Roman" w:cs="Times New Roman" w:eastAsia="Times New Roman"/>
+          <w:rFonts w:ascii="Times New Roman" w:hAnsi="Times New Roman" w:eastAsia="Times New Roman"/>
           <w:b w:val="0"/>
           <w:i w:val="0"/>
           <w:sz w:val="24"/>
@@ -1935,20 +2164,14 @@
     </w:p>
     <w:p>
       <w:pPr>
-        <w:spacing w:after="120"/>
-        <w:pBdr>
-          <w:bottom w:val="single" w:sz="6" w:space="1" w:color="000000"/>
-        </w:pBdr>
-      </w:pPr>
-    </w:p>
-    <w:p>
-      <w:pPr>
-        <w:spacing w:before="240" w:after="120" w:line="276" w:lineRule="auto"/>
+        <w:keepNext/>
+        <w:spacing w:before="200" w:after="120" w:line="276" w:lineRule="auto"/>
+        <w:ind w:firstLine="0" w:left="0"/>
         <w:jc w:val="center"/>
       </w:pPr>
       <w:r>
         <w:rPr>
-          <w:rFonts w:ascii="Times New Roman" w:hAnsi="Times New Roman" w:cs="Times New Roman" w:eastAsia="Times New Roman"/>
+          <w:rFonts w:ascii="Times New Roman" w:hAnsi="Times New Roman" w:eastAsia="Times New Roman"/>
           <w:b/>
           <w:i w:val="0"/>
           <w:sz w:val="26"/>
@@ -1958,29 +2181,31 @@
     </w:p>
     <w:p>
       <w:pPr>
+        <w:keepNext w:val="0"/>
         <w:spacing w:before="0" w:after="120" w:line="276" w:lineRule="auto"/>
-        <w:ind w:firstLine="709"/>
+        <w:ind w:firstLine="709" w:left="0"/>
         <w:jc w:val="both"/>
       </w:pPr>
       <w:r>
         <w:rPr>
-          <w:rFonts w:ascii="Times New Roman" w:hAnsi="Times New Roman" w:cs="Times New Roman" w:eastAsia="Times New Roman"/>
+          <w:rFonts w:ascii="Times New Roman" w:hAnsi="Times New Roman" w:eastAsia="Times New Roman"/>
           <w:b w:val="0"/>
           <w:i w:val="0"/>
           <w:sz w:val="24"/>
         </w:rPr>
-        <w:t>На основании изложенного, руководствуясь ст. 19 ч. 1, ст. 20 ч. 1, ст. 80 ч. 3 и ч. 4, ст. 83 ч. 1 Конституции штата Сан-Андреас, ч. 2 Поправки 8 к Конституции штата Сан-Андреас, ст. 20 ч. 1 п. «а», ст. 26, ст. 32 ч. 2 п. 3, ч. 5, ч. 8, ст. 33 КЗ «О судебной системе штата Сан-Андреас», ст. 3 ч. 3, ст. 9 ч. 1 КЗ «О нормативных правовых актах штата Сан-Андреас»,</w:t>
+        <w:t>На основании изложенного, руководствуясь ст. 19 ч. 1, ст. 20 ч. 1, ст. 76 ч. 3, ст. 79 ч. 1, ст. 80 ч. 3 и ч. 4, ст. 83 ч. 1 Конституции штата Сан-Андреас, ч. 2 Поправки 8 к Конституции штата Сан-Андреас, ст. 20 ч. 1 п. «а», ст. 26, ст. 32 ч. 2 п. 3, ч. 5, ч. 8, ст. 33 КЗ «О судебной системе штата Сан-Андреас», ст. 3 ч. 3, ст. 6 ч. 1 п. «л» КЗ «О нормативных правовых актах штата Сан-Андреас»,</w:t>
       </w:r>
     </w:p>
     <w:p>
       <w:pPr>
+        <w:keepNext w:val="0"/>
         <w:spacing w:before="0" w:after="120" w:line="276" w:lineRule="auto"/>
-        <w:ind w:firstLine="709"/>
+        <w:ind w:firstLine="709" w:left="0"/>
         <w:jc w:val="both"/>
       </w:pPr>
       <w:r>
         <w:rPr>
-          <w:rFonts w:ascii="Times New Roman" w:hAnsi="Times New Roman" w:cs="Times New Roman" w:eastAsia="Times New Roman"/>
+          <w:rFonts w:ascii="Times New Roman" w:hAnsi="Times New Roman" w:eastAsia="Times New Roman"/>
           <w:b/>
           <w:i w:val="0"/>
           <w:sz w:val="24"/>
@@ -1990,13 +2215,14 @@
     </w:p>
     <w:p>
       <w:pPr>
+        <w:keepNext w:val="0"/>
         <w:spacing w:before="0" w:after="120" w:line="276" w:lineRule="auto"/>
-        <w:ind w:firstLine="709"/>
+        <w:ind w:firstLine="709" w:left="0"/>
         <w:jc w:val="both"/>
       </w:pPr>
       <w:r>
         <w:rPr>
-          <w:rFonts w:ascii="Times New Roman" w:hAnsi="Times New Roman" w:cs="Times New Roman" w:eastAsia="Times New Roman"/>
+          <w:rFonts w:ascii="Times New Roman" w:hAnsi="Times New Roman" w:eastAsia="Times New Roman"/>
           <w:b/>
           <w:i w:val="0"/>
           <w:sz w:val="24"/>
@@ -2005,7 +2231,7 @@
       </w:r>
       <w:r>
         <w:rPr>
-          <w:rFonts w:ascii="Times New Roman" w:hAnsi="Times New Roman" w:cs="Times New Roman" w:eastAsia="Times New Roman"/>
+          <w:rFonts w:ascii="Times New Roman" w:hAnsi="Times New Roman" w:eastAsia="Times New Roman"/>
           <w:b w:val="0"/>
           <w:i w:val="0"/>
           <w:sz w:val="24"/>
@@ -2015,13 +2241,14 @@
     </w:p>
     <w:p>
       <w:pPr>
+        <w:keepNext w:val="0"/>
         <w:spacing w:before="0" w:after="120" w:line="276" w:lineRule="auto"/>
-        <w:ind w:firstLine="709"/>
+        <w:ind w:firstLine="709" w:left="0"/>
         <w:jc w:val="both"/>
       </w:pPr>
       <w:r>
         <w:rPr>
-          <w:rFonts w:ascii="Times New Roman" w:hAnsi="Times New Roman" w:cs="Times New Roman" w:eastAsia="Times New Roman"/>
+          <w:rFonts w:ascii="Times New Roman" w:hAnsi="Times New Roman" w:eastAsia="Times New Roman"/>
           <w:b/>
           <w:i w:val="0"/>
           <w:sz w:val="24"/>
@@ -2030,7 +2257,7 @@
       </w:r>
       <w:r>
         <w:rPr>
-          <w:rFonts w:ascii="Times New Roman" w:hAnsi="Times New Roman" w:cs="Times New Roman" w:eastAsia="Times New Roman"/>
+          <w:rFonts w:ascii="Times New Roman" w:hAnsi="Times New Roman" w:eastAsia="Times New Roman"/>
           <w:b w:val="0"/>
           <w:i w:val="0"/>
           <w:sz w:val="24"/>
@@ -2040,13 +2267,14 @@
     </w:p>
     <w:p>
       <w:pPr>
+        <w:keepNext w:val="0"/>
         <w:spacing w:before="0" w:after="120" w:line="276" w:lineRule="auto"/>
-        <w:ind w:firstLine="709"/>
+        <w:ind w:firstLine="709" w:left="0"/>
         <w:jc w:val="both"/>
       </w:pPr>
       <w:r>
         <w:rPr>
-          <w:rFonts w:ascii="Times New Roman" w:hAnsi="Times New Roman" w:cs="Times New Roman" w:eastAsia="Times New Roman"/>
+          <w:rFonts w:ascii="Times New Roman" w:hAnsi="Times New Roman" w:eastAsia="Times New Roman"/>
           <w:b/>
           <w:i w:val="0"/>
           <w:sz w:val="24"/>
@@ -2055,7 +2283,7 @@
       </w:r>
       <w:r>
         <w:rPr>
-          <w:rFonts w:ascii="Times New Roman" w:hAnsi="Times New Roman" w:cs="Times New Roman" w:eastAsia="Times New Roman"/>
+          <w:rFonts w:ascii="Times New Roman" w:hAnsi="Times New Roman" w:eastAsia="Times New Roman"/>
           <w:b w:val="0"/>
           <w:i w:val="0"/>
           <w:sz w:val="24"/>
@@ -2065,13 +2293,14 @@
     </w:p>
     <w:p>
       <w:pPr>
+        <w:keepNext w:val="0"/>
         <w:spacing w:before="0" w:after="120" w:line="276" w:lineRule="auto"/>
-        <w:ind w:firstLine="709"/>
+        <w:ind w:firstLine="709" w:left="0"/>
         <w:jc w:val="both"/>
       </w:pPr>
       <w:r>
         <w:rPr>
-          <w:rFonts w:ascii="Times New Roman" w:hAnsi="Times New Roman" w:cs="Times New Roman" w:eastAsia="Times New Roman"/>
+          <w:rFonts w:ascii="Times New Roman" w:hAnsi="Times New Roman" w:eastAsia="Times New Roman"/>
           <w:b/>
           <w:i w:val="0"/>
           <w:sz w:val="24"/>
@@ -2080,23 +2309,24 @@
       </w:r>
       <w:r>
         <w:rPr>
-          <w:rFonts w:ascii="Times New Roman" w:hAnsi="Times New Roman" w:cs="Times New Roman" w:eastAsia="Times New Roman"/>
+          <w:rFonts w:ascii="Times New Roman" w:hAnsi="Times New Roman" w:eastAsia="Times New Roman"/>
           <w:b w:val="0"/>
           <w:i w:val="0"/>
           <w:sz w:val="24"/>
         </w:rPr>
-        <w:t xml:space="preserve"> Применить меру предварительной защиты — приостановить действие Указа Губернатора штата Сан-Андреас № 81 от 30.10.2026 до вступления решения суда в законную силу.</w:t>
+        <w:t xml:space="preserve"> Применить меру предварительной защиты — приостановить действие Указа Губернатора штата Сан-Андреас № 81 от 30.10.2026 до вступления решения суда в законную силу. Институт мер предварительной защиты по административному иску признан п. 2 ч. 13 ст. 32 КЗ «О судебной системе» (суд указывает в решении на сохранение или отмену таких мер); при отсутствии детального регулирования прошу применить его по аналогии с ч. 6 ст. 39 того же Закона.</w:t>
       </w:r>
     </w:p>
     <w:p>
       <w:pPr>
+        <w:keepNext w:val="0"/>
         <w:spacing w:before="0" w:after="120" w:line="276" w:lineRule="auto"/>
-        <w:ind w:firstLine="709"/>
+        <w:ind w:firstLine="709" w:left="0"/>
         <w:jc w:val="both"/>
       </w:pPr>
       <w:r>
         <w:rPr>
-          <w:rFonts w:ascii="Times New Roman" w:hAnsi="Times New Roman" w:cs="Times New Roman" w:eastAsia="Times New Roman"/>
+          <w:rFonts w:ascii="Times New Roman" w:hAnsi="Times New Roman" w:eastAsia="Times New Roman"/>
           <w:b/>
           <w:i w:val="0"/>
           <w:sz w:val="24"/>
@@ -2105,7 +2335,7 @@
       </w:r>
       <w:r>
         <w:rPr>
-          <w:rFonts w:ascii="Times New Roman" w:hAnsi="Times New Roman" w:cs="Times New Roman" w:eastAsia="Times New Roman"/>
+          <w:rFonts w:ascii="Times New Roman" w:hAnsi="Times New Roman" w:eastAsia="Times New Roman"/>
           <w:b w:val="0"/>
           <w:i w:val="0"/>
           <w:sz w:val="24"/>
@@ -2114,7 +2344,7 @@
       </w:r>
       <w:r>
         <w:rPr>
-          <w:rFonts w:ascii="Times New Roman" w:hAnsi="Times New Roman" w:cs="Times New Roman" w:eastAsia="Times New Roman"/>
+          <w:rFonts w:ascii="Times New Roman" w:hAnsi="Times New Roman" w:eastAsia="Times New Roman"/>
           <w:b w:val="0"/>
           <w:i/>
           <w:sz w:val="24"/>
@@ -2123,7 +2353,7 @@
       </w:r>
       <w:r>
         <w:rPr>
-          <w:rFonts w:ascii="Times New Roman" w:hAnsi="Times New Roman" w:cs="Times New Roman" w:eastAsia="Times New Roman"/>
+          <w:rFonts w:ascii="Times New Roman" w:hAnsi="Times New Roman" w:eastAsia="Times New Roman"/>
           <w:b w:val="0"/>
           <w:i w:val="0"/>
           <w:sz w:val="24"/>
@@ -2133,13 +2363,14 @@
     </w:p>
     <w:p>
       <w:pPr>
+        <w:keepNext w:val="0"/>
         <w:spacing w:before="0" w:after="120" w:line="276" w:lineRule="auto"/>
-        <w:ind w:firstLine="709"/>
+        <w:ind w:firstLine="709" w:left="0"/>
         <w:jc w:val="both"/>
       </w:pPr>
       <w:r>
         <w:rPr>
-          <w:rFonts w:ascii="Times New Roman" w:hAnsi="Times New Roman" w:cs="Times New Roman" w:eastAsia="Times New Roman"/>
+          <w:rFonts w:ascii="Times New Roman" w:hAnsi="Times New Roman" w:eastAsia="Times New Roman"/>
           <w:b w:val="0"/>
           <w:i w:val="0"/>
           <w:sz w:val="24"/>
@@ -2149,27 +2380,31 @@
     </w:p>
     <w:p>
       <w:pPr>
-        <w:spacing w:before="0" w:after="80" w:line="276" w:lineRule="auto"/>
+        <w:keepNext w:val="0"/>
+        <w:spacing w:before="0" w:after="120" w:line="276" w:lineRule="auto"/>
+        <w:ind w:firstLine="0" w:left="0"/>
         <w:jc w:val="right"/>
       </w:pPr>
       <w:r>
         <w:rPr>
-          <w:rFonts w:ascii="Times New Roman" w:hAnsi="Times New Roman" w:cs="Times New Roman" w:eastAsia="Times New Roman"/>
+          <w:rFonts w:ascii="Times New Roman" w:hAnsi="Times New Roman" w:eastAsia="Times New Roman"/>
           <w:b/>
           <w:i w:val="0"/>
-          <w:sz w:val="26"/>
+          <w:sz w:val="24"/>
         </w:rPr>
         <w:t>Председатель Сената штата Сан-Андреас</w:t>
       </w:r>
     </w:p>
     <w:p>
       <w:pPr>
-        <w:spacing w:before="0" w:after="80" w:line="276" w:lineRule="auto"/>
+        <w:keepNext w:val="0"/>
+        <w:spacing w:before="0" w:after="120" w:line="276" w:lineRule="auto"/>
+        <w:ind w:firstLine="0" w:left="0"/>
         <w:jc w:val="right"/>
       </w:pPr>
       <w:r>
         <w:rPr>
-          <w:rFonts w:ascii="Times New Roman" w:hAnsi="Times New Roman" w:cs="Times New Roman" w:eastAsia="Times New Roman"/>
+          <w:rFonts w:ascii="Times New Roman" w:hAnsi="Times New Roman" w:eastAsia="Times New Roman"/>
           <w:b w:val="0"/>
           <w:i w:val="0"/>
           <w:sz w:val="24"/>
@@ -2179,12 +2414,14 @@
     </w:p>
     <w:p>
       <w:pPr>
-        <w:spacing w:before="0" w:after="80" w:line="276" w:lineRule="auto"/>
+        <w:keepNext w:val="0"/>
+        <w:spacing w:before="0" w:after="120" w:line="276" w:lineRule="auto"/>
+        <w:ind w:firstLine="0" w:left="0"/>
         <w:jc w:val="right"/>
       </w:pPr>
       <w:r>
         <w:rPr>
-          <w:rFonts w:ascii="Times New Roman" w:hAnsi="Times New Roman" w:cs="Times New Roman" w:eastAsia="Times New Roman"/>
+          <w:rFonts w:ascii="Times New Roman" w:hAnsi="Times New Roman" w:eastAsia="Times New Roman"/>
           <w:b/>
           <w:i w:val="0"/>
           <w:sz w:val="24"/>
@@ -2193,7 +2430,7 @@
       </w:r>
       <w:r>
         <w:rPr>
-          <w:rFonts w:ascii="Times New Roman" w:hAnsi="Times New Roman" w:cs="Times New Roman" w:eastAsia="Times New Roman"/>
+          <w:rFonts w:ascii="Times New Roman" w:hAnsi="Times New Roman" w:eastAsia="Times New Roman"/>
           <w:b w:val="0"/>
           <w:i w:val="0"/>
           <w:sz w:val="24"/>
@@ -2203,12 +2440,14 @@
     </w:p>
     <w:p>
       <w:pPr>
-        <w:spacing w:before="0" w:after="80" w:line="276" w:lineRule="auto"/>
+        <w:keepNext w:val="0"/>
+        <w:spacing w:before="0" w:after="120" w:line="276" w:lineRule="auto"/>
+        <w:ind w:firstLine="0" w:left="0"/>
         <w:jc w:val="right"/>
       </w:pPr>
       <w:r>
         <w:rPr>
-          <w:rFonts w:ascii="Times New Roman" w:hAnsi="Times New Roman" w:cs="Times New Roman" w:eastAsia="Times New Roman"/>
+          <w:rFonts w:ascii="Times New Roman" w:hAnsi="Times New Roman" w:eastAsia="Times New Roman"/>
           <w:b/>
           <w:i w:val="0"/>
           <w:sz w:val="24"/>
@@ -2217,7 +2456,7 @@
       </w:r>
       <w:r>
         <w:rPr>
-          <w:rFonts w:ascii="Times New Roman" w:hAnsi="Times New Roman" w:cs="Times New Roman" w:eastAsia="Times New Roman"/>
+          <w:rFonts w:ascii="Times New Roman" w:hAnsi="Times New Roman" w:eastAsia="Times New Roman"/>
           <w:b w:val="0"/>
           <w:i w:val="0"/>
           <w:sz w:val="24"/>
@@ -2227,12 +2466,14 @@
     </w:p>
     <w:p>
       <w:pPr>
-        <w:spacing w:before="240" w:after="120" w:line="276" w:lineRule="auto"/>
+        <w:keepNext/>
+        <w:spacing w:before="200" w:after="120" w:line="276" w:lineRule="auto"/>
+        <w:ind w:firstLine="0" w:left="0"/>
         <w:jc w:val="center"/>
       </w:pPr>
       <w:r>
         <w:rPr>
-          <w:rFonts w:ascii="Times New Roman" w:hAnsi="Times New Roman" w:cs="Times New Roman" w:eastAsia="Times New Roman"/>
+          <w:rFonts w:ascii="Times New Roman" w:hAnsi="Times New Roman" w:eastAsia="Times New Roman"/>
           <w:b/>
           <w:i w:val="0"/>
           <w:sz w:val="26"/>
@@ -2242,13 +2483,14 @@
     </w:p>
     <w:p>
       <w:pPr>
-        <w:spacing w:before="0" w:after="80" w:line="276" w:lineRule="auto"/>
-        <w:ind w:left="340"/>
+        <w:keepNext w:val="0"/>
+        <w:spacing w:before="0" w:after="60" w:line="276" w:lineRule="auto"/>
+        <w:ind w:firstLine="0" w:left="567"/>
         <w:jc w:val="both"/>
       </w:pPr>
       <w:r>
         <w:rPr>
-          <w:rFonts w:ascii="Times New Roman" w:hAnsi="Times New Roman" w:cs="Times New Roman" w:eastAsia="Times New Roman"/>
+          <w:rFonts w:ascii="Times New Roman" w:hAnsi="Times New Roman" w:eastAsia="Times New Roman"/>
           <w:b w:val="0"/>
           <w:i w:val="0"/>
           <w:sz w:val="24"/>
@@ -2258,13 +2500,14 @@
     </w:p>
     <w:p>
       <w:pPr>
-        <w:spacing w:before="0" w:after="80" w:line="276" w:lineRule="auto"/>
-        <w:ind w:left="340"/>
+        <w:keepNext w:val="0"/>
+        <w:spacing w:before="0" w:after="60" w:line="276" w:lineRule="auto"/>
+        <w:ind w:firstLine="0" w:left="567"/>
         <w:jc w:val="both"/>
       </w:pPr>
       <w:r>
         <w:rPr>
-          <w:rFonts w:ascii="Times New Roman" w:hAnsi="Times New Roman" w:cs="Times New Roman" w:eastAsia="Times New Roman"/>
+          <w:rFonts w:ascii="Times New Roman" w:hAnsi="Times New Roman" w:eastAsia="Times New Roman"/>
           <w:b w:val="0"/>
           <w:i w:val="0"/>
           <w:sz w:val="24"/>
@@ -2274,13 +2517,14 @@
     </w:p>
     <w:p>
       <w:pPr>
-        <w:spacing w:before="0" w:after="80" w:line="276" w:lineRule="auto"/>
-        <w:ind w:left="340"/>
+        <w:keepNext w:val="0"/>
+        <w:spacing w:before="0" w:after="60" w:line="276" w:lineRule="auto"/>
+        <w:ind w:firstLine="0" w:left="567"/>
         <w:jc w:val="both"/>
       </w:pPr>
       <w:r>
         <w:rPr>
-          <w:rFonts w:ascii="Times New Roman" w:hAnsi="Times New Roman" w:cs="Times New Roman" w:eastAsia="Times New Roman"/>
+          <w:rFonts w:ascii="Times New Roman" w:hAnsi="Times New Roman" w:eastAsia="Times New Roman"/>
           <w:b w:val="0"/>
           <w:i w:val="0"/>
           <w:sz w:val="24"/>
@@ -2290,13 +2534,14 @@
     </w:p>
     <w:p>
       <w:pPr>
-        <w:spacing w:before="0" w:after="80" w:line="276" w:lineRule="auto"/>
-        <w:ind w:left="340"/>
+        <w:keepNext w:val="0"/>
+        <w:spacing w:before="0" w:after="60" w:line="276" w:lineRule="auto"/>
+        <w:ind w:firstLine="0" w:left="567"/>
         <w:jc w:val="both"/>
       </w:pPr>
       <w:r>
         <w:rPr>
-          <w:rFonts w:ascii="Times New Roman" w:hAnsi="Times New Roman" w:cs="Times New Roman" w:eastAsia="Times New Roman"/>
+          <w:rFonts w:ascii="Times New Roman" w:hAnsi="Times New Roman" w:eastAsia="Times New Roman"/>
           <w:b w:val="0"/>
           <w:i w:val="0"/>
           <w:sz w:val="24"/>
@@ -2306,13 +2551,14 @@
     </w:p>
     <w:p>
       <w:pPr>
-        <w:spacing w:before="0" w:after="80" w:line="276" w:lineRule="auto"/>
-        <w:ind w:left="340"/>
+        <w:keepNext w:val="0"/>
+        <w:spacing w:before="0" w:after="60" w:line="276" w:lineRule="auto"/>
+        <w:ind w:firstLine="0" w:left="567"/>
         <w:jc w:val="both"/>
       </w:pPr>
       <w:r>
         <w:rPr>
-          <w:rFonts w:ascii="Times New Roman" w:hAnsi="Times New Roman" w:cs="Times New Roman" w:eastAsia="Times New Roman"/>
+          <w:rFonts w:ascii="Times New Roman" w:hAnsi="Times New Roman" w:eastAsia="Times New Roman"/>
           <w:b w:val="0"/>
           <w:i w:val="0"/>
           <w:sz w:val="24"/>
@@ -2322,13 +2568,14 @@
     </w:p>
     <w:p>
       <w:pPr>
-        <w:spacing w:before="0" w:after="80" w:line="276" w:lineRule="auto"/>
-        <w:ind w:left="340"/>
+        <w:keepNext w:val="0"/>
+        <w:spacing w:before="0" w:after="60" w:line="276" w:lineRule="auto"/>
+        <w:ind w:firstLine="0" w:left="567"/>
         <w:jc w:val="both"/>
       </w:pPr>
       <w:r>
         <w:rPr>
-          <w:rFonts w:ascii="Times New Roman" w:hAnsi="Times New Roman" w:cs="Times New Roman" w:eastAsia="Times New Roman"/>
+          <w:rFonts w:ascii="Times New Roman" w:hAnsi="Times New Roman" w:eastAsia="Times New Roman"/>
           <w:b w:val="0"/>
           <w:i w:val="0"/>
           <w:sz w:val="24"/>
@@ -2338,13 +2585,14 @@
     </w:p>
     <w:p>
       <w:pPr>
-        <w:spacing w:before="0" w:after="80" w:line="276" w:lineRule="auto"/>
-        <w:ind w:left="340"/>
+        <w:keepNext w:val="0"/>
+        <w:spacing w:before="0" w:after="60" w:line="276" w:lineRule="auto"/>
+        <w:ind w:firstLine="0" w:left="567"/>
         <w:jc w:val="both"/>
       </w:pPr>
       <w:r>
         <w:rPr>
-          <w:rFonts w:ascii="Times New Roman" w:hAnsi="Times New Roman" w:cs="Times New Roman" w:eastAsia="Times New Roman"/>
+          <w:rFonts w:ascii="Times New Roman" w:hAnsi="Times New Roman" w:eastAsia="Times New Roman"/>
           <w:b w:val="0"/>
           <w:i w:val="0"/>
           <w:sz w:val="24"/>
@@ -2354,13 +2602,14 @@
     </w:p>
     <w:p>
       <w:pPr>
-        <w:spacing w:before="0" w:after="80" w:line="276" w:lineRule="auto"/>
-        <w:ind w:left="340"/>
+        <w:keepNext w:val="0"/>
+        <w:spacing w:before="0" w:after="60" w:line="276" w:lineRule="auto"/>
+        <w:ind w:firstLine="0" w:left="567"/>
         <w:jc w:val="both"/>
       </w:pPr>
       <w:r>
         <w:rPr>
-          <w:rFonts w:ascii="Times New Roman" w:hAnsi="Times New Roman" w:cs="Times New Roman" w:eastAsia="Times New Roman"/>
+          <w:rFonts w:ascii="Times New Roman" w:hAnsi="Times New Roman" w:eastAsia="Times New Roman"/>
           <w:b w:val="0"/>
           <w:i w:val="0"/>
           <w:sz w:val="24"/>
@@ -2370,13 +2619,14 @@
     </w:p>
     <w:p>
       <w:pPr>
-        <w:spacing w:before="0" w:after="80" w:line="276" w:lineRule="auto"/>
-        <w:ind w:left="340"/>
+        <w:keepNext w:val="0"/>
+        <w:spacing w:before="0" w:after="60" w:line="276" w:lineRule="auto"/>
+        <w:ind w:firstLine="0" w:left="567"/>
         <w:jc w:val="both"/>
       </w:pPr>
       <w:r>
         <w:rPr>
-          <w:rFonts w:ascii="Times New Roman" w:hAnsi="Times New Roman" w:cs="Times New Roman" w:eastAsia="Times New Roman"/>
+          <w:rFonts w:ascii="Times New Roman" w:hAnsi="Times New Roman" w:eastAsia="Times New Roman"/>
           <w:b w:val="0"/>
           <w:i w:val="0"/>
           <w:sz w:val="24"/>
@@ -2386,13 +2636,14 @@
     </w:p>
     <w:p>
       <w:pPr>
-        <w:spacing w:before="0" w:after="80" w:line="276" w:lineRule="auto"/>
-        <w:ind w:left="340"/>
+        <w:keepNext w:val="0"/>
+        <w:spacing w:before="0" w:after="60" w:line="276" w:lineRule="auto"/>
+        <w:ind w:firstLine="0" w:left="567"/>
         <w:jc w:val="both"/>
       </w:pPr>
       <w:r>
         <w:rPr>
-          <w:rFonts w:ascii="Times New Roman" w:hAnsi="Times New Roman" w:cs="Times New Roman" w:eastAsia="Times New Roman"/>
+          <w:rFonts w:ascii="Times New Roman" w:hAnsi="Times New Roman" w:eastAsia="Times New Roman"/>
           <w:b w:val="0"/>
           <w:i w:val="0"/>
           <w:sz w:val="24"/>
@@ -2402,13 +2653,14 @@
     </w:p>
     <w:p>
       <w:pPr>
-        <w:spacing w:before="0" w:after="80" w:line="276" w:lineRule="auto"/>
-        <w:ind w:left="340"/>
+        <w:keepNext w:val="0"/>
+        <w:spacing w:before="0" w:after="60" w:line="276" w:lineRule="auto"/>
+        <w:ind w:firstLine="0" w:left="567"/>
         <w:jc w:val="both"/>
       </w:pPr>
       <w:r>
         <w:rPr>
-          <w:rFonts w:ascii="Times New Roman" w:hAnsi="Times New Roman" w:cs="Times New Roman" w:eastAsia="Times New Roman"/>
+          <w:rFonts w:ascii="Times New Roman" w:hAnsi="Times New Roman" w:eastAsia="Times New Roman"/>
           <w:b w:val="0"/>
           <w:i w:val="0"/>
           <w:sz w:val="24"/>
@@ -2418,13 +2670,14 @@
     </w:p>
     <w:p>
       <w:pPr>
-        <w:spacing w:before="0" w:after="80" w:line="276" w:lineRule="auto"/>
-        <w:ind w:left="340"/>
+        <w:keepNext w:val="0"/>
+        <w:spacing w:before="0" w:after="60" w:line="276" w:lineRule="auto"/>
+        <w:ind w:firstLine="0" w:left="567"/>
         <w:jc w:val="both"/>
       </w:pPr>
       <w:r>
         <w:rPr>
-          <w:rFonts w:ascii="Times New Roman" w:hAnsi="Times New Roman" w:cs="Times New Roman" w:eastAsia="Times New Roman"/>
+          <w:rFonts w:ascii="Times New Roman" w:hAnsi="Times New Roman" w:eastAsia="Times New Roman"/>
           <w:b w:val="0"/>
           <w:i w:val="0"/>
           <w:sz w:val="24"/>

--- a/AntiGubrnator/02. Административное исковое заявление в Верховный Суд.docx
+++ b/AntiGubrnator/02. Административное исковое заявление в Верховный Суд.docx
@@ -823,7 +823,7 @@
           <w:b w:val="0"/>
           <w:i w:val="0"/>
         </w:rPr>
-        <w:t xml:space="preserve"> Смысл нормы задан её конструкцией: надзор ведётся за сотрудниками «своего правоохранительного органа», то есть того же, в котором состоит сотрудник IAD; следовательно, «свой департамент» в обеих частях предложения обозначает одно и то же. Отдел IAD урегулирован уставами LSPD (раздел Internal Affairs Division) и LSCSD (п. 10.1). КоНПА ст. 11 ч. 4 допускает использование термина в значении, принятом в специальной области.</w:t>
+        <w:t xml:space="preserve"> Смысл нормы задан её конструкцией: надзор ведётся за сотрудниками «своего правоохранительного органа», то есть того же, в котором состоит сотрудник IAD; следовательно, «свой департамент» в обеих частях предложения обозначает одно и то же. Отдел IAD урегулирован уставами: LSPD — ст. 7 ч. 1 п. «г», ст. 40–41, ст. 49; LSCSD — п. 10.1. КоНПА ст. 11 ч. 4 допускает использование термина в значении, принятом в специальной области.</w:t>
       </w:r>
     </w:p>
     <w:p>
@@ -846,7 +846,7 @@
           <w:b w:val="0"/>
           <w:i w:val="0"/>
         </w:rPr>
-        <w:t xml:space="preserve"> Пункт «м» не конкурирует с п. «ж» ч. 1 ст. 18: п. «ж» — надзор IB (подразделение Федерального Расследовательского Бюро) за региональными правоохранительными органами, п. «м» — внутренний надзор в своём департаменте. Оба пункта ограничивают участие одним сотрудником. Ни одна норма не запрещает применение другой.</w:t>
+        <w:t xml:space="preserve"> Пункт «м» не конкурирует с п. «ж» ч. 1 ст. 18. IB — подразделение внутренних расследований ФРБ (ст. 28 Закона о региональных правоохранительных органах), IAD — подразделение самого департамента, ограниченное его территорией и его сотрудниками. Совпадение предмета надзора не означает противоречия норм: ни один из пунктов не запрещает применение другого, оба ограничивают участие одним сотрудником и допускают одновременное участие. Параллельный надзор прокурора и IB устроен так же. Вопрос о том, избыточен ли параллельный надзор, относится к законодательной политике, а не к противоречию норм, и не может обосновывать отклонение без указания конкретной нарушенной нормы.</w:t>
       </w:r>
     </w:p>
     <w:p>
@@ -1930,7 +1930,7 @@
                 <w:i w:val="0"/>
                 <w:sz w:val="21"/>
               </w:rPr>
-              <w:t>Выписки из уставов LSPD (раздел IAD) и LSCSD (п. 10.1); ст. 28 Закона о региональных правоохранительных органах</w:t>
+              <w:t>Выписки из уставов: LSPD — ст. 7 ч. 1 п. «г», ст. 49; LSCSD — п. 10.1; ст. 28 Закона о региональных правоохранительных органах</w:t>
             </w:r>
           </w:p>
         </w:tc>
@@ -1957,7 +1957,7 @@
                 <w:i w:val="0"/>
                 <w:sz w:val="21"/>
               </w:rPr>
-              <w:t>«отдел IAD» урегулирован; разграничение IB и IAD</w:t>
+              <w:t>«отдел IAD» урегулирован; предмет надзора IB и IAD</w:t>
             </w:r>
           </w:p>
         </w:tc>
